--- a/azure_sftp_design.docx
+++ b/azure_sftp_design.docx
@@ -5,7 +5,7 @@
     <w:p>
       <w:pPr>
         <w:pBdr>
-          <w:bottom w:val="single" w:color="2E75B6" w:sz="18" w:space="8"/>
+          <w:bottom w:val="single" w:color="5F2861" w:sz="18" w:space="8"/>
         </w:pBdr>
         <w:spacing w:after="0" w:before="1400"/>
       </w:pPr>
@@ -13,7 +13,7 @@
         <w:rPr>
           <w:b/>
           <w:bCs/>
-          <w:color w:val="2E75B6"/>
+          <w:color w:val="7030A0"/>
           <w:spacing w:val="60"/>
           <w:sz w:val="28"/>
           <w:szCs w:val="28"/>
@@ -29,7 +29,7 @@
         <w:rPr>
           <w:b/>
           <w:bCs/>
-          <w:color w:val="1F3864"/>
+          <w:color w:val="7030A0"/>
           <w:sz w:val="56"/>
           <w:szCs w:val="56"/>
         </w:rPr>
@@ -44,7 +44,7 @@
         <w:rPr>
           <w:b/>
           <w:bCs/>
-          <w:color w:val="1F3864"/>
+          <w:color w:val="7030A0"/>
           <w:sz w:val="56"/>
           <w:szCs w:val="56"/>
         </w:rPr>
@@ -59,7 +59,7 @@
         <w:rPr>
           <w:b/>
           <w:bCs/>
-          <w:color w:val="1F3864"/>
+          <w:color w:val="7030A0"/>
           <w:sz w:val="56"/>
           <w:szCs w:val="56"/>
         </w:rPr>
@@ -69,7 +69,7 @@
     <w:p>
       <w:pPr>
         <w:pBdr>
-          <w:bottom w:val="single" w:color="BFBFBF" w:sz="6" w:space="6"/>
+          <w:bottom w:val="single" w:color="D9D9D9" w:sz="6" w:space="6"/>
         </w:pBdr>
         <w:spacing w:after="0"/>
       </w:pPr>
@@ -77,7 +77,7 @@
         <w:rPr>
           <w:i/>
           <w:iCs/>
-          <w:color w:val="595959"/>
+          <w:color w:val="404040"/>
           <w:sz w:val="24"/>
           <w:szCs w:val="24"/>
         </w:rPr>
@@ -113,12 +113,12 @@
           <w:tcPr>
             <w:tcW w:type="dxa" w:w="2600"/>
             <w:tcBorders>
-              <w:top w:val="single" w:color="BFBFBF" w:sz="1"/>
-              <w:left w:val="single" w:color="BFBFBF" w:sz="1"/>
-              <w:bottom w:val="single" w:color="BFBFBF" w:sz="1"/>
-              <w:right w:val="single" w:color="BFBFBF" w:sz="1"/>
-            </w:tcBorders>
-            <w:shd w:fill="1F3864" w:val="clear"/>
+              <w:top w:val="single" w:color="D9D9D9" w:sz="1"/>
+              <w:left w:val="single" w:color="D9D9D9" w:sz="1"/>
+              <w:bottom w:val="single" w:color="D9D9D9" w:sz="1"/>
+              <w:right w:val="single" w:color="D9D9D9" w:sz="1"/>
+            </w:tcBorders>
+            <w:shd w:fill="5F2861" w:val="clear"/>
             <w:tcMar>
               <w:top w:type="dxa" w:w="80"/>
               <w:left w:type="dxa" w:w="120"/>
@@ -144,12 +144,12 @@
           <w:tcPr>
             <w:tcW w:type="dxa" w:w="6760"/>
             <w:tcBorders>
-              <w:top w:val="single" w:color="BFBFBF" w:sz="1"/>
-              <w:left w:val="single" w:color="BFBFBF" w:sz="1"/>
-              <w:bottom w:val="single" w:color="BFBFBF" w:sz="1"/>
-              <w:right w:val="single" w:color="BFBFBF" w:sz="1"/>
-            </w:tcBorders>
-            <w:shd w:fill="1F3864" w:val="clear"/>
+              <w:top w:val="single" w:color="D9D9D9" w:sz="1"/>
+              <w:left w:val="single" w:color="D9D9D9" w:sz="1"/>
+              <w:bottom w:val="single" w:color="D9D9D9" w:sz="1"/>
+              <w:right w:val="single" w:color="D9D9D9" w:sz="1"/>
+            </w:tcBorders>
+            <w:shd w:fill="5F2861" w:val="clear"/>
             <w:tcMar>
               <w:top w:type="dxa" w:w="80"/>
               <w:left w:type="dxa" w:w="120"/>
@@ -177,12 +177,12 @@
           <w:tcPr>
             <w:tcW w:type="dxa" w:w="2600"/>
             <w:tcBorders>
-              <w:top w:val="single" w:color="BFBFBF" w:sz="1"/>
-              <w:left w:val="single" w:color="BFBFBF" w:sz="1"/>
-              <w:bottom w:val="single" w:color="BFBFBF" w:sz="1"/>
-              <w:right w:val="single" w:color="BFBFBF" w:sz="1"/>
-            </w:tcBorders>
-            <w:shd w:fill="EEF3F8" w:val="clear"/>
+              <w:top w:val="single" w:color="D9D9D9" w:sz="1"/>
+              <w:left w:val="single" w:color="D9D9D9" w:sz="1"/>
+              <w:bottom w:val="single" w:color="D9D9D9" w:sz="1"/>
+              <w:right w:val="single" w:color="D9D9D9" w:sz="1"/>
+            </w:tcBorders>
+            <w:shd w:fill="F2EEF2" w:val="clear"/>
             <w:tcMar>
               <w:top w:type="dxa" w:w="80"/>
               <w:left w:type="dxa" w:w="120"/>
@@ -208,12 +208,12 @@
           <w:tcPr>
             <w:tcW w:type="dxa" w:w="6760"/>
             <w:tcBorders>
-              <w:top w:val="single" w:color="BFBFBF" w:sz="1"/>
-              <w:left w:val="single" w:color="BFBFBF" w:sz="1"/>
-              <w:bottom w:val="single" w:color="BFBFBF" w:sz="1"/>
-              <w:right w:val="single" w:color="BFBFBF" w:sz="1"/>
-            </w:tcBorders>
-            <w:shd w:fill="EEF3F8" w:val="clear"/>
+              <w:top w:val="single" w:color="D9D9D9" w:sz="1"/>
+              <w:left w:val="single" w:color="D9D9D9" w:sz="1"/>
+              <w:bottom w:val="single" w:color="D9D9D9" w:sz="1"/>
+              <w:right w:val="single" w:color="D9D9D9" w:sz="1"/>
+            </w:tcBorders>
+            <w:shd w:fill="F2EEF2" w:val="clear"/>
             <w:tcMar>
               <w:top w:type="dxa" w:w="80"/>
               <w:left w:type="dxa" w:w="120"/>
@@ -241,10 +241,10 @@
           <w:tcPr>
             <w:tcW w:type="dxa" w:w="2600"/>
             <w:tcBorders>
-              <w:top w:val="single" w:color="BFBFBF" w:sz="1"/>
-              <w:left w:val="single" w:color="BFBFBF" w:sz="1"/>
-              <w:bottom w:val="single" w:color="BFBFBF" w:sz="1"/>
-              <w:right w:val="single" w:color="BFBFBF" w:sz="1"/>
+              <w:top w:val="single" w:color="D9D9D9" w:sz="1"/>
+              <w:left w:val="single" w:color="D9D9D9" w:sz="1"/>
+              <w:bottom w:val="single" w:color="D9D9D9" w:sz="1"/>
+              <w:right w:val="single" w:color="D9D9D9" w:sz="1"/>
             </w:tcBorders>
             <w:shd w:fill="FFFFFF" w:val="clear"/>
             <w:tcMar>
@@ -272,10 +272,10 @@
           <w:tcPr>
             <w:tcW w:type="dxa" w:w="6760"/>
             <w:tcBorders>
-              <w:top w:val="single" w:color="BFBFBF" w:sz="1"/>
-              <w:left w:val="single" w:color="BFBFBF" w:sz="1"/>
-              <w:bottom w:val="single" w:color="BFBFBF" w:sz="1"/>
-              <w:right w:val="single" w:color="BFBFBF" w:sz="1"/>
+              <w:top w:val="single" w:color="D9D9D9" w:sz="1"/>
+              <w:left w:val="single" w:color="D9D9D9" w:sz="1"/>
+              <w:bottom w:val="single" w:color="D9D9D9" w:sz="1"/>
+              <w:right w:val="single" w:color="D9D9D9" w:sz="1"/>
             </w:tcBorders>
             <w:shd w:fill="FFFFFF" w:val="clear"/>
             <w:tcMar>
@@ -305,12 +305,12 @@
           <w:tcPr>
             <w:tcW w:type="dxa" w:w="2600"/>
             <w:tcBorders>
-              <w:top w:val="single" w:color="BFBFBF" w:sz="1"/>
-              <w:left w:val="single" w:color="BFBFBF" w:sz="1"/>
-              <w:bottom w:val="single" w:color="BFBFBF" w:sz="1"/>
-              <w:right w:val="single" w:color="BFBFBF" w:sz="1"/>
-            </w:tcBorders>
-            <w:shd w:fill="EEF3F8" w:val="clear"/>
+              <w:top w:val="single" w:color="D9D9D9" w:sz="1"/>
+              <w:left w:val="single" w:color="D9D9D9" w:sz="1"/>
+              <w:bottom w:val="single" w:color="D9D9D9" w:sz="1"/>
+              <w:right w:val="single" w:color="D9D9D9" w:sz="1"/>
+            </w:tcBorders>
+            <w:shd w:fill="F2EEF2" w:val="clear"/>
             <w:tcMar>
               <w:top w:type="dxa" w:w="80"/>
               <w:left w:type="dxa" w:w="120"/>
@@ -336,12 +336,12 @@
           <w:tcPr>
             <w:tcW w:type="dxa" w:w="6760"/>
             <w:tcBorders>
-              <w:top w:val="single" w:color="BFBFBF" w:sz="1"/>
-              <w:left w:val="single" w:color="BFBFBF" w:sz="1"/>
-              <w:bottom w:val="single" w:color="BFBFBF" w:sz="1"/>
-              <w:right w:val="single" w:color="BFBFBF" w:sz="1"/>
-            </w:tcBorders>
-            <w:shd w:fill="EEF3F8" w:val="clear"/>
+              <w:top w:val="single" w:color="D9D9D9" w:sz="1"/>
+              <w:left w:val="single" w:color="D9D9D9" w:sz="1"/>
+              <w:bottom w:val="single" w:color="D9D9D9" w:sz="1"/>
+              <w:right w:val="single" w:color="D9D9D9" w:sz="1"/>
+            </w:tcBorders>
+            <w:shd w:fill="F2EEF2" w:val="clear"/>
             <w:tcMar>
               <w:top w:type="dxa" w:w="80"/>
               <w:left w:type="dxa" w:w="120"/>
@@ -372,10 +372,10 @@
           <w:tcPr>
             <w:tcW w:type="dxa" w:w="2600"/>
             <w:tcBorders>
-              <w:top w:val="single" w:color="BFBFBF" w:sz="1"/>
-              <w:left w:val="single" w:color="BFBFBF" w:sz="1"/>
-              <w:bottom w:val="single" w:color="BFBFBF" w:sz="1"/>
-              <w:right w:val="single" w:color="BFBFBF" w:sz="1"/>
+              <w:top w:val="single" w:color="D9D9D9" w:sz="1"/>
+              <w:left w:val="single" w:color="D9D9D9" w:sz="1"/>
+              <w:bottom w:val="single" w:color="D9D9D9" w:sz="1"/>
+              <w:right w:val="single" w:color="D9D9D9" w:sz="1"/>
             </w:tcBorders>
             <w:shd w:fill="FFFFFF" w:val="clear"/>
             <w:tcMar>
@@ -403,10 +403,10 @@
           <w:tcPr>
             <w:tcW w:type="dxa" w:w="6760"/>
             <w:tcBorders>
-              <w:top w:val="single" w:color="BFBFBF" w:sz="1"/>
-              <w:left w:val="single" w:color="BFBFBF" w:sz="1"/>
-              <w:bottom w:val="single" w:color="BFBFBF" w:sz="1"/>
-              <w:right w:val="single" w:color="BFBFBF" w:sz="1"/>
+              <w:top w:val="single" w:color="D9D9D9" w:sz="1"/>
+              <w:left w:val="single" w:color="D9D9D9" w:sz="1"/>
+              <w:bottom w:val="single" w:color="D9D9D9" w:sz="1"/>
+              <w:right w:val="single" w:color="D9D9D9" w:sz="1"/>
             </w:tcBorders>
             <w:shd w:fill="FFFFFF" w:val="clear"/>
             <w:tcMar>
@@ -436,12 +436,12 @@
           <w:tcPr>
             <w:tcW w:type="dxa" w:w="2600"/>
             <w:tcBorders>
-              <w:top w:val="single" w:color="BFBFBF" w:sz="1"/>
-              <w:left w:val="single" w:color="BFBFBF" w:sz="1"/>
-              <w:bottom w:val="single" w:color="BFBFBF" w:sz="1"/>
-              <w:right w:val="single" w:color="BFBFBF" w:sz="1"/>
-            </w:tcBorders>
-            <w:shd w:fill="EEF3F8" w:val="clear"/>
+              <w:top w:val="single" w:color="D9D9D9" w:sz="1"/>
+              <w:left w:val="single" w:color="D9D9D9" w:sz="1"/>
+              <w:bottom w:val="single" w:color="D9D9D9" w:sz="1"/>
+              <w:right w:val="single" w:color="D9D9D9" w:sz="1"/>
+            </w:tcBorders>
+            <w:shd w:fill="F2EEF2" w:val="clear"/>
             <w:tcMar>
               <w:top w:type="dxa" w:w="80"/>
               <w:left w:type="dxa" w:w="120"/>
@@ -467,12 +467,12 @@
           <w:tcPr>
             <w:tcW w:type="dxa" w:w="6760"/>
             <w:tcBorders>
-              <w:top w:val="single" w:color="BFBFBF" w:sz="1"/>
-              <w:left w:val="single" w:color="BFBFBF" w:sz="1"/>
-              <w:bottom w:val="single" w:color="BFBFBF" w:sz="1"/>
-              <w:right w:val="single" w:color="BFBFBF" w:sz="1"/>
-            </w:tcBorders>
-            <w:shd w:fill="EEF3F8" w:val="clear"/>
+              <w:top w:val="single" w:color="D9D9D9" w:sz="1"/>
+              <w:left w:val="single" w:color="D9D9D9" w:sz="1"/>
+              <w:bottom w:val="single" w:color="D9D9D9" w:sz="1"/>
+              <w:right w:val="single" w:color="D9D9D9" w:sz="1"/>
+            </w:tcBorders>
+            <w:shd w:fill="F2EEF2" w:val="clear"/>
             <w:tcMar>
               <w:top w:type="dxa" w:w="80"/>
               <w:left w:type="dxa" w:w="120"/>
@@ -500,10 +500,10 @@
           <w:tcPr>
             <w:tcW w:type="dxa" w:w="2600"/>
             <w:tcBorders>
-              <w:top w:val="single" w:color="BFBFBF" w:sz="1"/>
-              <w:left w:val="single" w:color="BFBFBF" w:sz="1"/>
-              <w:bottom w:val="single" w:color="BFBFBF" w:sz="1"/>
-              <w:right w:val="single" w:color="BFBFBF" w:sz="1"/>
+              <w:top w:val="single" w:color="D9D9D9" w:sz="1"/>
+              <w:left w:val="single" w:color="D9D9D9" w:sz="1"/>
+              <w:bottom w:val="single" w:color="D9D9D9" w:sz="1"/>
+              <w:right w:val="single" w:color="D9D9D9" w:sz="1"/>
             </w:tcBorders>
             <w:shd w:fill="FFFFFF" w:val="clear"/>
             <w:tcMar>
@@ -531,10 +531,10 @@
           <w:tcPr>
             <w:tcW w:type="dxa" w:w="6760"/>
             <w:tcBorders>
-              <w:top w:val="single" w:color="BFBFBF" w:sz="1"/>
-              <w:left w:val="single" w:color="BFBFBF" w:sz="1"/>
-              <w:bottom w:val="single" w:color="BFBFBF" w:sz="1"/>
-              <w:right w:val="single" w:color="BFBFBF" w:sz="1"/>
+              <w:top w:val="single" w:color="D9D9D9" w:sz="1"/>
+              <w:left w:val="single" w:color="D9D9D9" w:sz="1"/>
+              <w:bottom w:val="single" w:color="D9D9D9" w:sz="1"/>
+              <w:right w:val="single" w:color="D9D9D9" w:sz="1"/>
             </w:tcBorders>
             <w:shd w:fill="FFFFFF" w:val="clear"/>
             <w:tcMar>
@@ -564,12 +564,12 @@
           <w:tcPr>
             <w:tcW w:type="dxa" w:w="2600"/>
             <w:tcBorders>
-              <w:top w:val="single" w:color="BFBFBF" w:sz="1"/>
-              <w:left w:val="single" w:color="BFBFBF" w:sz="1"/>
-              <w:bottom w:val="single" w:color="BFBFBF" w:sz="1"/>
-              <w:right w:val="single" w:color="BFBFBF" w:sz="1"/>
-            </w:tcBorders>
-            <w:shd w:fill="EEF3F8" w:val="clear"/>
+              <w:top w:val="single" w:color="D9D9D9" w:sz="1"/>
+              <w:left w:val="single" w:color="D9D9D9" w:sz="1"/>
+              <w:bottom w:val="single" w:color="D9D9D9" w:sz="1"/>
+              <w:right w:val="single" w:color="D9D9D9" w:sz="1"/>
+            </w:tcBorders>
+            <w:shd w:fill="F2EEF2" w:val="clear"/>
             <w:tcMar>
               <w:top w:type="dxa" w:w="80"/>
               <w:left w:type="dxa" w:w="120"/>
@@ -595,12 +595,12 @@
           <w:tcPr>
             <w:tcW w:type="dxa" w:w="6760"/>
             <w:tcBorders>
-              <w:top w:val="single" w:color="BFBFBF" w:sz="1"/>
-              <w:left w:val="single" w:color="BFBFBF" w:sz="1"/>
-              <w:bottom w:val="single" w:color="BFBFBF" w:sz="1"/>
-              <w:right w:val="single" w:color="BFBFBF" w:sz="1"/>
-            </w:tcBorders>
-            <w:shd w:fill="EEF3F8" w:val="clear"/>
+              <w:top w:val="single" w:color="D9D9D9" w:sz="1"/>
+              <w:left w:val="single" w:color="D9D9D9" w:sz="1"/>
+              <w:bottom w:val="single" w:color="D9D9D9" w:sz="1"/>
+              <w:right w:val="single" w:color="D9D9D9" w:sz="1"/>
+            </w:tcBorders>
+            <w:shd w:fill="F2EEF2" w:val="clear"/>
             <w:tcMar>
               <w:top w:type="dxa" w:w="80"/>
               <w:left w:type="dxa" w:w="120"/>
@@ -632,7 +632,7 @@
         <w:rPr>
           <w:b/>
           <w:bCs/>
-          <w:color w:val="595959"/>
+          <w:color w:val="404040"/>
           <w:sz w:val="18"/>
           <w:szCs w:val="18"/>
         </w:rPr>
@@ -642,7 +642,7 @@
         <w:rPr>
           <w:i/>
           <w:iCs/>
-          <w:color w:val="595959"/>
+          <w:color w:val="404040"/>
           <w:sz w:val="18"/>
           <w:szCs w:val="18"/>
         </w:rPr>
@@ -662,7 +662,7 @@
         <w:rPr>
           <w:b/>
           <w:bCs/>
-          <w:color w:val="1F3864"/>
+          <w:color w:val="7030A0"/>
           <w:sz w:val="32"/>
           <w:szCs w:val="32"/>
         </w:rPr>
@@ -735,12 +735,12 @@
           <w:tcPr>
             <w:tcW w:type="dxa" w:w="1300"/>
             <w:tcBorders>
-              <w:top w:val="single" w:color="BFBFBF" w:sz="1"/>
-              <w:left w:val="single" w:color="BFBFBF" w:sz="1"/>
-              <w:bottom w:val="single" w:color="BFBFBF" w:sz="1"/>
-              <w:right w:val="single" w:color="BFBFBF" w:sz="1"/>
-            </w:tcBorders>
-            <w:shd w:fill="1F3864" w:val="clear"/>
+              <w:top w:val="single" w:color="D9D9D9" w:sz="1"/>
+              <w:left w:val="single" w:color="D9D9D9" w:sz="1"/>
+              <w:bottom w:val="single" w:color="D9D9D9" w:sz="1"/>
+              <w:right w:val="single" w:color="D9D9D9" w:sz="1"/>
+            </w:tcBorders>
+            <w:shd w:fill="5F2861" w:val="clear"/>
             <w:tcMar>
               <w:top w:type="dxa" w:w="80"/>
               <w:left w:type="dxa" w:w="120"/>
@@ -766,12 +766,12 @@
           <w:tcPr>
             <w:tcW w:type="dxa" w:w="1700"/>
             <w:tcBorders>
-              <w:top w:val="single" w:color="BFBFBF" w:sz="1"/>
-              <w:left w:val="single" w:color="BFBFBF" w:sz="1"/>
-              <w:bottom w:val="single" w:color="BFBFBF" w:sz="1"/>
-              <w:right w:val="single" w:color="BFBFBF" w:sz="1"/>
-            </w:tcBorders>
-            <w:shd w:fill="1F3864" w:val="clear"/>
+              <w:top w:val="single" w:color="D9D9D9" w:sz="1"/>
+              <w:left w:val="single" w:color="D9D9D9" w:sz="1"/>
+              <w:bottom w:val="single" w:color="D9D9D9" w:sz="1"/>
+              <w:right w:val="single" w:color="D9D9D9" w:sz="1"/>
+            </w:tcBorders>
+            <w:shd w:fill="5F2861" w:val="clear"/>
             <w:tcMar>
               <w:top w:type="dxa" w:w="80"/>
               <w:left w:type="dxa" w:w="120"/>
@@ -797,12 +797,12 @@
           <w:tcPr>
             <w:tcW w:type="dxa" w:w="2360"/>
             <w:tcBorders>
-              <w:top w:val="single" w:color="BFBFBF" w:sz="1"/>
-              <w:left w:val="single" w:color="BFBFBF" w:sz="1"/>
-              <w:bottom w:val="single" w:color="BFBFBF" w:sz="1"/>
-              <w:right w:val="single" w:color="BFBFBF" w:sz="1"/>
-            </w:tcBorders>
-            <w:shd w:fill="1F3864" w:val="clear"/>
+              <w:top w:val="single" w:color="D9D9D9" w:sz="1"/>
+              <w:left w:val="single" w:color="D9D9D9" w:sz="1"/>
+              <w:bottom w:val="single" w:color="D9D9D9" w:sz="1"/>
+              <w:right w:val="single" w:color="D9D9D9" w:sz="1"/>
+            </w:tcBorders>
+            <w:shd w:fill="5F2861" w:val="clear"/>
             <w:tcMar>
               <w:top w:type="dxa" w:w="80"/>
               <w:left w:type="dxa" w:w="120"/>
@@ -828,12 +828,12 @@
           <w:tcPr>
             <w:tcW w:type="dxa" w:w="4000"/>
             <w:tcBorders>
-              <w:top w:val="single" w:color="BFBFBF" w:sz="1"/>
-              <w:left w:val="single" w:color="BFBFBF" w:sz="1"/>
-              <w:bottom w:val="single" w:color="BFBFBF" w:sz="1"/>
-              <w:right w:val="single" w:color="BFBFBF" w:sz="1"/>
-            </w:tcBorders>
-            <w:shd w:fill="1F3864" w:val="clear"/>
+              <w:top w:val="single" w:color="D9D9D9" w:sz="1"/>
+              <w:left w:val="single" w:color="D9D9D9" w:sz="1"/>
+              <w:bottom w:val="single" w:color="D9D9D9" w:sz="1"/>
+              <w:right w:val="single" w:color="D9D9D9" w:sz="1"/>
+            </w:tcBorders>
+            <w:shd w:fill="5F2861" w:val="clear"/>
             <w:tcMar>
               <w:top w:type="dxa" w:w="80"/>
               <w:left w:type="dxa" w:w="120"/>
@@ -861,12 +861,12 @@
           <w:tcPr>
             <w:tcW w:type="dxa" w:w="1300"/>
             <w:tcBorders>
-              <w:top w:val="single" w:color="BFBFBF" w:sz="1"/>
-              <w:left w:val="single" w:color="BFBFBF" w:sz="1"/>
-              <w:bottom w:val="single" w:color="BFBFBF" w:sz="1"/>
-              <w:right w:val="single" w:color="BFBFBF" w:sz="1"/>
-            </w:tcBorders>
-            <w:shd w:fill="EEF3F8" w:val="clear"/>
+              <w:top w:val="single" w:color="D9D9D9" w:sz="1"/>
+              <w:left w:val="single" w:color="D9D9D9" w:sz="1"/>
+              <w:bottom w:val="single" w:color="D9D9D9" w:sz="1"/>
+              <w:right w:val="single" w:color="D9D9D9" w:sz="1"/>
+            </w:tcBorders>
+            <w:shd w:fill="F2EEF2" w:val="clear"/>
             <w:tcMar>
               <w:top w:type="dxa" w:w="80"/>
               <w:left w:type="dxa" w:w="120"/>
@@ -892,12 +892,12 @@
           <w:tcPr>
             <w:tcW w:type="dxa" w:w="1700"/>
             <w:tcBorders>
-              <w:top w:val="single" w:color="BFBFBF" w:sz="1"/>
-              <w:left w:val="single" w:color="BFBFBF" w:sz="1"/>
-              <w:bottom w:val="single" w:color="BFBFBF" w:sz="1"/>
-              <w:right w:val="single" w:color="BFBFBF" w:sz="1"/>
-            </w:tcBorders>
-            <w:shd w:fill="EEF3F8" w:val="clear"/>
+              <w:top w:val="single" w:color="D9D9D9" w:sz="1"/>
+              <w:left w:val="single" w:color="D9D9D9" w:sz="1"/>
+              <w:bottom w:val="single" w:color="D9D9D9" w:sz="1"/>
+              <w:right w:val="single" w:color="D9D9D9" w:sz="1"/>
+            </w:tcBorders>
+            <w:shd w:fill="F2EEF2" w:val="clear"/>
             <w:tcMar>
               <w:top w:type="dxa" w:w="80"/>
               <w:left w:type="dxa" w:w="120"/>
@@ -923,12 +923,12 @@
           <w:tcPr>
             <w:tcW w:type="dxa" w:w="2360"/>
             <w:tcBorders>
-              <w:top w:val="single" w:color="BFBFBF" w:sz="1"/>
-              <w:left w:val="single" w:color="BFBFBF" w:sz="1"/>
-              <w:bottom w:val="single" w:color="BFBFBF" w:sz="1"/>
-              <w:right w:val="single" w:color="BFBFBF" w:sz="1"/>
-            </w:tcBorders>
-            <w:shd w:fill="EEF3F8" w:val="clear"/>
+              <w:top w:val="single" w:color="D9D9D9" w:sz="1"/>
+              <w:left w:val="single" w:color="D9D9D9" w:sz="1"/>
+              <w:bottom w:val="single" w:color="D9D9D9" w:sz="1"/>
+              <w:right w:val="single" w:color="D9D9D9" w:sz="1"/>
+            </w:tcBorders>
+            <w:shd w:fill="F2EEF2" w:val="clear"/>
             <w:tcMar>
               <w:top w:type="dxa" w:w="80"/>
               <w:left w:type="dxa" w:w="120"/>
@@ -954,12 +954,12 @@
           <w:tcPr>
             <w:tcW w:type="dxa" w:w="4000"/>
             <w:tcBorders>
-              <w:top w:val="single" w:color="BFBFBF" w:sz="1"/>
-              <w:left w:val="single" w:color="BFBFBF" w:sz="1"/>
-              <w:bottom w:val="single" w:color="BFBFBF" w:sz="1"/>
-              <w:right w:val="single" w:color="BFBFBF" w:sz="1"/>
-            </w:tcBorders>
-            <w:shd w:fill="EEF3F8" w:val="clear"/>
+              <w:top w:val="single" w:color="D9D9D9" w:sz="1"/>
+              <w:left w:val="single" w:color="D9D9D9" w:sz="1"/>
+              <w:bottom w:val="single" w:color="D9D9D9" w:sz="1"/>
+              <w:right w:val="single" w:color="D9D9D9" w:sz="1"/>
+            </w:tcBorders>
+            <w:shd w:fill="F2EEF2" w:val="clear"/>
             <w:tcMar>
               <w:top w:type="dxa" w:w="80"/>
               <w:left w:type="dxa" w:w="120"/>
@@ -987,10 +987,10 @@
           <w:tcPr>
             <w:tcW w:type="dxa" w:w="1300"/>
             <w:tcBorders>
-              <w:top w:val="single" w:color="BFBFBF" w:sz="1"/>
-              <w:left w:val="single" w:color="BFBFBF" w:sz="1"/>
-              <w:bottom w:val="single" w:color="BFBFBF" w:sz="1"/>
-              <w:right w:val="single" w:color="BFBFBF" w:sz="1"/>
+              <w:top w:val="single" w:color="D9D9D9" w:sz="1"/>
+              <w:left w:val="single" w:color="D9D9D9" w:sz="1"/>
+              <w:bottom w:val="single" w:color="D9D9D9" w:sz="1"/>
+              <w:right w:val="single" w:color="D9D9D9" w:sz="1"/>
             </w:tcBorders>
             <w:shd w:fill="FFFFFF" w:val="clear"/>
             <w:tcMar>
@@ -1018,10 +1018,10 @@
           <w:tcPr>
             <w:tcW w:type="dxa" w:w="1700"/>
             <w:tcBorders>
-              <w:top w:val="single" w:color="BFBFBF" w:sz="1"/>
-              <w:left w:val="single" w:color="BFBFBF" w:sz="1"/>
-              <w:bottom w:val="single" w:color="BFBFBF" w:sz="1"/>
-              <w:right w:val="single" w:color="BFBFBF" w:sz="1"/>
+              <w:top w:val="single" w:color="D9D9D9" w:sz="1"/>
+              <w:left w:val="single" w:color="D9D9D9" w:sz="1"/>
+              <w:bottom w:val="single" w:color="D9D9D9" w:sz="1"/>
+              <w:right w:val="single" w:color="D9D9D9" w:sz="1"/>
             </w:tcBorders>
             <w:shd w:fill="FFFFFF" w:val="clear"/>
             <w:tcMar>
@@ -1049,10 +1049,10 @@
           <w:tcPr>
             <w:tcW w:type="dxa" w:w="2360"/>
             <w:tcBorders>
-              <w:top w:val="single" w:color="BFBFBF" w:sz="1"/>
-              <w:left w:val="single" w:color="BFBFBF" w:sz="1"/>
-              <w:bottom w:val="single" w:color="BFBFBF" w:sz="1"/>
-              <w:right w:val="single" w:color="BFBFBF" w:sz="1"/>
+              <w:top w:val="single" w:color="D9D9D9" w:sz="1"/>
+              <w:left w:val="single" w:color="D9D9D9" w:sz="1"/>
+              <w:bottom w:val="single" w:color="D9D9D9" w:sz="1"/>
+              <w:right w:val="single" w:color="D9D9D9" w:sz="1"/>
             </w:tcBorders>
             <w:shd w:fill="FFFFFF" w:val="clear"/>
             <w:tcMar>
@@ -1080,10 +1080,10 @@
           <w:tcPr>
             <w:tcW w:type="dxa" w:w="4000"/>
             <w:tcBorders>
-              <w:top w:val="single" w:color="BFBFBF" w:sz="1"/>
-              <w:left w:val="single" w:color="BFBFBF" w:sz="1"/>
-              <w:bottom w:val="single" w:color="BFBFBF" w:sz="1"/>
-              <w:right w:val="single" w:color="BFBFBF" w:sz="1"/>
+              <w:top w:val="single" w:color="D9D9D9" w:sz="1"/>
+              <w:left w:val="single" w:color="D9D9D9" w:sz="1"/>
+              <w:bottom w:val="single" w:color="D9D9D9" w:sz="1"/>
+              <w:right w:val="single" w:color="D9D9D9" w:sz="1"/>
             </w:tcBorders>
             <w:shd w:fill="FFFFFF" w:val="clear"/>
             <w:tcMar>
@@ -1148,12 +1148,12 @@
           <w:tcPr>
             <w:tcW w:type="dxa" w:w="2200"/>
             <w:tcBorders>
-              <w:top w:val="single" w:color="BFBFBF" w:sz="1"/>
-              <w:left w:val="single" w:color="BFBFBF" w:sz="1"/>
-              <w:bottom w:val="single" w:color="BFBFBF" w:sz="1"/>
-              <w:right w:val="single" w:color="BFBFBF" w:sz="1"/>
-            </w:tcBorders>
-            <w:shd w:fill="1F3864" w:val="clear"/>
+              <w:top w:val="single" w:color="D9D9D9" w:sz="1"/>
+              <w:left w:val="single" w:color="D9D9D9" w:sz="1"/>
+              <w:bottom w:val="single" w:color="D9D9D9" w:sz="1"/>
+              <w:right w:val="single" w:color="D9D9D9" w:sz="1"/>
+            </w:tcBorders>
+            <w:shd w:fill="5F2861" w:val="clear"/>
             <w:tcMar>
               <w:top w:type="dxa" w:w="80"/>
               <w:left w:type="dxa" w:w="120"/>
@@ -1179,12 +1179,12 @@
           <w:tcPr>
             <w:tcW w:type="dxa" w:w="2100"/>
             <w:tcBorders>
-              <w:top w:val="single" w:color="BFBFBF" w:sz="1"/>
-              <w:left w:val="single" w:color="BFBFBF" w:sz="1"/>
-              <w:bottom w:val="single" w:color="BFBFBF" w:sz="1"/>
-              <w:right w:val="single" w:color="BFBFBF" w:sz="1"/>
-            </w:tcBorders>
-            <w:shd w:fill="1F3864" w:val="clear"/>
+              <w:top w:val="single" w:color="D9D9D9" w:sz="1"/>
+              <w:left w:val="single" w:color="D9D9D9" w:sz="1"/>
+              <w:bottom w:val="single" w:color="D9D9D9" w:sz="1"/>
+              <w:right w:val="single" w:color="D9D9D9" w:sz="1"/>
+            </w:tcBorders>
+            <w:shd w:fill="5F2861" w:val="clear"/>
             <w:tcMar>
               <w:top w:type="dxa" w:w="80"/>
               <w:left w:type="dxa" w:w="120"/>
@@ -1210,12 +1210,12 @@
           <w:tcPr>
             <w:tcW w:type="dxa" w:w="3760"/>
             <w:tcBorders>
-              <w:top w:val="single" w:color="BFBFBF" w:sz="1"/>
-              <w:left w:val="single" w:color="BFBFBF" w:sz="1"/>
-              <w:bottom w:val="single" w:color="BFBFBF" w:sz="1"/>
-              <w:right w:val="single" w:color="BFBFBF" w:sz="1"/>
-            </w:tcBorders>
-            <w:shd w:fill="1F3864" w:val="clear"/>
+              <w:top w:val="single" w:color="D9D9D9" w:sz="1"/>
+              <w:left w:val="single" w:color="D9D9D9" w:sz="1"/>
+              <w:bottom w:val="single" w:color="D9D9D9" w:sz="1"/>
+              <w:right w:val="single" w:color="D9D9D9" w:sz="1"/>
+            </w:tcBorders>
+            <w:shd w:fill="5F2861" w:val="clear"/>
             <w:tcMar>
               <w:top w:type="dxa" w:w="80"/>
               <w:left w:type="dxa" w:w="120"/>
@@ -1241,12 +1241,12 @@
           <w:tcPr>
             <w:tcW w:type="dxa" w:w="1300"/>
             <w:tcBorders>
-              <w:top w:val="single" w:color="BFBFBF" w:sz="1"/>
-              <w:left w:val="single" w:color="BFBFBF" w:sz="1"/>
-              <w:bottom w:val="single" w:color="BFBFBF" w:sz="1"/>
-              <w:right w:val="single" w:color="BFBFBF" w:sz="1"/>
-            </w:tcBorders>
-            <w:shd w:fill="1F3864" w:val="clear"/>
+              <w:top w:val="single" w:color="D9D9D9" w:sz="1"/>
+              <w:left w:val="single" w:color="D9D9D9" w:sz="1"/>
+              <w:bottom w:val="single" w:color="D9D9D9" w:sz="1"/>
+              <w:right w:val="single" w:color="D9D9D9" w:sz="1"/>
+            </w:tcBorders>
+            <w:shd w:fill="5F2861" w:val="clear"/>
             <w:tcMar>
               <w:top w:type="dxa" w:w="80"/>
               <w:left w:type="dxa" w:w="120"/>
@@ -1274,12 +1274,12 @@
           <w:tcPr>
             <w:tcW w:type="dxa" w:w="2200"/>
             <w:tcBorders>
-              <w:top w:val="single" w:color="BFBFBF" w:sz="1"/>
-              <w:left w:val="single" w:color="BFBFBF" w:sz="1"/>
-              <w:bottom w:val="single" w:color="BFBFBF" w:sz="1"/>
-              <w:right w:val="single" w:color="BFBFBF" w:sz="1"/>
-            </w:tcBorders>
-            <w:shd w:fill="EEF3F8" w:val="clear"/>
+              <w:top w:val="single" w:color="D9D9D9" w:sz="1"/>
+              <w:left w:val="single" w:color="D9D9D9" w:sz="1"/>
+              <w:bottom w:val="single" w:color="D9D9D9" w:sz="1"/>
+              <w:right w:val="single" w:color="D9D9D9" w:sz="1"/>
+            </w:tcBorders>
+            <w:shd w:fill="F2EEF2" w:val="clear"/>
             <w:tcMar>
               <w:top w:type="dxa" w:w="80"/>
               <w:left w:type="dxa" w:w="120"/>
@@ -1305,12 +1305,12 @@
           <w:tcPr>
             <w:tcW w:type="dxa" w:w="2100"/>
             <w:tcBorders>
-              <w:top w:val="single" w:color="BFBFBF" w:sz="1"/>
-              <w:left w:val="single" w:color="BFBFBF" w:sz="1"/>
-              <w:bottom w:val="single" w:color="BFBFBF" w:sz="1"/>
-              <w:right w:val="single" w:color="BFBFBF" w:sz="1"/>
-            </w:tcBorders>
-            <w:shd w:fill="EEF3F8" w:val="clear"/>
+              <w:top w:val="single" w:color="D9D9D9" w:sz="1"/>
+              <w:left w:val="single" w:color="D9D9D9" w:sz="1"/>
+              <w:bottom w:val="single" w:color="D9D9D9" w:sz="1"/>
+              <w:right w:val="single" w:color="D9D9D9" w:sz="1"/>
+            </w:tcBorders>
+            <w:shd w:fill="F2EEF2" w:val="clear"/>
             <w:tcMar>
               <w:top w:type="dxa" w:w="80"/>
               <w:left w:type="dxa" w:w="120"/>
@@ -1336,12 +1336,12 @@
           <w:tcPr>
             <w:tcW w:type="dxa" w:w="3760"/>
             <w:tcBorders>
-              <w:top w:val="single" w:color="BFBFBF" w:sz="1"/>
-              <w:left w:val="single" w:color="BFBFBF" w:sz="1"/>
-              <w:bottom w:val="single" w:color="BFBFBF" w:sz="1"/>
-              <w:right w:val="single" w:color="BFBFBF" w:sz="1"/>
-            </w:tcBorders>
-            <w:shd w:fill="EEF3F8" w:val="clear"/>
+              <w:top w:val="single" w:color="D9D9D9" w:sz="1"/>
+              <w:left w:val="single" w:color="D9D9D9" w:sz="1"/>
+              <w:bottom w:val="single" w:color="D9D9D9" w:sz="1"/>
+              <w:right w:val="single" w:color="D9D9D9" w:sz="1"/>
+            </w:tcBorders>
+            <w:shd w:fill="F2EEF2" w:val="clear"/>
             <w:tcMar>
               <w:top w:type="dxa" w:w="80"/>
               <w:left w:type="dxa" w:w="120"/>
@@ -1367,12 +1367,12 @@
           <w:tcPr>
             <w:tcW w:type="dxa" w:w="1300"/>
             <w:tcBorders>
-              <w:top w:val="single" w:color="BFBFBF" w:sz="1"/>
-              <w:left w:val="single" w:color="BFBFBF" w:sz="1"/>
-              <w:bottom w:val="single" w:color="BFBFBF" w:sz="1"/>
-              <w:right w:val="single" w:color="BFBFBF" w:sz="1"/>
-            </w:tcBorders>
-            <w:shd w:fill="EEF3F8" w:val="clear"/>
+              <w:top w:val="single" w:color="D9D9D9" w:sz="1"/>
+              <w:left w:val="single" w:color="D9D9D9" w:sz="1"/>
+              <w:bottom w:val="single" w:color="D9D9D9" w:sz="1"/>
+              <w:right w:val="single" w:color="D9D9D9" w:sz="1"/>
+            </w:tcBorders>
+            <w:shd w:fill="F2EEF2" w:val="clear"/>
             <w:tcMar>
               <w:top w:type="dxa" w:w="80"/>
               <w:left w:type="dxa" w:w="120"/>
@@ -1400,10 +1400,10 @@
           <w:tcPr>
             <w:tcW w:type="dxa" w:w="2200"/>
             <w:tcBorders>
-              <w:top w:val="single" w:color="BFBFBF" w:sz="1"/>
-              <w:left w:val="single" w:color="BFBFBF" w:sz="1"/>
-              <w:bottom w:val="single" w:color="BFBFBF" w:sz="1"/>
-              <w:right w:val="single" w:color="BFBFBF" w:sz="1"/>
+              <w:top w:val="single" w:color="D9D9D9" w:sz="1"/>
+              <w:left w:val="single" w:color="D9D9D9" w:sz="1"/>
+              <w:bottom w:val="single" w:color="D9D9D9" w:sz="1"/>
+              <w:right w:val="single" w:color="D9D9D9" w:sz="1"/>
             </w:tcBorders>
             <w:shd w:fill="FFFFFF" w:val="clear"/>
             <w:tcMar>
@@ -1431,10 +1431,10 @@
           <w:tcPr>
             <w:tcW w:type="dxa" w:w="2100"/>
             <w:tcBorders>
-              <w:top w:val="single" w:color="BFBFBF" w:sz="1"/>
-              <w:left w:val="single" w:color="BFBFBF" w:sz="1"/>
-              <w:bottom w:val="single" w:color="BFBFBF" w:sz="1"/>
-              <w:right w:val="single" w:color="BFBFBF" w:sz="1"/>
+              <w:top w:val="single" w:color="D9D9D9" w:sz="1"/>
+              <w:left w:val="single" w:color="D9D9D9" w:sz="1"/>
+              <w:bottom w:val="single" w:color="D9D9D9" w:sz="1"/>
+              <w:right w:val="single" w:color="D9D9D9" w:sz="1"/>
             </w:tcBorders>
             <w:shd w:fill="FFFFFF" w:val="clear"/>
             <w:tcMar>
@@ -1462,10 +1462,10 @@
           <w:tcPr>
             <w:tcW w:type="dxa" w:w="3760"/>
             <w:tcBorders>
-              <w:top w:val="single" w:color="BFBFBF" w:sz="1"/>
-              <w:left w:val="single" w:color="BFBFBF" w:sz="1"/>
-              <w:bottom w:val="single" w:color="BFBFBF" w:sz="1"/>
-              <w:right w:val="single" w:color="BFBFBF" w:sz="1"/>
+              <w:top w:val="single" w:color="D9D9D9" w:sz="1"/>
+              <w:left w:val="single" w:color="D9D9D9" w:sz="1"/>
+              <w:bottom w:val="single" w:color="D9D9D9" w:sz="1"/>
+              <w:right w:val="single" w:color="D9D9D9" w:sz="1"/>
             </w:tcBorders>
             <w:shd w:fill="FFFFFF" w:val="clear"/>
             <w:tcMar>
@@ -1493,10 +1493,10 @@
           <w:tcPr>
             <w:tcW w:type="dxa" w:w="1300"/>
             <w:tcBorders>
-              <w:top w:val="single" w:color="BFBFBF" w:sz="1"/>
-              <w:left w:val="single" w:color="BFBFBF" w:sz="1"/>
-              <w:bottom w:val="single" w:color="BFBFBF" w:sz="1"/>
-              <w:right w:val="single" w:color="BFBFBF" w:sz="1"/>
+              <w:top w:val="single" w:color="D9D9D9" w:sz="1"/>
+              <w:left w:val="single" w:color="D9D9D9" w:sz="1"/>
+              <w:bottom w:val="single" w:color="D9D9D9" w:sz="1"/>
+              <w:right w:val="single" w:color="D9D9D9" w:sz="1"/>
             </w:tcBorders>
             <w:shd w:fill="FFFFFF" w:val="clear"/>
             <w:tcMar>
@@ -1526,12 +1526,12 @@
           <w:tcPr>
             <w:tcW w:type="dxa" w:w="2200"/>
             <w:tcBorders>
-              <w:top w:val="single" w:color="BFBFBF" w:sz="1"/>
-              <w:left w:val="single" w:color="BFBFBF" w:sz="1"/>
-              <w:bottom w:val="single" w:color="BFBFBF" w:sz="1"/>
-              <w:right w:val="single" w:color="BFBFBF" w:sz="1"/>
-            </w:tcBorders>
-            <w:shd w:fill="EEF3F8" w:val="clear"/>
+              <w:top w:val="single" w:color="D9D9D9" w:sz="1"/>
+              <w:left w:val="single" w:color="D9D9D9" w:sz="1"/>
+              <w:bottom w:val="single" w:color="D9D9D9" w:sz="1"/>
+              <w:right w:val="single" w:color="D9D9D9" w:sz="1"/>
+            </w:tcBorders>
+            <w:shd w:fill="F2EEF2" w:val="clear"/>
             <w:tcMar>
               <w:top w:type="dxa" w:w="80"/>
               <w:left w:type="dxa" w:w="120"/>
@@ -1557,12 +1557,12 @@
           <w:tcPr>
             <w:tcW w:type="dxa" w:w="2100"/>
             <w:tcBorders>
-              <w:top w:val="single" w:color="BFBFBF" w:sz="1"/>
-              <w:left w:val="single" w:color="BFBFBF" w:sz="1"/>
-              <w:bottom w:val="single" w:color="BFBFBF" w:sz="1"/>
-              <w:right w:val="single" w:color="BFBFBF" w:sz="1"/>
-            </w:tcBorders>
-            <w:shd w:fill="EEF3F8" w:val="clear"/>
+              <w:top w:val="single" w:color="D9D9D9" w:sz="1"/>
+              <w:left w:val="single" w:color="D9D9D9" w:sz="1"/>
+              <w:bottom w:val="single" w:color="D9D9D9" w:sz="1"/>
+              <w:right w:val="single" w:color="D9D9D9" w:sz="1"/>
+            </w:tcBorders>
+            <w:shd w:fill="F2EEF2" w:val="clear"/>
             <w:tcMar>
               <w:top w:type="dxa" w:w="80"/>
               <w:left w:type="dxa" w:w="120"/>
@@ -1588,12 +1588,12 @@
           <w:tcPr>
             <w:tcW w:type="dxa" w:w="3760"/>
             <w:tcBorders>
-              <w:top w:val="single" w:color="BFBFBF" w:sz="1"/>
-              <w:left w:val="single" w:color="BFBFBF" w:sz="1"/>
-              <w:bottom w:val="single" w:color="BFBFBF" w:sz="1"/>
-              <w:right w:val="single" w:color="BFBFBF" w:sz="1"/>
-            </w:tcBorders>
-            <w:shd w:fill="EEF3F8" w:val="clear"/>
+              <w:top w:val="single" w:color="D9D9D9" w:sz="1"/>
+              <w:left w:val="single" w:color="D9D9D9" w:sz="1"/>
+              <w:bottom w:val="single" w:color="D9D9D9" w:sz="1"/>
+              <w:right w:val="single" w:color="D9D9D9" w:sz="1"/>
+            </w:tcBorders>
+            <w:shd w:fill="F2EEF2" w:val="clear"/>
             <w:tcMar>
               <w:top w:type="dxa" w:w="80"/>
               <w:left w:type="dxa" w:w="120"/>
@@ -1619,12 +1619,12 @@
           <w:tcPr>
             <w:tcW w:type="dxa" w:w="1300"/>
             <w:tcBorders>
-              <w:top w:val="single" w:color="BFBFBF" w:sz="1"/>
-              <w:left w:val="single" w:color="BFBFBF" w:sz="1"/>
-              <w:bottom w:val="single" w:color="BFBFBF" w:sz="1"/>
-              <w:right w:val="single" w:color="BFBFBF" w:sz="1"/>
-            </w:tcBorders>
-            <w:shd w:fill="EEF3F8" w:val="clear"/>
+              <w:top w:val="single" w:color="D9D9D9" w:sz="1"/>
+              <w:left w:val="single" w:color="D9D9D9" w:sz="1"/>
+              <w:bottom w:val="single" w:color="D9D9D9" w:sz="1"/>
+              <w:right w:val="single" w:color="D9D9D9" w:sz="1"/>
+            </w:tcBorders>
+            <w:shd w:fill="F2EEF2" w:val="clear"/>
             <w:tcMar>
               <w:top w:type="dxa" w:w="80"/>
               <w:left w:type="dxa" w:w="120"/>
@@ -1652,10 +1652,10 @@
           <w:tcPr>
             <w:tcW w:type="dxa" w:w="2200"/>
             <w:tcBorders>
-              <w:top w:val="single" w:color="BFBFBF" w:sz="1"/>
-              <w:left w:val="single" w:color="BFBFBF" w:sz="1"/>
-              <w:bottom w:val="single" w:color="BFBFBF" w:sz="1"/>
-              <w:right w:val="single" w:color="BFBFBF" w:sz="1"/>
+              <w:top w:val="single" w:color="D9D9D9" w:sz="1"/>
+              <w:left w:val="single" w:color="D9D9D9" w:sz="1"/>
+              <w:bottom w:val="single" w:color="D9D9D9" w:sz="1"/>
+              <w:right w:val="single" w:color="D9D9D9" w:sz="1"/>
             </w:tcBorders>
             <w:shd w:fill="FFFFFF" w:val="clear"/>
             <w:tcMar>
@@ -1683,10 +1683,10 @@
           <w:tcPr>
             <w:tcW w:type="dxa" w:w="2100"/>
             <w:tcBorders>
-              <w:top w:val="single" w:color="BFBFBF" w:sz="1"/>
-              <w:left w:val="single" w:color="BFBFBF" w:sz="1"/>
-              <w:bottom w:val="single" w:color="BFBFBF" w:sz="1"/>
-              <w:right w:val="single" w:color="BFBFBF" w:sz="1"/>
+              <w:top w:val="single" w:color="D9D9D9" w:sz="1"/>
+              <w:left w:val="single" w:color="D9D9D9" w:sz="1"/>
+              <w:bottom w:val="single" w:color="D9D9D9" w:sz="1"/>
+              <w:right w:val="single" w:color="D9D9D9" w:sz="1"/>
             </w:tcBorders>
             <w:shd w:fill="FFFFFF" w:val="clear"/>
             <w:tcMar>
@@ -1714,10 +1714,10 @@
           <w:tcPr>
             <w:tcW w:type="dxa" w:w="3760"/>
             <w:tcBorders>
-              <w:top w:val="single" w:color="BFBFBF" w:sz="1"/>
-              <w:left w:val="single" w:color="BFBFBF" w:sz="1"/>
-              <w:bottom w:val="single" w:color="BFBFBF" w:sz="1"/>
-              <w:right w:val="single" w:color="BFBFBF" w:sz="1"/>
+              <w:top w:val="single" w:color="D9D9D9" w:sz="1"/>
+              <w:left w:val="single" w:color="D9D9D9" w:sz="1"/>
+              <w:bottom w:val="single" w:color="D9D9D9" w:sz="1"/>
+              <w:right w:val="single" w:color="D9D9D9" w:sz="1"/>
             </w:tcBorders>
             <w:shd w:fill="FFFFFF" w:val="clear"/>
             <w:tcMar>
@@ -1745,10 +1745,10 @@
           <w:tcPr>
             <w:tcW w:type="dxa" w:w="1300"/>
             <w:tcBorders>
-              <w:top w:val="single" w:color="BFBFBF" w:sz="1"/>
-              <w:left w:val="single" w:color="BFBFBF" w:sz="1"/>
-              <w:bottom w:val="single" w:color="BFBFBF" w:sz="1"/>
-              <w:right w:val="single" w:color="BFBFBF" w:sz="1"/>
+              <w:top w:val="single" w:color="D9D9D9" w:sz="1"/>
+              <w:left w:val="single" w:color="D9D9D9" w:sz="1"/>
+              <w:bottom w:val="single" w:color="D9D9D9" w:sz="1"/>
+              <w:right w:val="single" w:color="D9D9D9" w:sz="1"/>
             </w:tcBorders>
             <w:shd w:fill="FFFFFF" w:val="clear"/>
             <w:tcMar>
@@ -2172,12 +2172,12 @@
           <w:tcPr>
             <w:tcW w:type="dxa" w:w="900"/>
             <w:tcBorders>
-              <w:top w:val="single" w:color="BFBFBF" w:sz="1"/>
-              <w:left w:val="single" w:color="BFBFBF" w:sz="1"/>
-              <w:bottom w:val="single" w:color="BFBFBF" w:sz="1"/>
-              <w:right w:val="single" w:color="BFBFBF" w:sz="1"/>
-            </w:tcBorders>
-            <w:shd w:fill="1F3864" w:val="clear"/>
+              <w:top w:val="single" w:color="D9D9D9" w:sz="1"/>
+              <w:left w:val="single" w:color="D9D9D9" w:sz="1"/>
+              <w:bottom w:val="single" w:color="D9D9D9" w:sz="1"/>
+              <w:right w:val="single" w:color="D9D9D9" w:sz="1"/>
+            </w:tcBorders>
+            <w:shd w:fill="5F2861" w:val="clear"/>
             <w:tcMar>
               <w:top w:type="dxa" w:w="80"/>
               <w:left w:type="dxa" w:w="120"/>
@@ -2203,12 +2203,12 @@
           <w:tcPr>
             <w:tcW w:type="dxa" w:w="6960"/>
             <w:tcBorders>
-              <w:top w:val="single" w:color="BFBFBF" w:sz="1"/>
-              <w:left w:val="single" w:color="BFBFBF" w:sz="1"/>
-              <w:bottom w:val="single" w:color="BFBFBF" w:sz="1"/>
-              <w:right w:val="single" w:color="BFBFBF" w:sz="1"/>
-            </w:tcBorders>
-            <w:shd w:fill="1F3864" w:val="clear"/>
+              <w:top w:val="single" w:color="D9D9D9" w:sz="1"/>
+              <w:left w:val="single" w:color="D9D9D9" w:sz="1"/>
+              <w:bottom w:val="single" w:color="D9D9D9" w:sz="1"/>
+              <w:right w:val="single" w:color="D9D9D9" w:sz="1"/>
+            </w:tcBorders>
+            <w:shd w:fill="5F2861" w:val="clear"/>
             <w:tcMar>
               <w:top w:type="dxa" w:w="80"/>
               <w:left w:type="dxa" w:w="120"/>
@@ -2234,12 +2234,12 @@
           <w:tcPr>
             <w:tcW w:type="dxa" w:w="1500"/>
             <w:tcBorders>
-              <w:top w:val="single" w:color="BFBFBF" w:sz="1"/>
-              <w:left w:val="single" w:color="BFBFBF" w:sz="1"/>
-              <w:bottom w:val="single" w:color="BFBFBF" w:sz="1"/>
-              <w:right w:val="single" w:color="BFBFBF" w:sz="1"/>
-            </w:tcBorders>
-            <w:shd w:fill="1F3864" w:val="clear"/>
+              <w:top w:val="single" w:color="D9D9D9" w:sz="1"/>
+              <w:left w:val="single" w:color="D9D9D9" w:sz="1"/>
+              <w:bottom w:val="single" w:color="D9D9D9" w:sz="1"/>
+              <w:right w:val="single" w:color="D9D9D9" w:sz="1"/>
+            </w:tcBorders>
+            <w:shd w:fill="5F2861" w:val="clear"/>
             <w:tcMar>
               <w:top w:type="dxa" w:w="80"/>
               <w:left w:type="dxa" w:w="120"/>
@@ -2267,12 +2267,12 @@
           <w:tcPr>
             <w:tcW w:type="dxa" w:w="900"/>
             <w:tcBorders>
-              <w:top w:val="single" w:color="BFBFBF" w:sz="1"/>
-              <w:left w:val="single" w:color="BFBFBF" w:sz="1"/>
-              <w:bottom w:val="single" w:color="BFBFBF" w:sz="1"/>
-              <w:right w:val="single" w:color="BFBFBF" w:sz="1"/>
-            </w:tcBorders>
-            <w:shd w:fill="EEF3F8" w:val="clear"/>
+              <w:top w:val="single" w:color="D9D9D9" w:sz="1"/>
+              <w:left w:val="single" w:color="D9D9D9" w:sz="1"/>
+              <w:bottom w:val="single" w:color="D9D9D9" w:sz="1"/>
+              <w:right w:val="single" w:color="D9D9D9" w:sz="1"/>
+            </w:tcBorders>
+            <w:shd w:fill="F2EEF2" w:val="clear"/>
             <w:tcMar>
               <w:top w:type="dxa" w:w="80"/>
               <w:left w:type="dxa" w:w="120"/>
@@ -2298,12 +2298,12 @@
           <w:tcPr>
             <w:tcW w:type="dxa" w:w="6960"/>
             <w:tcBorders>
-              <w:top w:val="single" w:color="BFBFBF" w:sz="1"/>
-              <w:left w:val="single" w:color="BFBFBF" w:sz="1"/>
-              <w:bottom w:val="single" w:color="BFBFBF" w:sz="1"/>
-              <w:right w:val="single" w:color="BFBFBF" w:sz="1"/>
-            </w:tcBorders>
-            <w:shd w:fill="EEF3F8" w:val="clear"/>
+              <w:top w:val="single" w:color="D9D9D9" w:sz="1"/>
+              <w:left w:val="single" w:color="D9D9D9" w:sz="1"/>
+              <w:bottom w:val="single" w:color="D9D9D9" w:sz="1"/>
+              <w:right w:val="single" w:color="D9D9D9" w:sz="1"/>
+            </w:tcBorders>
+            <w:shd w:fill="F2EEF2" w:val="clear"/>
             <w:tcMar>
               <w:top w:type="dxa" w:w="80"/>
               <w:left w:type="dxa" w:w="120"/>
@@ -2329,12 +2329,12 @@
           <w:tcPr>
             <w:tcW w:type="dxa" w:w="1500"/>
             <w:tcBorders>
-              <w:top w:val="single" w:color="BFBFBF" w:sz="1"/>
-              <w:left w:val="single" w:color="BFBFBF" w:sz="1"/>
-              <w:bottom w:val="single" w:color="BFBFBF" w:sz="1"/>
-              <w:right w:val="single" w:color="BFBFBF" w:sz="1"/>
-            </w:tcBorders>
-            <w:shd w:fill="EEF3F8" w:val="clear"/>
+              <w:top w:val="single" w:color="D9D9D9" w:sz="1"/>
+              <w:left w:val="single" w:color="D9D9D9" w:sz="1"/>
+              <w:bottom w:val="single" w:color="D9D9D9" w:sz="1"/>
+              <w:right w:val="single" w:color="D9D9D9" w:sz="1"/>
+            </w:tcBorders>
+            <w:shd w:fill="F2EEF2" w:val="clear"/>
             <w:tcMar>
               <w:top w:type="dxa" w:w="80"/>
               <w:left w:type="dxa" w:w="120"/>
@@ -2364,10 +2364,10 @@
           <w:tcPr>
             <w:tcW w:type="dxa" w:w="900"/>
             <w:tcBorders>
-              <w:top w:val="single" w:color="BFBFBF" w:sz="1"/>
-              <w:left w:val="single" w:color="BFBFBF" w:sz="1"/>
-              <w:bottom w:val="single" w:color="BFBFBF" w:sz="1"/>
-              <w:right w:val="single" w:color="BFBFBF" w:sz="1"/>
+              <w:top w:val="single" w:color="D9D9D9" w:sz="1"/>
+              <w:left w:val="single" w:color="D9D9D9" w:sz="1"/>
+              <w:bottom w:val="single" w:color="D9D9D9" w:sz="1"/>
+              <w:right w:val="single" w:color="D9D9D9" w:sz="1"/>
             </w:tcBorders>
             <w:shd w:fill="FFFFFF" w:val="clear"/>
             <w:tcMar>
@@ -2395,10 +2395,10 @@
           <w:tcPr>
             <w:tcW w:type="dxa" w:w="6960"/>
             <w:tcBorders>
-              <w:top w:val="single" w:color="BFBFBF" w:sz="1"/>
-              <w:left w:val="single" w:color="BFBFBF" w:sz="1"/>
-              <w:bottom w:val="single" w:color="BFBFBF" w:sz="1"/>
-              <w:right w:val="single" w:color="BFBFBF" w:sz="1"/>
+              <w:top w:val="single" w:color="D9D9D9" w:sz="1"/>
+              <w:left w:val="single" w:color="D9D9D9" w:sz="1"/>
+              <w:bottom w:val="single" w:color="D9D9D9" w:sz="1"/>
+              <w:right w:val="single" w:color="D9D9D9" w:sz="1"/>
             </w:tcBorders>
             <w:shd w:fill="FFFFFF" w:val="clear"/>
             <w:tcMar>
@@ -2426,10 +2426,10 @@
           <w:tcPr>
             <w:tcW w:type="dxa" w:w="1500"/>
             <w:tcBorders>
-              <w:top w:val="single" w:color="BFBFBF" w:sz="1"/>
-              <w:left w:val="single" w:color="BFBFBF" w:sz="1"/>
-              <w:bottom w:val="single" w:color="BFBFBF" w:sz="1"/>
-              <w:right w:val="single" w:color="BFBFBF" w:sz="1"/>
+              <w:top w:val="single" w:color="D9D9D9" w:sz="1"/>
+              <w:left w:val="single" w:color="D9D9D9" w:sz="1"/>
+              <w:bottom w:val="single" w:color="D9D9D9" w:sz="1"/>
+              <w:right w:val="single" w:color="D9D9D9" w:sz="1"/>
             </w:tcBorders>
             <w:shd w:fill="FFFFFF" w:val="clear"/>
             <w:tcMar>
@@ -2461,12 +2461,12 @@
           <w:tcPr>
             <w:tcW w:type="dxa" w:w="900"/>
             <w:tcBorders>
-              <w:top w:val="single" w:color="BFBFBF" w:sz="1"/>
-              <w:left w:val="single" w:color="BFBFBF" w:sz="1"/>
-              <w:bottom w:val="single" w:color="BFBFBF" w:sz="1"/>
-              <w:right w:val="single" w:color="BFBFBF" w:sz="1"/>
-            </w:tcBorders>
-            <w:shd w:fill="EEF3F8" w:val="clear"/>
+              <w:top w:val="single" w:color="D9D9D9" w:sz="1"/>
+              <w:left w:val="single" w:color="D9D9D9" w:sz="1"/>
+              <w:bottom w:val="single" w:color="D9D9D9" w:sz="1"/>
+              <w:right w:val="single" w:color="D9D9D9" w:sz="1"/>
+            </w:tcBorders>
+            <w:shd w:fill="F2EEF2" w:val="clear"/>
             <w:tcMar>
               <w:top w:type="dxa" w:w="80"/>
               <w:left w:type="dxa" w:w="120"/>
@@ -2492,12 +2492,12 @@
           <w:tcPr>
             <w:tcW w:type="dxa" w:w="6960"/>
             <w:tcBorders>
-              <w:top w:val="single" w:color="BFBFBF" w:sz="1"/>
-              <w:left w:val="single" w:color="BFBFBF" w:sz="1"/>
-              <w:bottom w:val="single" w:color="BFBFBF" w:sz="1"/>
-              <w:right w:val="single" w:color="BFBFBF" w:sz="1"/>
-            </w:tcBorders>
-            <w:shd w:fill="EEF3F8" w:val="clear"/>
+              <w:top w:val="single" w:color="D9D9D9" w:sz="1"/>
+              <w:left w:val="single" w:color="D9D9D9" w:sz="1"/>
+              <w:bottom w:val="single" w:color="D9D9D9" w:sz="1"/>
+              <w:right w:val="single" w:color="D9D9D9" w:sz="1"/>
+            </w:tcBorders>
+            <w:shd w:fill="F2EEF2" w:val="clear"/>
             <w:tcMar>
               <w:top w:type="dxa" w:w="80"/>
               <w:left w:type="dxa" w:w="120"/>
@@ -2523,12 +2523,12 @@
           <w:tcPr>
             <w:tcW w:type="dxa" w:w="1500"/>
             <w:tcBorders>
-              <w:top w:val="single" w:color="BFBFBF" w:sz="1"/>
-              <w:left w:val="single" w:color="BFBFBF" w:sz="1"/>
-              <w:bottom w:val="single" w:color="BFBFBF" w:sz="1"/>
-              <w:right w:val="single" w:color="BFBFBF" w:sz="1"/>
-            </w:tcBorders>
-            <w:shd w:fill="EEF3F8" w:val="clear"/>
+              <w:top w:val="single" w:color="D9D9D9" w:sz="1"/>
+              <w:left w:val="single" w:color="D9D9D9" w:sz="1"/>
+              <w:bottom w:val="single" w:color="D9D9D9" w:sz="1"/>
+              <w:right w:val="single" w:color="D9D9D9" w:sz="1"/>
+            </w:tcBorders>
+            <w:shd w:fill="F2EEF2" w:val="clear"/>
             <w:tcMar>
               <w:top w:type="dxa" w:w="80"/>
               <w:left w:type="dxa" w:w="120"/>
@@ -2558,10 +2558,10 @@
           <w:tcPr>
             <w:tcW w:type="dxa" w:w="900"/>
             <w:tcBorders>
-              <w:top w:val="single" w:color="BFBFBF" w:sz="1"/>
-              <w:left w:val="single" w:color="BFBFBF" w:sz="1"/>
-              <w:bottom w:val="single" w:color="BFBFBF" w:sz="1"/>
-              <w:right w:val="single" w:color="BFBFBF" w:sz="1"/>
+              <w:top w:val="single" w:color="D9D9D9" w:sz="1"/>
+              <w:left w:val="single" w:color="D9D9D9" w:sz="1"/>
+              <w:bottom w:val="single" w:color="D9D9D9" w:sz="1"/>
+              <w:right w:val="single" w:color="D9D9D9" w:sz="1"/>
             </w:tcBorders>
             <w:shd w:fill="FFFFFF" w:val="clear"/>
             <w:tcMar>
@@ -2589,10 +2589,10 @@
           <w:tcPr>
             <w:tcW w:type="dxa" w:w="6960"/>
             <w:tcBorders>
-              <w:top w:val="single" w:color="BFBFBF" w:sz="1"/>
-              <w:left w:val="single" w:color="BFBFBF" w:sz="1"/>
-              <w:bottom w:val="single" w:color="BFBFBF" w:sz="1"/>
-              <w:right w:val="single" w:color="BFBFBF" w:sz="1"/>
+              <w:top w:val="single" w:color="D9D9D9" w:sz="1"/>
+              <w:left w:val="single" w:color="D9D9D9" w:sz="1"/>
+              <w:bottom w:val="single" w:color="D9D9D9" w:sz="1"/>
+              <w:right w:val="single" w:color="D9D9D9" w:sz="1"/>
             </w:tcBorders>
             <w:shd w:fill="FFFFFF" w:val="clear"/>
             <w:tcMar>
@@ -2620,10 +2620,10 @@
           <w:tcPr>
             <w:tcW w:type="dxa" w:w="1500"/>
             <w:tcBorders>
-              <w:top w:val="single" w:color="BFBFBF" w:sz="1"/>
-              <w:left w:val="single" w:color="BFBFBF" w:sz="1"/>
-              <w:bottom w:val="single" w:color="BFBFBF" w:sz="1"/>
-              <w:right w:val="single" w:color="BFBFBF" w:sz="1"/>
+              <w:top w:val="single" w:color="D9D9D9" w:sz="1"/>
+              <w:left w:val="single" w:color="D9D9D9" w:sz="1"/>
+              <w:bottom w:val="single" w:color="D9D9D9" w:sz="1"/>
+              <w:right w:val="single" w:color="D9D9D9" w:sz="1"/>
             </w:tcBorders>
             <w:shd w:fill="FFFFFF" w:val="clear"/>
             <w:tcMar>
@@ -2655,12 +2655,12 @@
           <w:tcPr>
             <w:tcW w:type="dxa" w:w="900"/>
             <w:tcBorders>
-              <w:top w:val="single" w:color="BFBFBF" w:sz="1"/>
-              <w:left w:val="single" w:color="BFBFBF" w:sz="1"/>
-              <w:bottom w:val="single" w:color="BFBFBF" w:sz="1"/>
-              <w:right w:val="single" w:color="BFBFBF" w:sz="1"/>
-            </w:tcBorders>
-            <w:shd w:fill="EEF3F8" w:val="clear"/>
+              <w:top w:val="single" w:color="D9D9D9" w:sz="1"/>
+              <w:left w:val="single" w:color="D9D9D9" w:sz="1"/>
+              <w:bottom w:val="single" w:color="D9D9D9" w:sz="1"/>
+              <w:right w:val="single" w:color="D9D9D9" w:sz="1"/>
+            </w:tcBorders>
+            <w:shd w:fill="F2EEF2" w:val="clear"/>
             <w:tcMar>
               <w:top w:type="dxa" w:w="80"/>
               <w:left w:type="dxa" w:w="120"/>
@@ -2686,12 +2686,12 @@
           <w:tcPr>
             <w:tcW w:type="dxa" w:w="6960"/>
             <w:tcBorders>
-              <w:top w:val="single" w:color="BFBFBF" w:sz="1"/>
-              <w:left w:val="single" w:color="BFBFBF" w:sz="1"/>
-              <w:bottom w:val="single" w:color="BFBFBF" w:sz="1"/>
-              <w:right w:val="single" w:color="BFBFBF" w:sz="1"/>
-            </w:tcBorders>
-            <w:shd w:fill="EEF3F8" w:val="clear"/>
+              <w:top w:val="single" w:color="D9D9D9" w:sz="1"/>
+              <w:left w:val="single" w:color="D9D9D9" w:sz="1"/>
+              <w:bottom w:val="single" w:color="D9D9D9" w:sz="1"/>
+              <w:right w:val="single" w:color="D9D9D9" w:sz="1"/>
+            </w:tcBorders>
+            <w:shd w:fill="F2EEF2" w:val="clear"/>
             <w:tcMar>
               <w:top w:type="dxa" w:w="80"/>
               <w:left w:type="dxa" w:w="120"/>
@@ -2717,12 +2717,12 @@
           <w:tcPr>
             <w:tcW w:type="dxa" w:w="1500"/>
             <w:tcBorders>
-              <w:top w:val="single" w:color="BFBFBF" w:sz="1"/>
-              <w:left w:val="single" w:color="BFBFBF" w:sz="1"/>
-              <w:bottom w:val="single" w:color="BFBFBF" w:sz="1"/>
-              <w:right w:val="single" w:color="BFBFBF" w:sz="1"/>
-            </w:tcBorders>
-            <w:shd w:fill="EEF3F8" w:val="clear"/>
+              <w:top w:val="single" w:color="D9D9D9" w:sz="1"/>
+              <w:left w:val="single" w:color="D9D9D9" w:sz="1"/>
+              <w:bottom w:val="single" w:color="D9D9D9" w:sz="1"/>
+              <w:right w:val="single" w:color="D9D9D9" w:sz="1"/>
+            </w:tcBorders>
+            <w:shd w:fill="F2EEF2" w:val="clear"/>
             <w:tcMar>
               <w:top w:type="dxa" w:w="80"/>
               <w:left w:type="dxa" w:w="120"/>
@@ -2752,10 +2752,10 @@
           <w:tcPr>
             <w:tcW w:type="dxa" w:w="900"/>
             <w:tcBorders>
-              <w:top w:val="single" w:color="BFBFBF" w:sz="1"/>
-              <w:left w:val="single" w:color="BFBFBF" w:sz="1"/>
-              <w:bottom w:val="single" w:color="BFBFBF" w:sz="1"/>
-              <w:right w:val="single" w:color="BFBFBF" w:sz="1"/>
+              <w:top w:val="single" w:color="D9D9D9" w:sz="1"/>
+              <w:left w:val="single" w:color="D9D9D9" w:sz="1"/>
+              <w:bottom w:val="single" w:color="D9D9D9" w:sz="1"/>
+              <w:right w:val="single" w:color="D9D9D9" w:sz="1"/>
             </w:tcBorders>
             <w:shd w:fill="FFFFFF" w:val="clear"/>
             <w:tcMar>
@@ -2783,10 +2783,10 @@
           <w:tcPr>
             <w:tcW w:type="dxa" w:w="6960"/>
             <w:tcBorders>
-              <w:top w:val="single" w:color="BFBFBF" w:sz="1"/>
-              <w:left w:val="single" w:color="BFBFBF" w:sz="1"/>
-              <w:bottom w:val="single" w:color="BFBFBF" w:sz="1"/>
-              <w:right w:val="single" w:color="BFBFBF" w:sz="1"/>
+              <w:top w:val="single" w:color="D9D9D9" w:sz="1"/>
+              <w:left w:val="single" w:color="D9D9D9" w:sz="1"/>
+              <w:bottom w:val="single" w:color="D9D9D9" w:sz="1"/>
+              <w:right w:val="single" w:color="D9D9D9" w:sz="1"/>
             </w:tcBorders>
             <w:shd w:fill="FFFFFF" w:val="clear"/>
             <w:tcMar>
@@ -2814,10 +2814,10 @@
           <w:tcPr>
             <w:tcW w:type="dxa" w:w="1500"/>
             <w:tcBorders>
-              <w:top w:val="single" w:color="BFBFBF" w:sz="1"/>
-              <w:left w:val="single" w:color="BFBFBF" w:sz="1"/>
-              <w:bottom w:val="single" w:color="BFBFBF" w:sz="1"/>
-              <w:right w:val="single" w:color="BFBFBF" w:sz="1"/>
+              <w:top w:val="single" w:color="D9D9D9" w:sz="1"/>
+              <w:left w:val="single" w:color="D9D9D9" w:sz="1"/>
+              <w:bottom w:val="single" w:color="D9D9D9" w:sz="1"/>
+              <w:right w:val="single" w:color="D9D9D9" w:sz="1"/>
             </w:tcBorders>
             <w:shd w:fill="FFFFFF" w:val="clear"/>
             <w:tcMar>
@@ -2849,12 +2849,12 @@
           <w:tcPr>
             <w:tcW w:type="dxa" w:w="900"/>
             <w:tcBorders>
-              <w:top w:val="single" w:color="BFBFBF" w:sz="1"/>
-              <w:left w:val="single" w:color="BFBFBF" w:sz="1"/>
-              <w:bottom w:val="single" w:color="BFBFBF" w:sz="1"/>
-              <w:right w:val="single" w:color="BFBFBF" w:sz="1"/>
-            </w:tcBorders>
-            <w:shd w:fill="EEF3F8" w:val="clear"/>
+              <w:top w:val="single" w:color="D9D9D9" w:sz="1"/>
+              <w:left w:val="single" w:color="D9D9D9" w:sz="1"/>
+              <w:bottom w:val="single" w:color="D9D9D9" w:sz="1"/>
+              <w:right w:val="single" w:color="D9D9D9" w:sz="1"/>
+            </w:tcBorders>
+            <w:shd w:fill="F2EEF2" w:val="clear"/>
             <w:tcMar>
               <w:top w:type="dxa" w:w="80"/>
               <w:left w:type="dxa" w:w="120"/>
@@ -2880,12 +2880,12 @@
           <w:tcPr>
             <w:tcW w:type="dxa" w:w="6960"/>
             <w:tcBorders>
-              <w:top w:val="single" w:color="BFBFBF" w:sz="1"/>
-              <w:left w:val="single" w:color="BFBFBF" w:sz="1"/>
-              <w:bottom w:val="single" w:color="BFBFBF" w:sz="1"/>
-              <w:right w:val="single" w:color="BFBFBF" w:sz="1"/>
-            </w:tcBorders>
-            <w:shd w:fill="EEF3F8" w:val="clear"/>
+              <w:top w:val="single" w:color="D9D9D9" w:sz="1"/>
+              <w:left w:val="single" w:color="D9D9D9" w:sz="1"/>
+              <w:bottom w:val="single" w:color="D9D9D9" w:sz="1"/>
+              <w:right w:val="single" w:color="D9D9D9" w:sz="1"/>
+            </w:tcBorders>
+            <w:shd w:fill="F2EEF2" w:val="clear"/>
             <w:tcMar>
               <w:top w:type="dxa" w:w="80"/>
               <w:left w:type="dxa" w:w="120"/>
@@ -2911,12 +2911,12 @@
           <w:tcPr>
             <w:tcW w:type="dxa" w:w="1500"/>
             <w:tcBorders>
-              <w:top w:val="single" w:color="BFBFBF" w:sz="1"/>
-              <w:left w:val="single" w:color="BFBFBF" w:sz="1"/>
-              <w:bottom w:val="single" w:color="BFBFBF" w:sz="1"/>
-              <w:right w:val="single" w:color="BFBFBF" w:sz="1"/>
-            </w:tcBorders>
-            <w:shd w:fill="EEF3F8" w:val="clear"/>
+              <w:top w:val="single" w:color="D9D9D9" w:sz="1"/>
+              <w:left w:val="single" w:color="D9D9D9" w:sz="1"/>
+              <w:bottom w:val="single" w:color="D9D9D9" w:sz="1"/>
+              <w:right w:val="single" w:color="D9D9D9" w:sz="1"/>
+            </w:tcBorders>
+            <w:shd w:fill="F2EEF2" w:val="clear"/>
             <w:tcMar>
               <w:top w:type="dxa" w:w="80"/>
               <w:left w:type="dxa" w:w="120"/>
@@ -2973,12 +2973,12 @@
           <w:tcPr>
             <w:tcW w:type="dxa" w:w="900"/>
             <w:tcBorders>
-              <w:top w:val="single" w:color="BFBFBF" w:sz="1"/>
-              <w:left w:val="single" w:color="BFBFBF" w:sz="1"/>
-              <w:bottom w:val="single" w:color="BFBFBF" w:sz="1"/>
-              <w:right w:val="single" w:color="BFBFBF" w:sz="1"/>
-            </w:tcBorders>
-            <w:shd w:fill="1F3864" w:val="clear"/>
+              <w:top w:val="single" w:color="D9D9D9" w:sz="1"/>
+              <w:left w:val="single" w:color="D9D9D9" w:sz="1"/>
+              <w:bottom w:val="single" w:color="D9D9D9" w:sz="1"/>
+              <w:right w:val="single" w:color="D9D9D9" w:sz="1"/>
+            </w:tcBorders>
+            <w:shd w:fill="5F2861" w:val="clear"/>
             <w:tcMar>
               <w:top w:type="dxa" w:w="80"/>
               <w:left w:type="dxa" w:w="120"/>
@@ -3004,12 +3004,12 @@
           <w:tcPr>
             <w:tcW w:type="dxa" w:w="1900"/>
             <w:tcBorders>
-              <w:top w:val="single" w:color="BFBFBF" w:sz="1"/>
-              <w:left w:val="single" w:color="BFBFBF" w:sz="1"/>
-              <w:bottom w:val="single" w:color="BFBFBF" w:sz="1"/>
-              <w:right w:val="single" w:color="BFBFBF" w:sz="1"/>
-            </w:tcBorders>
-            <w:shd w:fill="1F3864" w:val="clear"/>
+              <w:top w:val="single" w:color="D9D9D9" w:sz="1"/>
+              <w:left w:val="single" w:color="D9D9D9" w:sz="1"/>
+              <w:bottom w:val="single" w:color="D9D9D9" w:sz="1"/>
+              <w:right w:val="single" w:color="D9D9D9" w:sz="1"/>
+            </w:tcBorders>
+            <w:shd w:fill="5F2861" w:val="clear"/>
             <w:tcMar>
               <w:top w:type="dxa" w:w="80"/>
               <w:left w:type="dxa" w:w="120"/>
@@ -3035,12 +3035,12 @@
           <w:tcPr>
             <w:tcW w:type="dxa" w:w="6560"/>
             <w:tcBorders>
-              <w:top w:val="single" w:color="BFBFBF" w:sz="1"/>
-              <w:left w:val="single" w:color="BFBFBF" w:sz="1"/>
-              <w:bottom w:val="single" w:color="BFBFBF" w:sz="1"/>
-              <w:right w:val="single" w:color="BFBFBF" w:sz="1"/>
-            </w:tcBorders>
-            <w:shd w:fill="1F3864" w:val="clear"/>
+              <w:top w:val="single" w:color="D9D9D9" w:sz="1"/>
+              <w:left w:val="single" w:color="D9D9D9" w:sz="1"/>
+              <w:bottom w:val="single" w:color="D9D9D9" w:sz="1"/>
+              <w:right w:val="single" w:color="D9D9D9" w:sz="1"/>
+            </w:tcBorders>
+            <w:shd w:fill="5F2861" w:val="clear"/>
             <w:tcMar>
               <w:top w:type="dxa" w:w="80"/>
               <w:left w:type="dxa" w:w="120"/>
@@ -3068,12 +3068,12 @@
           <w:tcPr>
             <w:tcW w:type="dxa" w:w="900"/>
             <w:tcBorders>
-              <w:top w:val="single" w:color="BFBFBF" w:sz="1"/>
-              <w:left w:val="single" w:color="BFBFBF" w:sz="1"/>
-              <w:bottom w:val="single" w:color="BFBFBF" w:sz="1"/>
-              <w:right w:val="single" w:color="BFBFBF" w:sz="1"/>
-            </w:tcBorders>
-            <w:shd w:fill="EEF3F8" w:val="clear"/>
+              <w:top w:val="single" w:color="D9D9D9" w:sz="1"/>
+              <w:left w:val="single" w:color="D9D9D9" w:sz="1"/>
+              <w:bottom w:val="single" w:color="D9D9D9" w:sz="1"/>
+              <w:right w:val="single" w:color="D9D9D9" w:sz="1"/>
+            </w:tcBorders>
+            <w:shd w:fill="F2EEF2" w:val="clear"/>
             <w:tcMar>
               <w:top w:type="dxa" w:w="80"/>
               <w:left w:type="dxa" w:w="120"/>
@@ -3099,12 +3099,12 @@
           <w:tcPr>
             <w:tcW w:type="dxa" w:w="1900"/>
             <w:tcBorders>
-              <w:top w:val="single" w:color="BFBFBF" w:sz="1"/>
-              <w:left w:val="single" w:color="BFBFBF" w:sz="1"/>
-              <w:bottom w:val="single" w:color="BFBFBF" w:sz="1"/>
-              <w:right w:val="single" w:color="BFBFBF" w:sz="1"/>
-            </w:tcBorders>
-            <w:shd w:fill="EEF3F8" w:val="clear"/>
+              <w:top w:val="single" w:color="D9D9D9" w:sz="1"/>
+              <w:left w:val="single" w:color="D9D9D9" w:sz="1"/>
+              <w:bottom w:val="single" w:color="D9D9D9" w:sz="1"/>
+              <w:right w:val="single" w:color="D9D9D9" w:sz="1"/>
+            </w:tcBorders>
+            <w:shd w:fill="F2EEF2" w:val="clear"/>
             <w:tcMar>
               <w:top w:type="dxa" w:w="80"/>
               <w:left w:type="dxa" w:w="120"/>
@@ -3130,12 +3130,12 @@
           <w:tcPr>
             <w:tcW w:type="dxa" w:w="6560"/>
             <w:tcBorders>
-              <w:top w:val="single" w:color="BFBFBF" w:sz="1"/>
-              <w:left w:val="single" w:color="BFBFBF" w:sz="1"/>
-              <w:bottom w:val="single" w:color="BFBFBF" w:sz="1"/>
-              <w:right w:val="single" w:color="BFBFBF" w:sz="1"/>
-            </w:tcBorders>
-            <w:shd w:fill="EEF3F8" w:val="clear"/>
+              <w:top w:val="single" w:color="D9D9D9" w:sz="1"/>
+              <w:left w:val="single" w:color="D9D9D9" w:sz="1"/>
+              <w:bottom w:val="single" w:color="D9D9D9" w:sz="1"/>
+              <w:right w:val="single" w:color="D9D9D9" w:sz="1"/>
+            </w:tcBorders>
+            <w:shd w:fill="F2EEF2" w:val="clear"/>
             <w:tcMar>
               <w:top w:type="dxa" w:w="80"/>
               <w:left w:type="dxa" w:w="120"/>
@@ -3163,10 +3163,10 @@
           <w:tcPr>
             <w:tcW w:type="dxa" w:w="900"/>
             <w:tcBorders>
-              <w:top w:val="single" w:color="BFBFBF" w:sz="1"/>
-              <w:left w:val="single" w:color="BFBFBF" w:sz="1"/>
-              <w:bottom w:val="single" w:color="BFBFBF" w:sz="1"/>
-              <w:right w:val="single" w:color="BFBFBF" w:sz="1"/>
+              <w:top w:val="single" w:color="D9D9D9" w:sz="1"/>
+              <w:left w:val="single" w:color="D9D9D9" w:sz="1"/>
+              <w:bottom w:val="single" w:color="D9D9D9" w:sz="1"/>
+              <w:right w:val="single" w:color="D9D9D9" w:sz="1"/>
             </w:tcBorders>
             <w:shd w:fill="FFFFFF" w:val="clear"/>
             <w:tcMar>
@@ -3194,10 +3194,10 @@
           <w:tcPr>
             <w:tcW w:type="dxa" w:w="1900"/>
             <w:tcBorders>
-              <w:top w:val="single" w:color="BFBFBF" w:sz="1"/>
-              <w:left w:val="single" w:color="BFBFBF" w:sz="1"/>
-              <w:bottom w:val="single" w:color="BFBFBF" w:sz="1"/>
-              <w:right w:val="single" w:color="BFBFBF" w:sz="1"/>
+              <w:top w:val="single" w:color="D9D9D9" w:sz="1"/>
+              <w:left w:val="single" w:color="D9D9D9" w:sz="1"/>
+              <w:bottom w:val="single" w:color="D9D9D9" w:sz="1"/>
+              <w:right w:val="single" w:color="D9D9D9" w:sz="1"/>
             </w:tcBorders>
             <w:shd w:fill="FFFFFF" w:val="clear"/>
             <w:tcMar>
@@ -3225,10 +3225,10 @@
           <w:tcPr>
             <w:tcW w:type="dxa" w:w="6560"/>
             <w:tcBorders>
-              <w:top w:val="single" w:color="BFBFBF" w:sz="1"/>
-              <w:left w:val="single" w:color="BFBFBF" w:sz="1"/>
-              <w:bottom w:val="single" w:color="BFBFBF" w:sz="1"/>
-              <w:right w:val="single" w:color="BFBFBF" w:sz="1"/>
+              <w:top w:val="single" w:color="D9D9D9" w:sz="1"/>
+              <w:left w:val="single" w:color="D9D9D9" w:sz="1"/>
+              <w:bottom w:val="single" w:color="D9D9D9" w:sz="1"/>
+              <w:right w:val="single" w:color="D9D9D9" w:sz="1"/>
             </w:tcBorders>
             <w:shd w:fill="FFFFFF" w:val="clear"/>
             <w:tcMar>
@@ -3258,12 +3258,12 @@
           <w:tcPr>
             <w:tcW w:type="dxa" w:w="900"/>
             <w:tcBorders>
-              <w:top w:val="single" w:color="BFBFBF" w:sz="1"/>
-              <w:left w:val="single" w:color="BFBFBF" w:sz="1"/>
-              <w:bottom w:val="single" w:color="BFBFBF" w:sz="1"/>
-              <w:right w:val="single" w:color="BFBFBF" w:sz="1"/>
-            </w:tcBorders>
-            <w:shd w:fill="EEF3F8" w:val="clear"/>
+              <w:top w:val="single" w:color="D9D9D9" w:sz="1"/>
+              <w:left w:val="single" w:color="D9D9D9" w:sz="1"/>
+              <w:bottom w:val="single" w:color="D9D9D9" w:sz="1"/>
+              <w:right w:val="single" w:color="D9D9D9" w:sz="1"/>
+            </w:tcBorders>
+            <w:shd w:fill="F2EEF2" w:val="clear"/>
             <w:tcMar>
               <w:top w:type="dxa" w:w="80"/>
               <w:left w:type="dxa" w:w="120"/>
@@ -3289,12 +3289,12 @@
           <w:tcPr>
             <w:tcW w:type="dxa" w:w="1900"/>
             <w:tcBorders>
-              <w:top w:val="single" w:color="BFBFBF" w:sz="1"/>
-              <w:left w:val="single" w:color="BFBFBF" w:sz="1"/>
-              <w:bottom w:val="single" w:color="BFBFBF" w:sz="1"/>
-              <w:right w:val="single" w:color="BFBFBF" w:sz="1"/>
-            </w:tcBorders>
-            <w:shd w:fill="EEF3F8" w:val="clear"/>
+              <w:top w:val="single" w:color="D9D9D9" w:sz="1"/>
+              <w:left w:val="single" w:color="D9D9D9" w:sz="1"/>
+              <w:bottom w:val="single" w:color="D9D9D9" w:sz="1"/>
+              <w:right w:val="single" w:color="D9D9D9" w:sz="1"/>
+            </w:tcBorders>
+            <w:shd w:fill="F2EEF2" w:val="clear"/>
             <w:tcMar>
               <w:top w:type="dxa" w:w="80"/>
               <w:left w:type="dxa" w:w="120"/>
@@ -3320,12 +3320,12 @@
           <w:tcPr>
             <w:tcW w:type="dxa" w:w="6560"/>
             <w:tcBorders>
-              <w:top w:val="single" w:color="BFBFBF" w:sz="1"/>
-              <w:left w:val="single" w:color="BFBFBF" w:sz="1"/>
-              <w:bottom w:val="single" w:color="BFBFBF" w:sz="1"/>
-              <w:right w:val="single" w:color="BFBFBF" w:sz="1"/>
-            </w:tcBorders>
-            <w:shd w:fill="EEF3F8" w:val="clear"/>
+              <w:top w:val="single" w:color="D9D9D9" w:sz="1"/>
+              <w:left w:val="single" w:color="D9D9D9" w:sz="1"/>
+              <w:bottom w:val="single" w:color="D9D9D9" w:sz="1"/>
+              <w:right w:val="single" w:color="D9D9D9" w:sz="1"/>
+            </w:tcBorders>
+            <w:shd w:fill="F2EEF2" w:val="clear"/>
             <w:tcMar>
               <w:top w:type="dxa" w:w="80"/>
               <w:left w:type="dxa" w:w="120"/>
@@ -3353,10 +3353,10 @@
           <w:tcPr>
             <w:tcW w:type="dxa" w:w="900"/>
             <w:tcBorders>
-              <w:top w:val="single" w:color="BFBFBF" w:sz="1"/>
-              <w:left w:val="single" w:color="BFBFBF" w:sz="1"/>
-              <w:bottom w:val="single" w:color="BFBFBF" w:sz="1"/>
-              <w:right w:val="single" w:color="BFBFBF" w:sz="1"/>
+              <w:top w:val="single" w:color="D9D9D9" w:sz="1"/>
+              <w:left w:val="single" w:color="D9D9D9" w:sz="1"/>
+              <w:bottom w:val="single" w:color="D9D9D9" w:sz="1"/>
+              <w:right w:val="single" w:color="D9D9D9" w:sz="1"/>
             </w:tcBorders>
             <w:shd w:fill="FFFFFF" w:val="clear"/>
             <w:tcMar>
@@ -3384,10 +3384,10 @@
           <w:tcPr>
             <w:tcW w:type="dxa" w:w="1900"/>
             <w:tcBorders>
-              <w:top w:val="single" w:color="BFBFBF" w:sz="1"/>
-              <w:left w:val="single" w:color="BFBFBF" w:sz="1"/>
-              <w:bottom w:val="single" w:color="BFBFBF" w:sz="1"/>
-              <w:right w:val="single" w:color="BFBFBF" w:sz="1"/>
+              <w:top w:val="single" w:color="D9D9D9" w:sz="1"/>
+              <w:left w:val="single" w:color="D9D9D9" w:sz="1"/>
+              <w:bottom w:val="single" w:color="D9D9D9" w:sz="1"/>
+              <w:right w:val="single" w:color="D9D9D9" w:sz="1"/>
             </w:tcBorders>
             <w:shd w:fill="FFFFFF" w:val="clear"/>
             <w:tcMar>
@@ -3415,10 +3415,10 @@
           <w:tcPr>
             <w:tcW w:type="dxa" w:w="6560"/>
             <w:tcBorders>
-              <w:top w:val="single" w:color="BFBFBF" w:sz="1"/>
-              <w:left w:val="single" w:color="BFBFBF" w:sz="1"/>
-              <w:bottom w:val="single" w:color="BFBFBF" w:sz="1"/>
-              <w:right w:val="single" w:color="BFBFBF" w:sz="1"/>
+              <w:top w:val="single" w:color="D9D9D9" w:sz="1"/>
+              <w:left w:val="single" w:color="D9D9D9" w:sz="1"/>
+              <w:bottom w:val="single" w:color="D9D9D9" w:sz="1"/>
+              <w:right w:val="single" w:color="D9D9D9" w:sz="1"/>
             </w:tcBorders>
             <w:shd w:fill="FFFFFF" w:val="clear"/>
             <w:tcMar>
@@ -3448,12 +3448,12 @@
           <w:tcPr>
             <w:tcW w:type="dxa" w:w="900"/>
             <w:tcBorders>
-              <w:top w:val="single" w:color="BFBFBF" w:sz="1"/>
-              <w:left w:val="single" w:color="BFBFBF" w:sz="1"/>
-              <w:bottom w:val="single" w:color="BFBFBF" w:sz="1"/>
-              <w:right w:val="single" w:color="BFBFBF" w:sz="1"/>
-            </w:tcBorders>
-            <w:shd w:fill="EEF3F8" w:val="clear"/>
+              <w:top w:val="single" w:color="D9D9D9" w:sz="1"/>
+              <w:left w:val="single" w:color="D9D9D9" w:sz="1"/>
+              <w:bottom w:val="single" w:color="D9D9D9" w:sz="1"/>
+              <w:right w:val="single" w:color="D9D9D9" w:sz="1"/>
+            </w:tcBorders>
+            <w:shd w:fill="F2EEF2" w:val="clear"/>
             <w:tcMar>
               <w:top w:type="dxa" w:w="80"/>
               <w:left w:type="dxa" w:w="120"/>
@@ -3479,12 +3479,12 @@
           <w:tcPr>
             <w:tcW w:type="dxa" w:w="1900"/>
             <w:tcBorders>
-              <w:top w:val="single" w:color="BFBFBF" w:sz="1"/>
-              <w:left w:val="single" w:color="BFBFBF" w:sz="1"/>
-              <w:bottom w:val="single" w:color="BFBFBF" w:sz="1"/>
-              <w:right w:val="single" w:color="BFBFBF" w:sz="1"/>
-            </w:tcBorders>
-            <w:shd w:fill="EEF3F8" w:val="clear"/>
+              <w:top w:val="single" w:color="D9D9D9" w:sz="1"/>
+              <w:left w:val="single" w:color="D9D9D9" w:sz="1"/>
+              <w:bottom w:val="single" w:color="D9D9D9" w:sz="1"/>
+              <w:right w:val="single" w:color="D9D9D9" w:sz="1"/>
+            </w:tcBorders>
+            <w:shd w:fill="F2EEF2" w:val="clear"/>
             <w:tcMar>
               <w:top w:type="dxa" w:w="80"/>
               <w:left w:type="dxa" w:w="120"/>
@@ -3510,12 +3510,12 @@
           <w:tcPr>
             <w:tcW w:type="dxa" w:w="6560"/>
             <w:tcBorders>
-              <w:top w:val="single" w:color="BFBFBF" w:sz="1"/>
-              <w:left w:val="single" w:color="BFBFBF" w:sz="1"/>
-              <w:bottom w:val="single" w:color="BFBFBF" w:sz="1"/>
-              <w:right w:val="single" w:color="BFBFBF" w:sz="1"/>
-            </w:tcBorders>
-            <w:shd w:fill="EEF3F8" w:val="clear"/>
+              <w:top w:val="single" w:color="D9D9D9" w:sz="1"/>
+              <w:left w:val="single" w:color="D9D9D9" w:sz="1"/>
+              <w:bottom w:val="single" w:color="D9D9D9" w:sz="1"/>
+              <w:right w:val="single" w:color="D9D9D9" w:sz="1"/>
+            </w:tcBorders>
+            <w:shd w:fill="F2EEF2" w:val="clear"/>
             <w:tcMar>
               <w:top w:type="dxa" w:w="80"/>
               <w:left w:type="dxa" w:w="120"/>
@@ -3543,10 +3543,10 @@
           <w:tcPr>
             <w:tcW w:type="dxa" w:w="900"/>
             <w:tcBorders>
-              <w:top w:val="single" w:color="BFBFBF" w:sz="1"/>
-              <w:left w:val="single" w:color="BFBFBF" w:sz="1"/>
-              <w:bottom w:val="single" w:color="BFBFBF" w:sz="1"/>
-              <w:right w:val="single" w:color="BFBFBF" w:sz="1"/>
+              <w:top w:val="single" w:color="D9D9D9" w:sz="1"/>
+              <w:left w:val="single" w:color="D9D9D9" w:sz="1"/>
+              <w:bottom w:val="single" w:color="D9D9D9" w:sz="1"/>
+              <w:right w:val="single" w:color="D9D9D9" w:sz="1"/>
             </w:tcBorders>
             <w:shd w:fill="FFFFFF" w:val="clear"/>
             <w:tcMar>
@@ -3574,10 +3574,10 @@
           <w:tcPr>
             <w:tcW w:type="dxa" w:w="1900"/>
             <w:tcBorders>
-              <w:top w:val="single" w:color="BFBFBF" w:sz="1"/>
-              <w:left w:val="single" w:color="BFBFBF" w:sz="1"/>
-              <w:bottom w:val="single" w:color="BFBFBF" w:sz="1"/>
-              <w:right w:val="single" w:color="BFBFBF" w:sz="1"/>
+              <w:top w:val="single" w:color="D9D9D9" w:sz="1"/>
+              <w:left w:val="single" w:color="D9D9D9" w:sz="1"/>
+              <w:bottom w:val="single" w:color="D9D9D9" w:sz="1"/>
+              <w:right w:val="single" w:color="D9D9D9" w:sz="1"/>
             </w:tcBorders>
             <w:shd w:fill="FFFFFF" w:val="clear"/>
             <w:tcMar>
@@ -3605,10 +3605,10 @@
           <w:tcPr>
             <w:tcW w:type="dxa" w:w="6560"/>
             <w:tcBorders>
-              <w:top w:val="single" w:color="BFBFBF" w:sz="1"/>
-              <w:left w:val="single" w:color="BFBFBF" w:sz="1"/>
-              <w:bottom w:val="single" w:color="BFBFBF" w:sz="1"/>
-              <w:right w:val="single" w:color="BFBFBF" w:sz="1"/>
+              <w:top w:val="single" w:color="D9D9D9" w:sz="1"/>
+              <w:left w:val="single" w:color="D9D9D9" w:sz="1"/>
+              <w:bottom w:val="single" w:color="D9D9D9" w:sz="1"/>
+              <w:right w:val="single" w:color="D9D9D9" w:sz="1"/>
             </w:tcBorders>
             <w:shd w:fill="FFFFFF" w:val="clear"/>
             <w:tcMar>
@@ -3689,12 +3689,12 @@
           <w:tcPr>
             <w:tcW w:type="dxa" w:w="1900"/>
             <w:tcBorders>
-              <w:top w:val="single" w:color="BFBFBF" w:sz="1"/>
-              <w:left w:val="single" w:color="BFBFBF" w:sz="1"/>
-              <w:bottom w:val="single" w:color="BFBFBF" w:sz="1"/>
-              <w:right w:val="single" w:color="BFBFBF" w:sz="1"/>
-            </w:tcBorders>
-            <w:shd w:fill="1F3864" w:val="clear"/>
+              <w:top w:val="single" w:color="D9D9D9" w:sz="1"/>
+              <w:left w:val="single" w:color="D9D9D9" w:sz="1"/>
+              <w:bottom w:val="single" w:color="D9D9D9" w:sz="1"/>
+              <w:right w:val="single" w:color="D9D9D9" w:sz="1"/>
+            </w:tcBorders>
+            <w:shd w:fill="5F2861" w:val="clear"/>
             <w:tcMar>
               <w:top w:type="dxa" w:w="80"/>
               <w:left w:type="dxa" w:w="120"/>
@@ -3720,12 +3720,12 @@
           <w:tcPr>
             <w:tcW w:type="dxa" w:w="2700"/>
             <w:tcBorders>
-              <w:top w:val="single" w:color="BFBFBF" w:sz="1"/>
-              <w:left w:val="single" w:color="BFBFBF" w:sz="1"/>
-              <w:bottom w:val="single" w:color="BFBFBF" w:sz="1"/>
-              <w:right w:val="single" w:color="BFBFBF" w:sz="1"/>
-            </w:tcBorders>
-            <w:shd w:fill="1F3864" w:val="clear"/>
+              <w:top w:val="single" w:color="D9D9D9" w:sz="1"/>
+              <w:left w:val="single" w:color="D9D9D9" w:sz="1"/>
+              <w:bottom w:val="single" w:color="D9D9D9" w:sz="1"/>
+              <w:right w:val="single" w:color="D9D9D9" w:sz="1"/>
+            </w:tcBorders>
+            <w:shd w:fill="5F2861" w:val="clear"/>
             <w:tcMar>
               <w:top w:type="dxa" w:w="80"/>
               <w:left w:type="dxa" w:w="120"/>
@@ -3751,12 +3751,12 @@
           <w:tcPr>
             <w:tcW w:type="dxa" w:w="2760"/>
             <w:tcBorders>
-              <w:top w:val="single" w:color="BFBFBF" w:sz="1"/>
-              <w:left w:val="single" w:color="BFBFBF" w:sz="1"/>
-              <w:bottom w:val="single" w:color="BFBFBF" w:sz="1"/>
-              <w:right w:val="single" w:color="BFBFBF" w:sz="1"/>
-            </w:tcBorders>
-            <w:shd w:fill="1F3864" w:val="clear"/>
+              <w:top w:val="single" w:color="D9D9D9" w:sz="1"/>
+              <w:left w:val="single" w:color="D9D9D9" w:sz="1"/>
+              <w:bottom w:val="single" w:color="D9D9D9" w:sz="1"/>
+              <w:right w:val="single" w:color="D9D9D9" w:sz="1"/>
+            </w:tcBorders>
+            <w:shd w:fill="5F2861" w:val="clear"/>
             <w:tcMar>
               <w:top w:type="dxa" w:w="80"/>
               <w:left w:type="dxa" w:w="120"/>
@@ -3782,12 +3782,12 @@
           <w:tcPr>
             <w:tcW w:type="dxa" w:w="2000"/>
             <w:tcBorders>
-              <w:top w:val="single" w:color="BFBFBF" w:sz="1"/>
-              <w:left w:val="single" w:color="BFBFBF" w:sz="1"/>
-              <w:bottom w:val="single" w:color="BFBFBF" w:sz="1"/>
-              <w:right w:val="single" w:color="BFBFBF" w:sz="1"/>
-            </w:tcBorders>
-            <w:shd w:fill="1F3864" w:val="clear"/>
+              <w:top w:val="single" w:color="D9D9D9" w:sz="1"/>
+              <w:left w:val="single" w:color="D9D9D9" w:sz="1"/>
+              <w:bottom w:val="single" w:color="D9D9D9" w:sz="1"/>
+              <w:right w:val="single" w:color="D9D9D9" w:sz="1"/>
+            </w:tcBorders>
+            <w:shd w:fill="5F2861" w:val="clear"/>
             <w:tcMar>
               <w:top w:type="dxa" w:w="80"/>
               <w:left w:type="dxa" w:w="120"/>
@@ -3815,12 +3815,12 @@
           <w:tcPr>
             <w:tcW w:type="dxa" w:w="1900"/>
             <w:tcBorders>
-              <w:top w:val="single" w:color="BFBFBF" w:sz="1"/>
-              <w:left w:val="single" w:color="BFBFBF" w:sz="1"/>
-              <w:bottom w:val="single" w:color="BFBFBF" w:sz="1"/>
-              <w:right w:val="single" w:color="BFBFBF" w:sz="1"/>
-            </w:tcBorders>
-            <w:shd w:fill="EEF3F8" w:val="clear"/>
+              <w:top w:val="single" w:color="D9D9D9" w:sz="1"/>
+              <w:left w:val="single" w:color="D9D9D9" w:sz="1"/>
+              <w:bottom w:val="single" w:color="D9D9D9" w:sz="1"/>
+              <w:right w:val="single" w:color="D9D9D9" w:sz="1"/>
+            </w:tcBorders>
+            <w:shd w:fill="F2EEF2" w:val="clear"/>
             <w:tcMar>
               <w:top w:type="dxa" w:w="80"/>
               <w:left w:type="dxa" w:w="120"/>
@@ -3848,12 +3848,12 @@
           <w:tcPr>
             <w:tcW w:type="dxa" w:w="2700"/>
             <w:tcBorders>
-              <w:top w:val="single" w:color="BFBFBF" w:sz="1"/>
-              <w:left w:val="single" w:color="BFBFBF" w:sz="1"/>
-              <w:bottom w:val="single" w:color="BFBFBF" w:sz="1"/>
-              <w:right w:val="single" w:color="BFBFBF" w:sz="1"/>
-            </w:tcBorders>
-            <w:shd w:fill="EEF3F8" w:val="clear"/>
+              <w:top w:val="single" w:color="D9D9D9" w:sz="1"/>
+              <w:left w:val="single" w:color="D9D9D9" w:sz="1"/>
+              <w:bottom w:val="single" w:color="D9D9D9" w:sz="1"/>
+              <w:right w:val="single" w:color="D9D9D9" w:sz="1"/>
+            </w:tcBorders>
+            <w:shd w:fill="F2EEF2" w:val="clear"/>
             <w:tcMar>
               <w:top w:type="dxa" w:w="80"/>
               <w:left w:type="dxa" w:w="120"/>
@@ -3879,12 +3879,12 @@
           <w:tcPr>
             <w:tcW w:type="dxa" w:w="2760"/>
             <w:tcBorders>
-              <w:top w:val="single" w:color="BFBFBF" w:sz="1"/>
-              <w:left w:val="single" w:color="BFBFBF" w:sz="1"/>
-              <w:bottom w:val="single" w:color="BFBFBF" w:sz="1"/>
-              <w:right w:val="single" w:color="BFBFBF" w:sz="1"/>
-            </w:tcBorders>
-            <w:shd w:fill="EEF3F8" w:val="clear"/>
+              <w:top w:val="single" w:color="D9D9D9" w:sz="1"/>
+              <w:left w:val="single" w:color="D9D9D9" w:sz="1"/>
+              <w:bottom w:val="single" w:color="D9D9D9" w:sz="1"/>
+              <w:right w:val="single" w:color="D9D9D9" w:sz="1"/>
+            </w:tcBorders>
+            <w:shd w:fill="F2EEF2" w:val="clear"/>
             <w:tcMar>
               <w:top w:type="dxa" w:w="80"/>
               <w:left w:type="dxa" w:w="120"/>
@@ -3910,12 +3910,12 @@
           <w:tcPr>
             <w:tcW w:type="dxa" w:w="2000"/>
             <w:tcBorders>
-              <w:top w:val="single" w:color="BFBFBF" w:sz="1"/>
-              <w:left w:val="single" w:color="BFBFBF" w:sz="1"/>
-              <w:bottom w:val="single" w:color="BFBFBF" w:sz="1"/>
-              <w:right w:val="single" w:color="BFBFBF" w:sz="1"/>
-            </w:tcBorders>
-            <w:shd w:fill="EEF3F8" w:val="clear"/>
+              <w:top w:val="single" w:color="D9D9D9" w:sz="1"/>
+              <w:left w:val="single" w:color="D9D9D9" w:sz="1"/>
+              <w:bottom w:val="single" w:color="D9D9D9" w:sz="1"/>
+              <w:right w:val="single" w:color="D9D9D9" w:sz="1"/>
+            </w:tcBorders>
+            <w:shd w:fill="F2EEF2" w:val="clear"/>
             <w:tcMar>
               <w:top w:type="dxa" w:w="80"/>
               <w:left w:type="dxa" w:w="120"/>
@@ -3943,10 +3943,10 @@
           <w:tcPr>
             <w:tcW w:type="dxa" w:w="1900"/>
             <w:tcBorders>
-              <w:top w:val="single" w:color="BFBFBF" w:sz="1"/>
-              <w:left w:val="single" w:color="BFBFBF" w:sz="1"/>
-              <w:bottom w:val="single" w:color="BFBFBF" w:sz="1"/>
-              <w:right w:val="single" w:color="BFBFBF" w:sz="1"/>
+              <w:top w:val="single" w:color="D9D9D9" w:sz="1"/>
+              <w:left w:val="single" w:color="D9D9D9" w:sz="1"/>
+              <w:bottom w:val="single" w:color="D9D9D9" w:sz="1"/>
+              <w:right w:val="single" w:color="D9D9D9" w:sz="1"/>
             </w:tcBorders>
             <w:shd w:fill="FFFFFF" w:val="clear"/>
             <w:tcMar>
@@ -3977,10 +3977,10 @@
           <w:tcPr>
             <w:tcW w:type="dxa" w:w="2700"/>
             <w:tcBorders>
-              <w:top w:val="single" w:color="BFBFBF" w:sz="1"/>
-              <w:left w:val="single" w:color="BFBFBF" w:sz="1"/>
-              <w:bottom w:val="single" w:color="BFBFBF" w:sz="1"/>
-              <w:right w:val="single" w:color="BFBFBF" w:sz="1"/>
+              <w:top w:val="single" w:color="D9D9D9" w:sz="1"/>
+              <w:left w:val="single" w:color="D9D9D9" w:sz="1"/>
+              <w:bottom w:val="single" w:color="D9D9D9" w:sz="1"/>
+              <w:right w:val="single" w:color="D9D9D9" w:sz="1"/>
             </w:tcBorders>
             <w:shd w:fill="FFFFFF" w:val="clear"/>
             <w:tcMar>
@@ -4008,10 +4008,10 @@
           <w:tcPr>
             <w:tcW w:type="dxa" w:w="2760"/>
             <w:tcBorders>
-              <w:top w:val="single" w:color="BFBFBF" w:sz="1"/>
-              <w:left w:val="single" w:color="BFBFBF" w:sz="1"/>
-              <w:bottom w:val="single" w:color="BFBFBF" w:sz="1"/>
-              <w:right w:val="single" w:color="BFBFBF" w:sz="1"/>
+              <w:top w:val="single" w:color="D9D9D9" w:sz="1"/>
+              <w:left w:val="single" w:color="D9D9D9" w:sz="1"/>
+              <w:bottom w:val="single" w:color="D9D9D9" w:sz="1"/>
+              <w:right w:val="single" w:color="D9D9D9" w:sz="1"/>
             </w:tcBorders>
             <w:shd w:fill="FFFFFF" w:val="clear"/>
             <w:tcMar>
@@ -4039,10 +4039,10 @@
           <w:tcPr>
             <w:tcW w:type="dxa" w:w="2000"/>
             <w:tcBorders>
-              <w:top w:val="single" w:color="BFBFBF" w:sz="1"/>
-              <w:left w:val="single" w:color="BFBFBF" w:sz="1"/>
-              <w:bottom w:val="single" w:color="BFBFBF" w:sz="1"/>
-              <w:right w:val="single" w:color="BFBFBF" w:sz="1"/>
+              <w:top w:val="single" w:color="D9D9D9" w:sz="1"/>
+              <w:left w:val="single" w:color="D9D9D9" w:sz="1"/>
+              <w:bottom w:val="single" w:color="D9D9D9" w:sz="1"/>
+              <w:right w:val="single" w:color="D9D9D9" w:sz="1"/>
             </w:tcBorders>
             <w:shd w:fill="FFFFFF" w:val="clear"/>
             <w:tcMar>
@@ -4072,12 +4072,12 @@
           <w:tcPr>
             <w:tcW w:type="dxa" w:w="1900"/>
             <w:tcBorders>
-              <w:top w:val="single" w:color="BFBFBF" w:sz="1"/>
-              <w:left w:val="single" w:color="BFBFBF" w:sz="1"/>
-              <w:bottom w:val="single" w:color="BFBFBF" w:sz="1"/>
-              <w:right w:val="single" w:color="BFBFBF" w:sz="1"/>
-            </w:tcBorders>
-            <w:shd w:fill="EEF3F8" w:val="clear"/>
+              <w:top w:val="single" w:color="D9D9D9" w:sz="1"/>
+              <w:left w:val="single" w:color="D9D9D9" w:sz="1"/>
+              <w:bottom w:val="single" w:color="D9D9D9" w:sz="1"/>
+              <w:right w:val="single" w:color="D9D9D9" w:sz="1"/>
+            </w:tcBorders>
+            <w:shd w:fill="F2EEF2" w:val="clear"/>
             <w:tcMar>
               <w:top w:type="dxa" w:w="80"/>
               <w:left w:type="dxa" w:w="120"/>
@@ -4105,12 +4105,12 @@
           <w:tcPr>
             <w:tcW w:type="dxa" w:w="2700"/>
             <w:tcBorders>
-              <w:top w:val="single" w:color="BFBFBF" w:sz="1"/>
-              <w:left w:val="single" w:color="BFBFBF" w:sz="1"/>
-              <w:bottom w:val="single" w:color="BFBFBF" w:sz="1"/>
-              <w:right w:val="single" w:color="BFBFBF" w:sz="1"/>
-            </w:tcBorders>
-            <w:shd w:fill="EEF3F8" w:val="clear"/>
+              <w:top w:val="single" w:color="D9D9D9" w:sz="1"/>
+              <w:left w:val="single" w:color="D9D9D9" w:sz="1"/>
+              <w:bottom w:val="single" w:color="D9D9D9" w:sz="1"/>
+              <w:right w:val="single" w:color="D9D9D9" w:sz="1"/>
+            </w:tcBorders>
+            <w:shd w:fill="F2EEF2" w:val="clear"/>
             <w:tcMar>
               <w:top w:type="dxa" w:w="80"/>
               <w:left w:type="dxa" w:w="120"/>
@@ -4136,12 +4136,12 @@
           <w:tcPr>
             <w:tcW w:type="dxa" w:w="2760"/>
             <w:tcBorders>
-              <w:top w:val="single" w:color="BFBFBF" w:sz="1"/>
-              <w:left w:val="single" w:color="BFBFBF" w:sz="1"/>
-              <w:bottom w:val="single" w:color="BFBFBF" w:sz="1"/>
-              <w:right w:val="single" w:color="BFBFBF" w:sz="1"/>
-            </w:tcBorders>
-            <w:shd w:fill="EEF3F8" w:val="clear"/>
+              <w:top w:val="single" w:color="D9D9D9" w:sz="1"/>
+              <w:left w:val="single" w:color="D9D9D9" w:sz="1"/>
+              <w:bottom w:val="single" w:color="D9D9D9" w:sz="1"/>
+              <w:right w:val="single" w:color="D9D9D9" w:sz="1"/>
+            </w:tcBorders>
+            <w:shd w:fill="F2EEF2" w:val="clear"/>
             <w:tcMar>
               <w:top w:type="dxa" w:w="80"/>
               <w:left w:type="dxa" w:w="120"/>
@@ -4167,12 +4167,12 @@
           <w:tcPr>
             <w:tcW w:type="dxa" w:w="2000"/>
             <w:tcBorders>
-              <w:top w:val="single" w:color="BFBFBF" w:sz="1"/>
-              <w:left w:val="single" w:color="BFBFBF" w:sz="1"/>
-              <w:bottom w:val="single" w:color="BFBFBF" w:sz="1"/>
-              <w:right w:val="single" w:color="BFBFBF" w:sz="1"/>
-            </w:tcBorders>
-            <w:shd w:fill="EEF3F8" w:val="clear"/>
+              <w:top w:val="single" w:color="D9D9D9" w:sz="1"/>
+              <w:left w:val="single" w:color="D9D9D9" w:sz="1"/>
+              <w:bottom w:val="single" w:color="D9D9D9" w:sz="1"/>
+              <w:right w:val="single" w:color="D9D9D9" w:sz="1"/>
+            </w:tcBorders>
+            <w:shd w:fill="F2EEF2" w:val="clear"/>
             <w:tcMar>
               <w:top w:type="dxa" w:w="80"/>
               <w:left w:type="dxa" w:w="120"/>
@@ -4200,10 +4200,10 @@
           <w:tcPr>
             <w:tcW w:type="dxa" w:w="1900"/>
             <w:tcBorders>
-              <w:top w:val="single" w:color="BFBFBF" w:sz="1"/>
-              <w:left w:val="single" w:color="BFBFBF" w:sz="1"/>
-              <w:bottom w:val="single" w:color="BFBFBF" w:sz="1"/>
-              <w:right w:val="single" w:color="BFBFBF" w:sz="1"/>
+              <w:top w:val="single" w:color="D9D9D9" w:sz="1"/>
+              <w:left w:val="single" w:color="D9D9D9" w:sz="1"/>
+              <w:bottom w:val="single" w:color="D9D9D9" w:sz="1"/>
+              <w:right w:val="single" w:color="D9D9D9" w:sz="1"/>
             </w:tcBorders>
             <w:shd w:fill="FFFFFF" w:val="clear"/>
             <w:tcMar>
@@ -4222,7 +4222,7 @@
               <w:rPr>
                 <w:b/>
                 <w:bCs/>
-                <w:color w:val="2E75B6"/>
+                <w:color w:val="7030A0"/>
                 <w:sz w:val="20"/>
                 <w:szCs w:val="20"/>
               </w:rPr>
@@ -4234,10 +4234,10 @@
           <w:tcPr>
             <w:tcW w:type="dxa" w:w="2700"/>
             <w:tcBorders>
-              <w:top w:val="single" w:color="BFBFBF" w:sz="1"/>
-              <w:left w:val="single" w:color="BFBFBF" w:sz="1"/>
-              <w:bottom w:val="single" w:color="BFBFBF" w:sz="1"/>
-              <w:right w:val="single" w:color="BFBFBF" w:sz="1"/>
+              <w:top w:val="single" w:color="D9D9D9" w:sz="1"/>
+              <w:left w:val="single" w:color="D9D9D9" w:sz="1"/>
+              <w:bottom w:val="single" w:color="D9D9D9" w:sz="1"/>
+              <w:right w:val="single" w:color="D9D9D9" w:sz="1"/>
             </w:tcBorders>
             <w:shd w:fill="FFFFFF" w:val="clear"/>
             <w:tcMar>
@@ -4265,10 +4265,10 @@
           <w:tcPr>
             <w:tcW w:type="dxa" w:w="2760"/>
             <w:tcBorders>
-              <w:top w:val="single" w:color="BFBFBF" w:sz="1"/>
-              <w:left w:val="single" w:color="BFBFBF" w:sz="1"/>
-              <w:bottom w:val="single" w:color="BFBFBF" w:sz="1"/>
-              <w:right w:val="single" w:color="BFBFBF" w:sz="1"/>
+              <w:top w:val="single" w:color="D9D9D9" w:sz="1"/>
+              <w:left w:val="single" w:color="D9D9D9" w:sz="1"/>
+              <w:bottom w:val="single" w:color="D9D9D9" w:sz="1"/>
+              <w:right w:val="single" w:color="D9D9D9" w:sz="1"/>
             </w:tcBorders>
             <w:shd w:fill="FFFFFF" w:val="clear"/>
             <w:tcMar>
@@ -4296,10 +4296,10 @@
           <w:tcPr>
             <w:tcW w:type="dxa" w:w="2000"/>
             <w:tcBorders>
-              <w:top w:val="single" w:color="BFBFBF" w:sz="1"/>
-              <w:left w:val="single" w:color="BFBFBF" w:sz="1"/>
-              <w:bottom w:val="single" w:color="BFBFBF" w:sz="1"/>
-              <w:right w:val="single" w:color="BFBFBF" w:sz="1"/>
+              <w:top w:val="single" w:color="D9D9D9" w:sz="1"/>
+              <w:left w:val="single" w:color="D9D9D9" w:sz="1"/>
+              <w:bottom w:val="single" w:color="D9D9D9" w:sz="1"/>
+              <w:right w:val="single" w:color="D9D9D9" w:sz="1"/>
             </w:tcBorders>
             <w:shd w:fill="FFFFFF" w:val="clear"/>
             <w:tcMar>
@@ -4329,12 +4329,12 @@
           <w:tcPr>
             <w:tcW w:type="dxa" w:w="1900"/>
             <w:tcBorders>
-              <w:top w:val="single" w:color="BFBFBF" w:sz="1"/>
-              <w:left w:val="single" w:color="BFBFBF" w:sz="1"/>
-              <w:bottom w:val="single" w:color="BFBFBF" w:sz="1"/>
-              <w:right w:val="single" w:color="BFBFBF" w:sz="1"/>
-            </w:tcBorders>
-            <w:shd w:fill="EEF3F8" w:val="clear"/>
+              <w:top w:val="single" w:color="D9D9D9" w:sz="1"/>
+              <w:left w:val="single" w:color="D9D9D9" w:sz="1"/>
+              <w:bottom w:val="single" w:color="D9D9D9" w:sz="1"/>
+              <w:right w:val="single" w:color="D9D9D9" w:sz="1"/>
+            </w:tcBorders>
+            <w:shd w:fill="F2EEF2" w:val="clear"/>
             <w:tcMar>
               <w:top w:type="dxa" w:w="80"/>
               <w:left w:type="dxa" w:w="120"/>
@@ -4363,12 +4363,12 @@
           <w:tcPr>
             <w:tcW w:type="dxa" w:w="2700"/>
             <w:tcBorders>
-              <w:top w:val="single" w:color="BFBFBF" w:sz="1"/>
-              <w:left w:val="single" w:color="BFBFBF" w:sz="1"/>
-              <w:bottom w:val="single" w:color="BFBFBF" w:sz="1"/>
-              <w:right w:val="single" w:color="BFBFBF" w:sz="1"/>
-            </w:tcBorders>
-            <w:shd w:fill="EEF3F8" w:val="clear"/>
+              <w:top w:val="single" w:color="D9D9D9" w:sz="1"/>
+              <w:left w:val="single" w:color="D9D9D9" w:sz="1"/>
+              <w:bottom w:val="single" w:color="D9D9D9" w:sz="1"/>
+              <w:right w:val="single" w:color="D9D9D9" w:sz="1"/>
+            </w:tcBorders>
+            <w:shd w:fill="F2EEF2" w:val="clear"/>
             <w:tcMar>
               <w:top w:type="dxa" w:w="80"/>
               <w:left w:type="dxa" w:w="120"/>
@@ -4394,12 +4394,12 @@
           <w:tcPr>
             <w:tcW w:type="dxa" w:w="2760"/>
             <w:tcBorders>
-              <w:top w:val="single" w:color="BFBFBF" w:sz="1"/>
-              <w:left w:val="single" w:color="BFBFBF" w:sz="1"/>
-              <w:bottom w:val="single" w:color="BFBFBF" w:sz="1"/>
-              <w:right w:val="single" w:color="BFBFBF" w:sz="1"/>
-            </w:tcBorders>
-            <w:shd w:fill="EEF3F8" w:val="clear"/>
+              <w:top w:val="single" w:color="D9D9D9" w:sz="1"/>
+              <w:left w:val="single" w:color="D9D9D9" w:sz="1"/>
+              <w:bottom w:val="single" w:color="D9D9D9" w:sz="1"/>
+              <w:right w:val="single" w:color="D9D9D9" w:sz="1"/>
+            </w:tcBorders>
+            <w:shd w:fill="F2EEF2" w:val="clear"/>
             <w:tcMar>
               <w:top w:type="dxa" w:w="80"/>
               <w:left w:type="dxa" w:w="120"/>
@@ -4425,12 +4425,12 @@
           <w:tcPr>
             <w:tcW w:type="dxa" w:w="2000"/>
             <w:tcBorders>
-              <w:top w:val="single" w:color="BFBFBF" w:sz="1"/>
-              <w:left w:val="single" w:color="BFBFBF" w:sz="1"/>
-              <w:bottom w:val="single" w:color="BFBFBF" w:sz="1"/>
-              <w:right w:val="single" w:color="BFBFBF" w:sz="1"/>
-            </w:tcBorders>
-            <w:shd w:fill="EEF3F8" w:val="clear"/>
+              <w:top w:val="single" w:color="D9D9D9" w:sz="1"/>
+              <w:left w:val="single" w:color="D9D9D9" w:sz="1"/>
+              <w:bottom w:val="single" w:color="D9D9D9" w:sz="1"/>
+              <w:right w:val="single" w:color="D9D9D9" w:sz="1"/>
+            </w:tcBorders>
+            <w:shd w:fill="F2EEF2" w:val="clear"/>
             <w:tcMar>
               <w:top w:type="dxa" w:w="80"/>
               <w:left w:type="dxa" w:w="120"/>
@@ -4594,12 +4594,12 @@
           <w:tcPr>
             <w:tcW w:type="dxa" w:w="2100"/>
             <w:tcBorders>
-              <w:top w:val="single" w:color="BFBFBF" w:sz="1"/>
-              <w:left w:val="single" w:color="BFBFBF" w:sz="1"/>
-              <w:bottom w:val="single" w:color="BFBFBF" w:sz="1"/>
-              <w:right w:val="single" w:color="BFBFBF" w:sz="1"/>
-            </w:tcBorders>
-            <w:shd w:fill="1F3864" w:val="clear"/>
+              <w:top w:val="single" w:color="D9D9D9" w:sz="1"/>
+              <w:left w:val="single" w:color="D9D9D9" w:sz="1"/>
+              <w:bottom w:val="single" w:color="D9D9D9" w:sz="1"/>
+              <w:right w:val="single" w:color="D9D9D9" w:sz="1"/>
+            </w:tcBorders>
+            <w:shd w:fill="5F2861" w:val="clear"/>
             <w:tcMar>
               <w:top w:type="dxa" w:w="80"/>
               <w:left w:type="dxa" w:w="120"/>
@@ -4625,12 +4625,12 @@
           <w:tcPr>
             <w:tcW w:type="dxa" w:w="2300"/>
             <w:tcBorders>
-              <w:top w:val="single" w:color="BFBFBF" w:sz="1"/>
-              <w:left w:val="single" w:color="BFBFBF" w:sz="1"/>
-              <w:bottom w:val="single" w:color="BFBFBF" w:sz="1"/>
-              <w:right w:val="single" w:color="BFBFBF" w:sz="1"/>
-            </w:tcBorders>
-            <w:shd w:fill="1F3864" w:val="clear"/>
+              <w:top w:val="single" w:color="D9D9D9" w:sz="1"/>
+              <w:left w:val="single" w:color="D9D9D9" w:sz="1"/>
+              <w:bottom w:val="single" w:color="D9D9D9" w:sz="1"/>
+              <w:right w:val="single" w:color="D9D9D9" w:sz="1"/>
+            </w:tcBorders>
+            <w:shd w:fill="5F2861" w:val="clear"/>
             <w:tcMar>
               <w:top w:type="dxa" w:w="80"/>
               <w:left w:type="dxa" w:w="120"/>
@@ -4656,12 +4656,12 @@
           <w:tcPr>
             <w:tcW w:type="dxa" w:w="2660"/>
             <w:tcBorders>
-              <w:top w:val="single" w:color="BFBFBF" w:sz="1"/>
-              <w:left w:val="single" w:color="BFBFBF" w:sz="1"/>
-              <w:bottom w:val="single" w:color="BFBFBF" w:sz="1"/>
-              <w:right w:val="single" w:color="BFBFBF" w:sz="1"/>
-            </w:tcBorders>
-            <w:shd w:fill="1F3864" w:val="clear"/>
+              <w:top w:val="single" w:color="D9D9D9" w:sz="1"/>
+              <w:left w:val="single" w:color="D9D9D9" w:sz="1"/>
+              <w:bottom w:val="single" w:color="D9D9D9" w:sz="1"/>
+              <w:right w:val="single" w:color="D9D9D9" w:sz="1"/>
+            </w:tcBorders>
+            <w:shd w:fill="5F2861" w:val="clear"/>
             <w:tcMar>
               <w:top w:type="dxa" w:w="80"/>
               <w:left w:type="dxa" w:w="120"/>
@@ -4687,12 +4687,12 @@
           <w:tcPr>
             <w:tcW w:type="dxa" w:w="2300"/>
             <w:tcBorders>
-              <w:top w:val="single" w:color="BFBFBF" w:sz="1"/>
-              <w:left w:val="single" w:color="BFBFBF" w:sz="1"/>
-              <w:bottom w:val="single" w:color="BFBFBF" w:sz="1"/>
-              <w:right w:val="single" w:color="BFBFBF" w:sz="1"/>
-            </w:tcBorders>
-            <w:shd w:fill="1F3864" w:val="clear"/>
+              <w:top w:val="single" w:color="D9D9D9" w:sz="1"/>
+              <w:left w:val="single" w:color="D9D9D9" w:sz="1"/>
+              <w:bottom w:val="single" w:color="D9D9D9" w:sz="1"/>
+              <w:right w:val="single" w:color="D9D9D9" w:sz="1"/>
+            </w:tcBorders>
+            <w:shd w:fill="5F2861" w:val="clear"/>
             <w:tcMar>
               <w:top w:type="dxa" w:w="80"/>
               <w:left w:type="dxa" w:w="120"/>
@@ -4720,12 +4720,12 @@
           <w:tcPr>
             <w:tcW w:type="dxa" w:w="2100"/>
             <w:tcBorders>
-              <w:top w:val="single" w:color="BFBFBF" w:sz="1"/>
-              <w:left w:val="single" w:color="BFBFBF" w:sz="1"/>
-              <w:bottom w:val="single" w:color="BFBFBF" w:sz="1"/>
-              <w:right w:val="single" w:color="BFBFBF" w:sz="1"/>
-            </w:tcBorders>
-            <w:shd w:fill="EEF3F8" w:val="clear"/>
+              <w:top w:val="single" w:color="D9D9D9" w:sz="1"/>
+              <w:left w:val="single" w:color="D9D9D9" w:sz="1"/>
+              <w:bottom w:val="single" w:color="D9D9D9" w:sz="1"/>
+              <w:right w:val="single" w:color="D9D9D9" w:sz="1"/>
+            </w:tcBorders>
+            <w:shd w:fill="F2EEF2" w:val="clear"/>
             <w:tcMar>
               <w:top w:type="dxa" w:w="80"/>
               <w:left w:type="dxa" w:w="120"/>
@@ -4751,12 +4751,12 @@
           <w:tcPr>
             <w:tcW w:type="dxa" w:w="2300"/>
             <w:tcBorders>
-              <w:top w:val="single" w:color="BFBFBF" w:sz="1"/>
-              <w:left w:val="single" w:color="BFBFBF" w:sz="1"/>
-              <w:bottom w:val="single" w:color="BFBFBF" w:sz="1"/>
-              <w:right w:val="single" w:color="BFBFBF" w:sz="1"/>
-            </w:tcBorders>
-            <w:shd w:fill="EEF3F8" w:val="clear"/>
+              <w:top w:val="single" w:color="D9D9D9" w:sz="1"/>
+              <w:left w:val="single" w:color="D9D9D9" w:sz="1"/>
+              <w:bottom w:val="single" w:color="D9D9D9" w:sz="1"/>
+              <w:right w:val="single" w:color="D9D9D9" w:sz="1"/>
+            </w:tcBorders>
+            <w:shd w:fill="F2EEF2" w:val="clear"/>
             <w:tcMar>
               <w:top w:type="dxa" w:w="80"/>
               <w:left w:type="dxa" w:w="120"/>
@@ -4782,12 +4782,12 @@
           <w:tcPr>
             <w:tcW w:type="dxa" w:w="2660"/>
             <w:tcBorders>
-              <w:top w:val="single" w:color="BFBFBF" w:sz="1"/>
-              <w:left w:val="single" w:color="BFBFBF" w:sz="1"/>
-              <w:bottom w:val="single" w:color="BFBFBF" w:sz="1"/>
-              <w:right w:val="single" w:color="BFBFBF" w:sz="1"/>
-            </w:tcBorders>
-            <w:shd w:fill="EEF3F8" w:val="clear"/>
+              <w:top w:val="single" w:color="D9D9D9" w:sz="1"/>
+              <w:left w:val="single" w:color="D9D9D9" w:sz="1"/>
+              <w:bottom w:val="single" w:color="D9D9D9" w:sz="1"/>
+              <w:right w:val="single" w:color="D9D9D9" w:sz="1"/>
+            </w:tcBorders>
+            <w:shd w:fill="F2EEF2" w:val="clear"/>
             <w:tcMar>
               <w:top w:type="dxa" w:w="80"/>
               <w:left w:type="dxa" w:w="120"/>
@@ -4813,12 +4813,12 @@
           <w:tcPr>
             <w:tcW w:type="dxa" w:w="2300"/>
             <w:tcBorders>
-              <w:top w:val="single" w:color="BFBFBF" w:sz="1"/>
-              <w:left w:val="single" w:color="BFBFBF" w:sz="1"/>
-              <w:bottom w:val="single" w:color="BFBFBF" w:sz="1"/>
-              <w:right w:val="single" w:color="BFBFBF" w:sz="1"/>
-            </w:tcBorders>
-            <w:shd w:fill="EEF3F8" w:val="clear"/>
+              <w:top w:val="single" w:color="D9D9D9" w:sz="1"/>
+              <w:left w:val="single" w:color="D9D9D9" w:sz="1"/>
+              <w:bottom w:val="single" w:color="D9D9D9" w:sz="1"/>
+              <w:right w:val="single" w:color="D9D9D9" w:sz="1"/>
+            </w:tcBorders>
+            <w:shd w:fill="F2EEF2" w:val="clear"/>
             <w:tcMar>
               <w:top w:type="dxa" w:w="80"/>
               <w:left w:type="dxa" w:w="120"/>
@@ -4846,10 +4846,10 @@
           <w:tcPr>
             <w:tcW w:type="dxa" w:w="2100"/>
             <w:tcBorders>
-              <w:top w:val="single" w:color="BFBFBF" w:sz="1"/>
-              <w:left w:val="single" w:color="BFBFBF" w:sz="1"/>
-              <w:bottom w:val="single" w:color="BFBFBF" w:sz="1"/>
-              <w:right w:val="single" w:color="BFBFBF" w:sz="1"/>
+              <w:top w:val="single" w:color="D9D9D9" w:sz="1"/>
+              <w:left w:val="single" w:color="D9D9D9" w:sz="1"/>
+              <w:bottom w:val="single" w:color="D9D9D9" w:sz="1"/>
+              <w:right w:val="single" w:color="D9D9D9" w:sz="1"/>
             </w:tcBorders>
             <w:shd w:fill="FFFFFF" w:val="clear"/>
             <w:tcMar>
@@ -4877,10 +4877,10 @@
           <w:tcPr>
             <w:tcW w:type="dxa" w:w="2300"/>
             <w:tcBorders>
-              <w:top w:val="single" w:color="BFBFBF" w:sz="1"/>
-              <w:left w:val="single" w:color="BFBFBF" w:sz="1"/>
-              <w:bottom w:val="single" w:color="BFBFBF" w:sz="1"/>
-              <w:right w:val="single" w:color="BFBFBF" w:sz="1"/>
+              <w:top w:val="single" w:color="D9D9D9" w:sz="1"/>
+              <w:left w:val="single" w:color="D9D9D9" w:sz="1"/>
+              <w:bottom w:val="single" w:color="D9D9D9" w:sz="1"/>
+              <w:right w:val="single" w:color="D9D9D9" w:sz="1"/>
             </w:tcBorders>
             <w:shd w:fill="FFFFFF" w:val="clear"/>
             <w:tcMar>
@@ -4908,10 +4908,10 @@
           <w:tcPr>
             <w:tcW w:type="dxa" w:w="2660"/>
             <w:tcBorders>
-              <w:top w:val="single" w:color="BFBFBF" w:sz="1"/>
-              <w:left w:val="single" w:color="BFBFBF" w:sz="1"/>
-              <w:bottom w:val="single" w:color="BFBFBF" w:sz="1"/>
-              <w:right w:val="single" w:color="BFBFBF" w:sz="1"/>
+              <w:top w:val="single" w:color="D9D9D9" w:sz="1"/>
+              <w:left w:val="single" w:color="D9D9D9" w:sz="1"/>
+              <w:bottom w:val="single" w:color="D9D9D9" w:sz="1"/>
+              <w:right w:val="single" w:color="D9D9D9" w:sz="1"/>
             </w:tcBorders>
             <w:shd w:fill="FFFFFF" w:val="clear"/>
             <w:tcMar>
@@ -4939,10 +4939,10 @@
           <w:tcPr>
             <w:tcW w:type="dxa" w:w="2300"/>
             <w:tcBorders>
-              <w:top w:val="single" w:color="BFBFBF" w:sz="1"/>
-              <w:left w:val="single" w:color="BFBFBF" w:sz="1"/>
-              <w:bottom w:val="single" w:color="BFBFBF" w:sz="1"/>
-              <w:right w:val="single" w:color="BFBFBF" w:sz="1"/>
+              <w:top w:val="single" w:color="D9D9D9" w:sz="1"/>
+              <w:left w:val="single" w:color="D9D9D9" w:sz="1"/>
+              <w:bottom w:val="single" w:color="D9D9D9" w:sz="1"/>
+              <w:right w:val="single" w:color="D9D9D9" w:sz="1"/>
             </w:tcBorders>
             <w:shd w:fill="FFFFFF" w:val="clear"/>
             <w:tcMar>
@@ -4994,11 +4994,11 @@
             <w:tcW w:type="dxa" w:w="9360"/>
             <w:tcBorders>
               <w:top w:val="none"/>
-              <w:left w:val="single" w:color="2E75B6" w:sz="24"/>
+              <w:left w:val="single" w:color="5F2861" w:sz="24"/>
               <w:bottom w:val="none"/>
               <w:right w:val="none"/>
             </w:tcBorders>
-            <w:shd w:fill="F2F2F2" w:val="clear"/>
+            <w:shd w:fill="F0F0F0" w:val="clear"/>
             <w:tcMar>
               <w:top w:type="dxa" w:w="140"/>
               <w:left w:type="dxa" w:w="200"/>
@@ -5014,7 +5014,7 @@
               <w:rPr>
                 <w:b/>
                 <w:bCs/>
-                <w:color w:val="2E75B6"/>
+                <w:color w:val="7030A0"/>
                 <w:sz w:val="20"/>
                 <w:szCs w:val="20"/>
               </w:rPr>
@@ -5148,12 +5148,12 @@
           <w:tcPr>
             <w:tcW w:type="dxa" w:w="3360"/>
             <w:tcBorders>
-              <w:top w:val="single" w:color="BFBFBF" w:sz="1"/>
-              <w:left w:val="single" w:color="BFBFBF" w:sz="1"/>
-              <w:bottom w:val="single" w:color="BFBFBF" w:sz="1"/>
-              <w:right w:val="single" w:color="BFBFBF" w:sz="1"/>
-            </w:tcBorders>
-            <w:shd w:fill="1F3864" w:val="clear"/>
+              <w:top w:val="single" w:color="D9D9D9" w:sz="1"/>
+              <w:left w:val="single" w:color="D9D9D9" w:sz="1"/>
+              <w:bottom w:val="single" w:color="D9D9D9" w:sz="1"/>
+              <w:right w:val="single" w:color="D9D9D9" w:sz="1"/>
+            </w:tcBorders>
+            <w:shd w:fill="5F2861" w:val="clear"/>
             <w:tcMar>
               <w:top w:type="dxa" w:w="80"/>
               <w:left w:type="dxa" w:w="120"/>
@@ -5179,12 +5179,12 @@
           <w:tcPr>
             <w:tcW w:type="dxa" w:w="3000"/>
             <w:tcBorders>
-              <w:top w:val="single" w:color="BFBFBF" w:sz="1"/>
-              <w:left w:val="single" w:color="BFBFBF" w:sz="1"/>
-              <w:bottom w:val="single" w:color="BFBFBF" w:sz="1"/>
-              <w:right w:val="single" w:color="BFBFBF" w:sz="1"/>
-            </w:tcBorders>
-            <w:shd w:fill="1F3864" w:val="clear"/>
+              <w:top w:val="single" w:color="D9D9D9" w:sz="1"/>
+              <w:left w:val="single" w:color="D9D9D9" w:sz="1"/>
+              <w:bottom w:val="single" w:color="D9D9D9" w:sz="1"/>
+              <w:right w:val="single" w:color="D9D9D9" w:sz="1"/>
+            </w:tcBorders>
+            <w:shd w:fill="5F2861" w:val="clear"/>
             <w:tcMar>
               <w:top w:type="dxa" w:w="80"/>
               <w:left w:type="dxa" w:w="120"/>
@@ -5210,12 +5210,12 @@
           <w:tcPr>
             <w:tcW w:type="dxa" w:w="3000"/>
             <w:tcBorders>
-              <w:top w:val="single" w:color="BFBFBF" w:sz="1"/>
-              <w:left w:val="single" w:color="BFBFBF" w:sz="1"/>
-              <w:bottom w:val="single" w:color="BFBFBF" w:sz="1"/>
-              <w:right w:val="single" w:color="BFBFBF" w:sz="1"/>
-            </w:tcBorders>
-            <w:shd w:fill="1F3864" w:val="clear"/>
+              <w:top w:val="single" w:color="D9D9D9" w:sz="1"/>
+              <w:left w:val="single" w:color="D9D9D9" w:sz="1"/>
+              <w:bottom w:val="single" w:color="D9D9D9" w:sz="1"/>
+              <w:right w:val="single" w:color="D9D9D9" w:sz="1"/>
+            </w:tcBorders>
+            <w:shd w:fill="5F2861" w:val="clear"/>
             <w:tcMar>
               <w:top w:type="dxa" w:w="80"/>
               <w:left w:type="dxa" w:w="120"/>
@@ -5243,12 +5243,12 @@
           <w:tcPr>
             <w:tcW w:type="dxa" w:w="3360"/>
             <w:tcBorders>
-              <w:top w:val="single" w:color="BFBFBF" w:sz="1"/>
-              <w:left w:val="single" w:color="BFBFBF" w:sz="1"/>
-              <w:bottom w:val="single" w:color="BFBFBF" w:sz="1"/>
-              <w:right w:val="single" w:color="BFBFBF" w:sz="1"/>
-            </w:tcBorders>
-            <w:shd w:fill="EEF3F8" w:val="clear"/>
+              <w:top w:val="single" w:color="D9D9D9" w:sz="1"/>
+              <w:left w:val="single" w:color="D9D9D9" w:sz="1"/>
+              <w:bottom w:val="single" w:color="D9D9D9" w:sz="1"/>
+              <w:right w:val="single" w:color="D9D9D9" w:sz="1"/>
+            </w:tcBorders>
+            <w:shd w:fill="F2EEF2" w:val="clear"/>
             <w:tcMar>
               <w:top w:type="dxa" w:w="80"/>
               <w:left w:type="dxa" w:w="120"/>
@@ -5274,12 +5274,12 @@
           <w:tcPr>
             <w:tcW w:type="dxa" w:w="3000"/>
             <w:tcBorders>
-              <w:top w:val="single" w:color="BFBFBF" w:sz="1"/>
-              <w:left w:val="single" w:color="BFBFBF" w:sz="1"/>
-              <w:bottom w:val="single" w:color="BFBFBF" w:sz="1"/>
-              <w:right w:val="single" w:color="BFBFBF" w:sz="1"/>
-            </w:tcBorders>
-            <w:shd w:fill="EEF3F8" w:val="clear"/>
+              <w:top w:val="single" w:color="D9D9D9" w:sz="1"/>
+              <w:left w:val="single" w:color="D9D9D9" w:sz="1"/>
+              <w:bottom w:val="single" w:color="D9D9D9" w:sz="1"/>
+              <w:right w:val="single" w:color="D9D9D9" w:sz="1"/>
+            </w:tcBorders>
+            <w:shd w:fill="F2EEF2" w:val="clear"/>
             <w:tcMar>
               <w:top w:type="dxa" w:w="80"/>
               <w:left w:type="dxa" w:w="120"/>
@@ -5308,12 +5308,12 @@
           <w:tcPr>
             <w:tcW w:type="dxa" w:w="3000"/>
             <w:tcBorders>
-              <w:top w:val="single" w:color="BFBFBF" w:sz="1"/>
-              <w:left w:val="single" w:color="BFBFBF" w:sz="1"/>
-              <w:bottom w:val="single" w:color="BFBFBF" w:sz="1"/>
-              <w:right w:val="single" w:color="BFBFBF" w:sz="1"/>
-            </w:tcBorders>
-            <w:shd w:fill="EEF3F8" w:val="clear"/>
+              <w:top w:val="single" w:color="D9D9D9" w:sz="1"/>
+              <w:left w:val="single" w:color="D9D9D9" w:sz="1"/>
+              <w:bottom w:val="single" w:color="D9D9D9" w:sz="1"/>
+              <w:right w:val="single" w:color="D9D9D9" w:sz="1"/>
+            </w:tcBorders>
+            <w:shd w:fill="F2EEF2" w:val="clear"/>
             <w:tcMar>
               <w:top w:type="dxa" w:w="80"/>
               <w:left w:type="dxa" w:w="120"/>
@@ -5344,10 +5344,10 @@
           <w:tcPr>
             <w:tcW w:type="dxa" w:w="3360"/>
             <w:tcBorders>
-              <w:top w:val="single" w:color="BFBFBF" w:sz="1"/>
-              <w:left w:val="single" w:color="BFBFBF" w:sz="1"/>
-              <w:bottom w:val="single" w:color="BFBFBF" w:sz="1"/>
-              <w:right w:val="single" w:color="BFBFBF" w:sz="1"/>
+              <w:top w:val="single" w:color="D9D9D9" w:sz="1"/>
+              <w:left w:val="single" w:color="D9D9D9" w:sz="1"/>
+              <w:bottom w:val="single" w:color="D9D9D9" w:sz="1"/>
+              <w:right w:val="single" w:color="D9D9D9" w:sz="1"/>
             </w:tcBorders>
             <w:shd w:fill="FFFFFF" w:val="clear"/>
             <w:tcMar>
@@ -5375,10 +5375,10 @@
           <w:tcPr>
             <w:tcW w:type="dxa" w:w="3000"/>
             <w:tcBorders>
-              <w:top w:val="single" w:color="BFBFBF" w:sz="1"/>
-              <w:left w:val="single" w:color="BFBFBF" w:sz="1"/>
-              <w:bottom w:val="single" w:color="BFBFBF" w:sz="1"/>
-              <w:right w:val="single" w:color="BFBFBF" w:sz="1"/>
+              <w:top w:val="single" w:color="D9D9D9" w:sz="1"/>
+              <w:left w:val="single" w:color="D9D9D9" w:sz="1"/>
+              <w:bottom w:val="single" w:color="D9D9D9" w:sz="1"/>
+              <w:right w:val="single" w:color="D9D9D9" w:sz="1"/>
             </w:tcBorders>
             <w:shd w:fill="FFFFFF" w:val="clear"/>
             <w:tcMar>
@@ -5406,10 +5406,10 @@
           <w:tcPr>
             <w:tcW w:type="dxa" w:w="3000"/>
             <w:tcBorders>
-              <w:top w:val="single" w:color="BFBFBF" w:sz="1"/>
-              <w:left w:val="single" w:color="BFBFBF" w:sz="1"/>
-              <w:bottom w:val="single" w:color="BFBFBF" w:sz="1"/>
-              <w:right w:val="single" w:color="BFBFBF" w:sz="1"/>
+              <w:top w:val="single" w:color="D9D9D9" w:sz="1"/>
+              <w:left w:val="single" w:color="D9D9D9" w:sz="1"/>
+              <w:bottom w:val="single" w:color="D9D9D9" w:sz="1"/>
+              <w:right w:val="single" w:color="D9D9D9" w:sz="1"/>
             </w:tcBorders>
             <w:shd w:fill="FFFFFF" w:val="clear"/>
             <w:tcMar>
@@ -5439,12 +5439,12 @@
           <w:tcPr>
             <w:tcW w:type="dxa" w:w="3360"/>
             <w:tcBorders>
-              <w:top w:val="single" w:color="BFBFBF" w:sz="1"/>
-              <w:left w:val="single" w:color="BFBFBF" w:sz="1"/>
-              <w:bottom w:val="single" w:color="BFBFBF" w:sz="1"/>
-              <w:right w:val="single" w:color="BFBFBF" w:sz="1"/>
-            </w:tcBorders>
-            <w:shd w:fill="EEF3F8" w:val="clear"/>
+              <w:top w:val="single" w:color="D9D9D9" w:sz="1"/>
+              <w:left w:val="single" w:color="D9D9D9" w:sz="1"/>
+              <w:bottom w:val="single" w:color="D9D9D9" w:sz="1"/>
+              <w:right w:val="single" w:color="D9D9D9" w:sz="1"/>
+            </w:tcBorders>
+            <w:shd w:fill="F2EEF2" w:val="clear"/>
             <w:tcMar>
               <w:top w:type="dxa" w:w="80"/>
               <w:left w:type="dxa" w:w="120"/>
@@ -5470,12 +5470,12 @@
           <w:tcPr>
             <w:tcW w:type="dxa" w:w="3000"/>
             <w:tcBorders>
-              <w:top w:val="single" w:color="BFBFBF" w:sz="1"/>
-              <w:left w:val="single" w:color="BFBFBF" w:sz="1"/>
-              <w:bottom w:val="single" w:color="BFBFBF" w:sz="1"/>
-              <w:right w:val="single" w:color="BFBFBF" w:sz="1"/>
-            </w:tcBorders>
-            <w:shd w:fill="EEF3F8" w:val="clear"/>
+              <w:top w:val="single" w:color="D9D9D9" w:sz="1"/>
+              <w:left w:val="single" w:color="D9D9D9" w:sz="1"/>
+              <w:bottom w:val="single" w:color="D9D9D9" w:sz="1"/>
+              <w:right w:val="single" w:color="D9D9D9" w:sz="1"/>
+            </w:tcBorders>
+            <w:shd w:fill="F2EEF2" w:val="clear"/>
             <w:tcMar>
               <w:top w:type="dxa" w:w="80"/>
               <w:left w:type="dxa" w:w="120"/>
@@ -5501,12 +5501,12 @@
           <w:tcPr>
             <w:tcW w:type="dxa" w:w="3000"/>
             <w:tcBorders>
-              <w:top w:val="single" w:color="BFBFBF" w:sz="1"/>
-              <w:left w:val="single" w:color="BFBFBF" w:sz="1"/>
-              <w:bottom w:val="single" w:color="BFBFBF" w:sz="1"/>
-              <w:right w:val="single" w:color="BFBFBF" w:sz="1"/>
-            </w:tcBorders>
-            <w:shd w:fill="EEF3F8" w:val="clear"/>
+              <w:top w:val="single" w:color="D9D9D9" w:sz="1"/>
+              <w:left w:val="single" w:color="D9D9D9" w:sz="1"/>
+              <w:bottom w:val="single" w:color="D9D9D9" w:sz="1"/>
+              <w:right w:val="single" w:color="D9D9D9" w:sz="1"/>
+            </w:tcBorders>
+            <w:shd w:fill="F2EEF2" w:val="clear"/>
             <w:tcMar>
               <w:top w:type="dxa" w:w="80"/>
               <w:left w:type="dxa" w:w="120"/>
@@ -5534,10 +5534,10 @@
           <w:tcPr>
             <w:tcW w:type="dxa" w:w="3360"/>
             <w:tcBorders>
-              <w:top w:val="single" w:color="BFBFBF" w:sz="1"/>
-              <w:left w:val="single" w:color="BFBFBF" w:sz="1"/>
-              <w:bottom w:val="single" w:color="BFBFBF" w:sz="1"/>
-              <w:right w:val="single" w:color="BFBFBF" w:sz="1"/>
+              <w:top w:val="single" w:color="D9D9D9" w:sz="1"/>
+              <w:left w:val="single" w:color="D9D9D9" w:sz="1"/>
+              <w:bottom w:val="single" w:color="D9D9D9" w:sz="1"/>
+              <w:right w:val="single" w:color="D9D9D9" w:sz="1"/>
             </w:tcBorders>
             <w:shd w:fill="FFFFFF" w:val="clear"/>
             <w:tcMar>
@@ -5565,10 +5565,10 @@
           <w:tcPr>
             <w:tcW w:type="dxa" w:w="3000"/>
             <w:tcBorders>
-              <w:top w:val="single" w:color="BFBFBF" w:sz="1"/>
-              <w:left w:val="single" w:color="BFBFBF" w:sz="1"/>
-              <w:bottom w:val="single" w:color="BFBFBF" w:sz="1"/>
-              <w:right w:val="single" w:color="BFBFBF" w:sz="1"/>
+              <w:top w:val="single" w:color="D9D9D9" w:sz="1"/>
+              <w:left w:val="single" w:color="D9D9D9" w:sz="1"/>
+              <w:bottom w:val="single" w:color="D9D9D9" w:sz="1"/>
+              <w:right w:val="single" w:color="D9D9D9" w:sz="1"/>
             </w:tcBorders>
             <w:shd w:fill="FFFFFF" w:val="clear"/>
             <w:tcMar>
@@ -5596,10 +5596,10 @@
           <w:tcPr>
             <w:tcW w:type="dxa" w:w="3000"/>
             <w:tcBorders>
-              <w:top w:val="single" w:color="BFBFBF" w:sz="1"/>
-              <w:left w:val="single" w:color="BFBFBF" w:sz="1"/>
-              <w:bottom w:val="single" w:color="BFBFBF" w:sz="1"/>
-              <w:right w:val="single" w:color="BFBFBF" w:sz="1"/>
+              <w:top w:val="single" w:color="D9D9D9" w:sz="1"/>
+              <w:left w:val="single" w:color="D9D9D9" w:sz="1"/>
+              <w:bottom w:val="single" w:color="D9D9D9" w:sz="1"/>
+              <w:right w:val="single" w:color="D9D9D9" w:sz="1"/>
             </w:tcBorders>
             <w:shd w:fill="FFFFFF" w:val="clear"/>
             <w:tcMar>
@@ -5629,12 +5629,12 @@
           <w:tcPr>
             <w:tcW w:type="dxa" w:w="3360"/>
             <w:tcBorders>
-              <w:top w:val="single" w:color="BFBFBF" w:sz="1"/>
-              <w:left w:val="single" w:color="BFBFBF" w:sz="1"/>
-              <w:bottom w:val="single" w:color="BFBFBF" w:sz="1"/>
-              <w:right w:val="single" w:color="BFBFBF" w:sz="1"/>
-            </w:tcBorders>
-            <w:shd w:fill="EEF3F8" w:val="clear"/>
+              <w:top w:val="single" w:color="D9D9D9" w:sz="1"/>
+              <w:left w:val="single" w:color="D9D9D9" w:sz="1"/>
+              <w:bottom w:val="single" w:color="D9D9D9" w:sz="1"/>
+              <w:right w:val="single" w:color="D9D9D9" w:sz="1"/>
+            </w:tcBorders>
+            <w:shd w:fill="F2EEF2" w:val="clear"/>
             <w:tcMar>
               <w:top w:type="dxa" w:w="80"/>
               <w:left w:type="dxa" w:w="120"/>
@@ -5660,12 +5660,12 @@
           <w:tcPr>
             <w:tcW w:type="dxa" w:w="3000"/>
             <w:tcBorders>
-              <w:top w:val="single" w:color="BFBFBF" w:sz="1"/>
-              <w:left w:val="single" w:color="BFBFBF" w:sz="1"/>
-              <w:bottom w:val="single" w:color="BFBFBF" w:sz="1"/>
-              <w:right w:val="single" w:color="BFBFBF" w:sz="1"/>
-            </w:tcBorders>
-            <w:shd w:fill="EEF3F8" w:val="clear"/>
+              <w:top w:val="single" w:color="D9D9D9" w:sz="1"/>
+              <w:left w:val="single" w:color="D9D9D9" w:sz="1"/>
+              <w:bottom w:val="single" w:color="D9D9D9" w:sz="1"/>
+              <w:right w:val="single" w:color="D9D9D9" w:sz="1"/>
+            </w:tcBorders>
+            <w:shd w:fill="F2EEF2" w:val="clear"/>
             <w:tcMar>
               <w:top w:type="dxa" w:w="80"/>
               <w:left w:type="dxa" w:w="120"/>
@@ -5694,12 +5694,12 @@
           <w:tcPr>
             <w:tcW w:type="dxa" w:w="3000"/>
             <w:tcBorders>
-              <w:top w:val="single" w:color="BFBFBF" w:sz="1"/>
-              <w:left w:val="single" w:color="BFBFBF" w:sz="1"/>
-              <w:bottom w:val="single" w:color="BFBFBF" w:sz="1"/>
-              <w:right w:val="single" w:color="BFBFBF" w:sz="1"/>
-            </w:tcBorders>
-            <w:shd w:fill="EEF3F8" w:val="clear"/>
+              <w:top w:val="single" w:color="D9D9D9" w:sz="1"/>
+              <w:left w:val="single" w:color="D9D9D9" w:sz="1"/>
+              <w:bottom w:val="single" w:color="D9D9D9" w:sz="1"/>
+              <w:right w:val="single" w:color="D9D9D9" w:sz="1"/>
+            </w:tcBorders>
+            <w:shd w:fill="F2EEF2" w:val="clear"/>
             <w:tcMar>
               <w:top w:type="dxa" w:w="80"/>
               <w:left w:type="dxa" w:w="120"/>
@@ -5736,7 +5736,7 @@
         <w:rPr>
           <w:i/>
           <w:iCs/>
-          <w:color w:val="595959"/>
+          <w:color w:val="404040"/>
           <w:sz w:val="20"/>
           <w:szCs w:val="20"/>
         </w:rPr>
@@ -5789,12 +5789,12 @@
           <w:tcPr>
             <w:tcW w:type="dxa" w:w="2400"/>
             <w:tcBorders>
-              <w:top w:val="single" w:color="BFBFBF" w:sz="1"/>
-              <w:left w:val="single" w:color="BFBFBF" w:sz="1"/>
-              <w:bottom w:val="single" w:color="BFBFBF" w:sz="1"/>
-              <w:right w:val="single" w:color="BFBFBF" w:sz="1"/>
-            </w:tcBorders>
-            <w:shd w:fill="1F3864" w:val="clear"/>
+              <w:top w:val="single" w:color="D9D9D9" w:sz="1"/>
+              <w:left w:val="single" w:color="D9D9D9" w:sz="1"/>
+              <w:bottom w:val="single" w:color="D9D9D9" w:sz="1"/>
+              <w:right w:val="single" w:color="D9D9D9" w:sz="1"/>
+            </w:tcBorders>
+            <w:shd w:fill="5F2861" w:val="clear"/>
             <w:tcMar>
               <w:top w:type="dxa" w:w="80"/>
               <w:left w:type="dxa" w:w="120"/>
@@ -5820,12 +5820,12 @@
           <w:tcPr>
             <w:tcW w:type="dxa" w:w="2760"/>
             <w:tcBorders>
-              <w:top w:val="single" w:color="BFBFBF" w:sz="1"/>
-              <w:left w:val="single" w:color="BFBFBF" w:sz="1"/>
-              <w:bottom w:val="single" w:color="BFBFBF" w:sz="1"/>
-              <w:right w:val="single" w:color="BFBFBF" w:sz="1"/>
-            </w:tcBorders>
-            <w:shd w:fill="1F3864" w:val="clear"/>
+              <w:top w:val="single" w:color="D9D9D9" w:sz="1"/>
+              <w:left w:val="single" w:color="D9D9D9" w:sz="1"/>
+              <w:bottom w:val="single" w:color="D9D9D9" w:sz="1"/>
+              <w:right w:val="single" w:color="D9D9D9" w:sz="1"/>
+            </w:tcBorders>
+            <w:shd w:fill="5F2861" w:val="clear"/>
             <w:tcMar>
               <w:top w:type="dxa" w:w="80"/>
               <w:left w:type="dxa" w:w="120"/>
@@ -5851,12 +5851,12 @@
           <w:tcPr>
             <w:tcW w:type="dxa" w:w="4200"/>
             <w:tcBorders>
-              <w:top w:val="single" w:color="BFBFBF" w:sz="1"/>
-              <w:left w:val="single" w:color="BFBFBF" w:sz="1"/>
-              <w:bottom w:val="single" w:color="BFBFBF" w:sz="1"/>
-              <w:right w:val="single" w:color="BFBFBF" w:sz="1"/>
-            </w:tcBorders>
-            <w:shd w:fill="1F3864" w:val="clear"/>
+              <w:top w:val="single" w:color="D9D9D9" w:sz="1"/>
+              <w:left w:val="single" w:color="D9D9D9" w:sz="1"/>
+              <w:bottom w:val="single" w:color="D9D9D9" w:sz="1"/>
+              <w:right w:val="single" w:color="D9D9D9" w:sz="1"/>
+            </w:tcBorders>
+            <w:shd w:fill="5F2861" w:val="clear"/>
             <w:tcMar>
               <w:top w:type="dxa" w:w="80"/>
               <w:left w:type="dxa" w:w="120"/>
@@ -5884,12 +5884,12 @@
           <w:tcPr>
             <w:tcW w:type="dxa" w:w="2400"/>
             <w:tcBorders>
-              <w:top w:val="single" w:color="BFBFBF" w:sz="1"/>
-              <w:left w:val="single" w:color="BFBFBF" w:sz="1"/>
-              <w:bottom w:val="single" w:color="BFBFBF" w:sz="1"/>
-              <w:right w:val="single" w:color="BFBFBF" w:sz="1"/>
-            </w:tcBorders>
-            <w:shd w:fill="EEF3F8" w:val="clear"/>
+              <w:top w:val="single" w:color="D9D9D9" w:sz="1"/>
+              <w:left w:val="single" w:color="D9D9D9" w:sz="1"/>
+              <w:bottom w:val="single" w:color="D9D9D9" w:sz="1"/>
+              <w:right w:val="single" w:color="D9D9D9" w:sz="1"/>
+            </w:tcBorders>
+            <w:shd w:fill="F2EEF2" w:val="clear"/>
             <w:tcMar>
               <w:top w:type="dxa" w:w="80"/>
               <w:left w:type="dxa" w:w="120"/>
@@ -5915,12 +5915,12 @@
           <w:tcPr>
             <w:tcW w:type="dxa" w:w="2760"/>
             <w:tcBorders>
-              <w:top w:val="single" w:color="BFBFBF" w:sz="1"/>
-              <w:left w:val="single" w:color="BFBFBF" w:sz="1"/>
-              <w:bottom w:val="single" w:color="BFBFBF" w:sz="1"/>
-              <w:right w:val="single" w:color="BFBFBF" w:sz="1"/>
-            </w:tcBorders>
-            <w:shd w:fill="EEF3F8" w:val="clear"/>
+              <w:top w:val="single" w:color="D9D9D9" w:sz="1"/>
+              <w:left w:val="single" w:color="D9D9D9" w:sz="1"/>
+              <w:bottom w:val="single" w:color="D9D9D9" w:sz="1"/>
+              <w:right w:val="single" w:color="D9D9D9" w:sz="1"/>
+            </w:tcBorders>
+            <w:shd w:fill="F2EEF2" w:val="clear"/>
             <w:tcMar>
               <w:top w:type="dxa" w:w="80"/>
               <w:left w:type="dxa" w:w="120"/>
@@ -5946,12 +5946,12 @@
           <w:tcPr>
             <w:tcW w:type="dxa" w:w="4200"/>
             <w:tcBorders>
-              <w:top w:val="single" w:color="BFBFBF" w:sz="1"/>
-              <w:left w:val="single" w:color="BFBFBF" w:sz="1"/>
-              <w:bottom w:val="single" w:color="BFBFBF" w:sz="1"/>
-              <w:right w:val="single" w:color="BFBFBF" w:sz="1"/>
-            </w:tcBorders>
-            <w:shd w:fill="EEF3F8" w:val="clear"/>
+              <w:top w:val="single" w:color="D9D9D9" w:sz="1"/>
+              <w:left w:val="single" w:color="D9D9D9" w:sz="1"/>
+              <w:bottom w:val="single" w:color="D9D9D9" w:sz="1"/>
+              <w:right w:val="single" w:color="D9D9D9" w:sz="1"/>
+            </w:tcBorders>
+            <w:shd w:fill="F2EEF2" w:val="clear"/>
             <w:tcMar>
               <w:top w:type="dxa" w:w="80"/>
               <w:left w:type="dxa" w:w="120"/>
@@ -5979,10 +5979,10 @@
           <w:tcPr>
             <w:tcW w:type="dxa" w:w="2400"/>
             <w:tcBorders>
-              <w:top w:val="single" w:color="BFBFBF" w:sz="1"/>
-              <w:left w:val="single" w:color="BFBFBF" w:sz="1"/>
-              <w:bottom w:val="single" w:color="BFBFBF" w:sz="1"/>
-              <w:right w:val="single" w:color="BFBFBF" w:sz="1"/>
+              <w:top w:val="single" w:color="D9D9D9" w:sz="1"/>
+              <w:left w:val="single" w:color="D9D9D9" w:sz="1"/>
+              <w:bottom w:val="single" w:color="D9D9D9" w:sz="1"/>
+              <w:right w:val="single" w:color="D9D9D9" w:sz="1"/>
             </w:tcBorders>
             <w:shd w:fill="FFFFFF" w:val="clear"/>
             <w:tcMar>
@@ -6010,10 +6010,10 @@
           <w:tcPr>
             <w:tcW w:type="dxa" w:w="2760"/>
             <w:tcBorders>
-              <w:top w:val="single" w:color="BFBFBF" w:sz="1"/>
-              <w:left w:val="single" w:color="BFBFBF" w:sz="1"/>
-              <w:bottom w:val="single" w:color="BFBFBF" w:sz="1"/>
-              <w:right w:val="single" w:color="BFBFBF" w:sz="1"/>
+              <w:top w:val="single" w:color="D9D9D9" w:sz="1"/>
+              <w:left w:val="single" w:color="D9D9D9" w:sz="1"/>
+              <w:bottom w:val="single" w:color="D9D9D9" w:sz="1"/>
+              <w:right w:val="single" w:color="D9D9D9" w:sz="1"/>
             </w:tcBorders>
             <w:shd w:fill="FFFFFF" w:val="clear"/>
             <w:tcMar>
@@ -6041,10 +6041,10 @@
           <w:tcPr>
             <w:tcW w:type="dxa" w:w="4200"/>
             <w:tcBorders>
-              <w:top w:val="single" w:color="BFBFBF" w:sz="1"/>
-              <w:left w:val="single" w:color="BFBFBF" w:sz="1"/>
-              <w:bottom w:val="single" w:color="BFBFBF" w:sz="1"/>
-              <w:right w:val="single" w:color="BFBFBF" w:sz="1"/>
+              <w:top w:val="single" w:color="D9D9D9" w:sz="1"/>
+              <w:left w:val="single" w:color="D9D9D9" w:sz="1"/>
+              <w:bottom w:val="single" w:color="D9D9D9" w:sz="1"/>
+              <w:right w:val="single" w:color="D9D9D9" w:sz="1"/>
             </w:tcBorders>
             <w:shd w:fill="FFFFFF" w:val="clear"/>
             <w:tcMar>
@@ -6074,12 +6074,12 @@
           <w:tcPr>
             <w:tcW w:type="dxa" w:w="2400"/>
             <w:tcBorders>
-              <w:top w:val="single" w:color="BFBFBF" w:sz="1"/>
-              <w:left w:val="single" w:color="BFBFBF" w:sz="1"/>
-              <w:bottom w:val="single" w:color="BFBFBF" w:sz="1"/>
-              <w:right w:val="single" w:color="BFBFBF" w:sz="1"/>
-            </w:tcBorders>
-            <w:shd w:fill="EEF3F8" w:val="clear"/>
+              <w:top w:val="single" w:color="D9D9D9" w:sz="1"/>
+              <w:left w:val="single" w:color="D9D9D9" w:sz="1"/>
+              <w:bottom w:val="single" w:color="D9D9D9" w:sz="1"/>
+              <w:right w:val="single" w:color="D9D9D9" w:sz="1"/>
+            </w:tcBorders>
+            <w:shd w:fill="F2EEF2" w:val="clear"/>
             <w:tcMar>
               <w:top w:type="dxa" w:w="80"/>
               <w:left w:type="dxa" w:w="120"/>
@@ -6105,12 +6105,12 @@
           <w:tcPr>
             <w:tcW w:type="dxa" w:w="2760"/>
             <w:tcBorders>
-              <w:top w:val="single" w:color="BFBFBF" w:sz="1"/>
-              <w:left w:val="single" w:color="BFBFBF" w:sz="1"/>
-              <w:bottom w:val="single" w:color="BFBFBF" w:sz="1"/>
-              <w:right w:val="single" w:color="BFBFBF" w:sz="1"/>
-            </w:tcBorders>
-            <w:shd w:fill="EEF3F8" w:val="clear"/>
+              <w:top w:val="single" w:color="D9D9D9" w:sz="1"/>
+              <w:left w:val="single" w:color="D9D9D9" w:sz="1"/>
+              <w:bottom w:val="single" w:color="D9D9D9" w:sz="1"/>
+              <w:right w:val="single" w:color="D9D9D9" w:sz="1"/>
+            </w:tcBorders>
+            <w:shd w:fill="F2EEF2" w:val="clear"/>
             <w:tcMar>
               <w:top w:type="dxa" w:w="80"/>
               <w:left w:type="dxa" w:w="120"/>
@@ -6138,12 +6138,12 @@
           <w:tcPr>
             <w:tcW w:type="dxa" w:w="4200"/>
             <w:tcBorders>
-              <w:top w:val="single" w:color="BFBFBF" w:sz="1"/>
-              <w:left w:val="single" w:color="BFBFBF" w:sz="1"/>
-              <w:bottom w:val="single" w:color="BFBFBF" w:sz="1"/>
-              <w:right w:val="single" w:color="BFBFBF" w:sz="1"/>
-            </w:tcBorders>
-            <w:shd w:fill="EEF3F8" w:val="clear"/>
+              <w:top w:val="single" w:color="D9D9D9" w:sz="1"/>
+              <w:left w:val="single" w:color="D9D9D9" w:sz="1"/>
+              <w:bottom w:val="single" w:color="D9D9D9" w:sz="1"/>
+              <w:right w:val="single" w:color="D9D9D9" w:sz="1"/>
+            </w:tcBorders>
+            <w:shd w:fill="F2EEF2" w:val="clear"/>
             <w:tcMar>
               <w:top w:type="dxa" w:w="80"/>
               <w:left w:type="dxa" w:w="120"/>
@@ -6171,10 +6171,10 @@
           <w:tcPr>
             <w:tcW w:type="dxa" w:w="2400"/>
             <w:tcBorders>
-              <w:top w:val="single" w:color="BFBFBF" w:sz="1"/>
-              <w:left w:val="single" w:color="BFBFBF" w:sz="1"/>
-              <w:bottom w:val="single" w:color="BFBFBF" w:sz="1"/>
-              <w:right w:val="single" w:color="BFBFBF" w:sz="1"/>
+              <w:top w:val="single" w:color="D9D9D9" w:sz="1"/>
+              <w:left w:val="single" w:color="D9D9D9" w:sz="1"/>
+              <w:bottom w:val="single" w:color="D9D9D9" w:sz="1"/>
+              <w:right w:val="single" w:color="D9D9D9" w:sz="1"/>
             </w:tcBorders>
             <w:shd w:fill="FFFFFF" w:val="clear"/>
             <w:tcMar>
@@ -6202,10 +6202,10 @@
           <w:tcPr>
             <w:tcW w:type="dxa" w:w="2760"/>
             <w:tcBorders>
-              <w:top w:val="single" w:color="BFBFBF" w:sz="1"/>
-              <w:left w:val="single" w:color="BFBFBF" w:sz="1"/>
-              <w:bottom w:val="single" w:color="BFBFBF" w:sz="1"/>
-              <w:right w:val="single" w:color="BFBFBF" w:sz="1"/>
+              <w:top w:val="single" w:color="D9D9D9" w:sz="1"/>
+              <w:left w:val="single" w:color="D9D9D9" w:sz="1"/>
+              <w:bottom w:val="single" w:color="D9D9D9" w:sz="1"/>
+              <w:right w:val="single" w:color="D9D9D9" w:sz="1"/>
             </w:tcBorders>
             <w:shd w:fill="FFFFFF" w:val="clear"/>
             <w:tcMar>
@@ -6233,10 +6233,10 @@
           <w:tcPr>
             <w:tcW w:type="dxa" w:w="4200"/>
             <w:tcBorders>
-              <w:top w:val="single" w:color="BFBFBF" w:sz="1"/>
-              <w:left w:val="single" w:color="BFBFBF" w:sz="1"/>
-              <w:bottom w:val="single" w:color="BFBFBF" w:sz="1"/>
-              <w:right w:val="single" w:color="BFBFBF" w:sz="1"/>
+              <w:top w:val="single" w:color="D9D9D9" w:sz="1"/>
+              <w:left w:val="single" w:color="D9D9D9" w:sz="1"/>
+              <w:bottom w:val="single" w:color="D9D9D9" w:sz="1"/>
+              <w:right w:val="single" w:color="D9D9D9" w:sz="1"/>
             </w:tcBorders>
             <w:shd w:fill="FFFFFF" w:val="clear"/>
             <w:tcMar>
@@ -6266,12 +6266,12 @@
           <w:tcPr>
             <w:tcW w:type="dxa" w:w="2400"/>
             <w:tcBorders>
-              <w:top w:val="single" w:color="BFBFBF" w:sz="1"/>
-              <w:left w:val="single" w:color="BFBFBF" w:sz="1"/>
-              <w:bottom w:val="single" w:color="BFBFBF" w:sz="1"/>
-              <w:right w:val="single" w:color="BFBFBF" w:sz="1"/>
-            </w:tcBorders>
-            <w:shd w:fill="EEF3F8" w:val="clear"/>
+              <w:top w:val="single" w:color="D9D9D9" w:sz="1"/>
+              <w:left w:val="single" w:color="D9D9D9" w:sz="1"/>
+              <w:bottom w:val="single" w:color="D9D9D9" w:sz="1"/>
+              <w:right w:val="single" w:color="D9D9D9" w:sz="1"/>
+            </w:tcBorders>
+            <w:shd w:fill="F2EEF2" w:val="clear"/>
             <w:tcMar>
               <w:top w:type="dxa" w:w="80"/>
               <w:left w:type="dxa" w:w="120"/>
@@ -6297,12 +6297,12 @@
           <w:tcPr>
             <w:tcW w:type="dxa" w:w="2760"/>
             <w:tcBorders>
-              <w:top w:val="single" w:color="BFBFBF" w:sz="1"/>
-              <w:left w:val="single" w:color="BFBFBF" w:sz="1"/>
-              <w:bottom w:val="single" w:color="BFBFBF" w:sz="1"/>
-              <w:right w:val="single" w:color="BFBFBF" w:sz="1"/>
-            </w:tcBorders>
-            <w:shd w:fill="EEF3F8" w:val="clear"/>
+              <w:top w:val="single" w:color="D9D9D9" w:sz="1"/>
+              <w:left w:val="single" w:color="D9D9D9" w:sz="1"/>
+              <w:bottom w:val="single" w:color="D9D9D9" w:sz="1"/>
+              <w:right w:val="single" w:color="D9D9D9" w:sz="1"/>
+            </w:tcBorders>
+            <w:shd w:fill="F2EEF2" w:val="clear"/>
             <w:tcMar>
               <w:top w:type="dxa" w:w="80"/>
               <w:left w:type="dxa" w:w="120"/>
@@ -6328,12 +6328,12 @@
           <w:tcPr>
             <w:tcW w:type="dxa" w:w="4200"/>
             <w:tcBorders>
-              <w:top w:val="single" w:color="BFBFBF" w:sz="1"/>
-              <w:left w:val="single" w:color="BFBFBF" w:sz="1"/>
-              <w:bottom w:val="single" w:color="BFBFBF" w:sz="1"/>
-              <w:right w:val="single" w:color="BFBFBF" w:sz="1"/>
-            </w:tcBorders>
-            <w:shd w:fill="EEF3F8" w:val="clear"/>
+              <w:top w:val="single" w:color="D9D9D9" w:sz="1"/>
+              <w:left w:val="single" w:color="D9D9D9" w:sz="1"/>
+              <w:bottom w:val="single" w:color="D9D9D9" w:sz="1"/>
+              <w:right w:val="single" w:color="D9D9D9" w:sz="1"/>
+            </w:tcBorders>
+            <w:shd w:fill="F2EEF2" w:val="clear"/>
             <w:tcMar>
               <w:top w:type="dxa" w:w="80"/>
               <w:left w:type="dxa" w:w="120"/>
@@ -6361,10 +6361,10 @@
           <w:tcPr>
             <w:tcW w:type="dxa" w:w="2400"/>
             <w:tcBorders>
-              <w:top w:val="single" w:color="BFBFBF" w:sz="1"/>
-              <w:left w:val="single" w:color="BFBFBF" w:sz="1"/>
-              <w:bottom w:val="single" w:color="BFBFBF" w:sz="1"/>
-              <w:right w:val="single" w:color="BFBFBF" w:sz="1"/>
+              <w:top w:val="single" w:color="D9D9D9" w:sz="1"/>
+              <w:left w:val="single" w:color="D9D9D9" w:sz="1"/>
+              <w:bottom w:val="single" w:color="D9D9D9" w:sz="1"/>
+              <w:right w:val="single" w:color="D9D9D9" w:sz="1"/>
             </w:tcBorders>
             <w:shd w:fill="FFFFFF" w:val="clear"/>
             <w:tcMar>
@@ -6392,10 +6392,10 @@
           <w:tcPr>
             <w:tcW w:type="dxa" w:w="2760"/>
             <w:tcBorders>
-              <w:top w:val="single" w:color="BFBFBF" w:sz="1"/>
-              <w:left w:val="single" w:color="BFBFBF" w:sz="1"/>
-              <w:bottom w:val="single" w:color="BFBFBF" w:sz="1"/>
-              <w:right w:val="single" w:color="BFBFBF" w:sz="1"/>
+              <w:top w:val="single" w:color="D9D9D9" w:sz="1"/>
+              <w:left w:val="single" w:color="D9D9D9" w:sz="1"/>
+              <w:bottom w:val="single" w:color="D9D9D9" w:sz="1"/>
+              <w:right w:val="single" w:color="D9D9D9" w:sz="1"/>
             </w:tcBorders>
             <w:shd w:fill="FFFFFF" w:val="clear"/>
             <w:tcMar>
@@ -6425,10 +6425,10 @@
           <w:tcPr>
             <w:tcW w:type="dxa" w:w="4200"/>
             <w:tcBorders>
-              <w:top w:val="single" w:color="BFBFBF" w:sz="1"/>
-              <w:left w:val="single" w:color="BFBFBF" w:sz="1"/>
-              <w:bottom w:val="single" w:color="BFBFBF" w:sz="1"/>
-              <w:right w:val="single" w:color="BFBFBF" w:sz="1"/>
+              <w:top w:val="single" w:color="D9D9D9" w:sz="1"/>
+              <w:left w:val="single" w:color="D9D9D9" w:sz="1"/>
+              <w:bottom w:val="single" w:color="D9D9D9" w:sz="1"/>
+              <w:right w:val="single" w:color="D9D9D9" w:sz="1"/>
             </w:tcBorders>
             <w:shd w:fill="FFFFFF" w:val="clear"/>
             <w:tcMar>
@@ -6458,12 +6458,12 @@
           <w:tcPr>
             <w:tcW w:type="dxa" w:w="2400"/>
             <w:tcBorders>
-              <w:top w:val="single" w:color="BFBFBF" w:sz="1"/>
-              <w:left w:val="single" w:color="BFBFBF" w:sz="1"/>
-              <w:bottom w:val="single" w:color="BFBFBF" w:sz="1"/>
-              <w:right w:val="single" w:color="BFBFBF" w:sz="1"/>
-            </w:tcBorders>
-            <w:shd w:fill="EEF3F8" w:val="clear"/>
+              <w:top w:val="single" w:color="D9D9D9" w:sz="1"/>
+              <w:left w:val="single" w:color="D9D9D9" w:sz="1"/>
+              <w:bottom w:val="single" w:color="D9D9D9" w:sz="1"/>
+              <w:right w:val="single" w:color="D9D9D9" w:sz="1"/>
+            </w:tcBorders>
+            <w:shd w:fill="F2EEF2" w:val="clear"/>
             <w:tcMar>
               <w:top w:type="dxa" w:w="80"/>
               <w:left w:type="dxa" w:w="120"/>
@@ -6489,12 +6489,12 @@
           <w:tcPr>
             <w:tcW w:type="dxa" w:w="2760"/>
             <w:tcBorders>
-              <w:top w:val="single" w:color="BFBFBF" w:sz="1"/>
-              <w:left w:val="single" w:color="BFBFBF" w:sz="1"/>
-              <w:bottom w:val="single" w:color="BFBFBF" w:sz="1"/>
-              <w:right w:val="single" w:color="BFBFBF" w:sz="1"/>
-            </w:tcBorders>
-            <w:shd w:fill="EEF3F8" w:val="clear"/>
+              <w:top w:val="single" w:color="D9D9D9" w:sz="1"/>
+              <w:left w:val="single" w:color="D9D9D9" w:sz="1"/>
+              <w:bottom w:val="single" w:color="D9D9D9" w:sz="1"/>
+              <w:right w:val="single" w:color="D9D9D9" w:sz="1"/>
+            </w:tcBorders>
+            <w:shd w:fill="F2EEF2" w:val="clear"/>
             <w:tcMar>
               <w:top w:type="dxa" w:w="80"/>
               <w:left w:type="dxa" w:w="120"/>
@@ -6520,12 +6520,12 @@
           <w:tcPr>
             <w:tcW w:type="dxa" w:w="4200"/>
             <w:tcBorders>
-              <w:top w:val="single" w:color="BFBFBF" w:sz="1"/>
-              <w:left w:val="single" w:color="BFBFBF" w:sz="1"/>
-              <w:bottom w:val="single" w:color="BFBFBF" w:sz="1"/>
-              <w:right w:val="single" w:color="BFBFBF" w:sz="1"/>
-            </w:tcBorders>
-            <w:shd w:fill="EEF3F8" w:val="clear"/>
+              <w:top w:val="single" w:color="D9D9D9" w:sz="1"/>
+              <w:left w:val="single" w:color="D9D9D9" w:sz="1"/>
+              <w:bottom w:val="single" w:color="D9D9D9" w:sz="1"/>
+              <w:right w:val="single" w:color="D9D9D9" w:sz="1"/>
+            </w:tcBorders>
+            <w:shd w:fill="F2EEF2" w:val="clear"/>
             <w:tcMar>
               <w:top w:type="dxa" w:w="80"/>
               <w:left w:type="dxa" w:w="120"/>
@@ -6553,10 +6553,10 @@
           <w:tcPr>
             <w:tcW w:type="dxa" w:w="2400"/>
             <w:tcBorders>
-              <w:top w:val="single" w:color="BFBFBF" w:sz="1"/>
-              <w:left w:val="single" w:color="BFBFBF" w:sz="1"/>
-              <w:bottom w:val="single" w:color="BFBFBF" w:sz="1"/>
-              <w:right w:val="single" w:color="BFBFBF" w:sz="1"/>
+              <w:top w:val="single" w:color="D9D9D9" w:sz="1"/>
+              <w:left w:val="single" w:color="D9D9D9" w:sz="1"/>
+              <w:bottom w:val="single" w:color="D9D9D9" w:sz="1"/>
+              <w:right w:val="single" w:color="D9D9D9" w:sz="1"/>
             </w:tcBorders>
             <w:shd w:fill="FFFFFF" w:val="clear"/>
             <w:tcMar>
@@ -6584,10 +6584,10 @@
           <w:tcPr>
             <w:tcW w:type="dxa" w:w="2760"/>
             <w:tcBorders>
-              <w:top w:val="single" w:color="BFBFBF" w:sz="1"/>
-              <w:left w:val="single" w:color="BFBFBF" w:sz="1"/>
-              <w:bottom w:val="single" w:color="BFBFBF" w:sz="1"/>
-              <w:right w:val="single" w:color="BFBFBF" w:sz="1"/>
+              <w:top w:val="single" w:color="D9D9D9" w:sz="1"/>
+              <w:left w:val="single" w:color="D9D9D9" w:sz="1"/>
+              <w:bottom w:val="single" w:color="D9D9D9" w:sz="1"/>
+              <w:right w:val="single" w:color="D9D9D9" w:sz="1"/>
             </w:tcBorders>
             <w:shd w:fill="FFFFFF" w:val="clear"/>
             <w:tcMar>
@@ -6615,10 +6615,10 @@
           <w:tcPr>
             <w:tcW w:type="dxa" w:w="4200"/>
             <w:tcBorders>
-              <w:top w:val="single" w:color="BFBFBF" w:sz="1"/>
-              <w:left w:val="single" w:color="BFBFBF" w:sz="1"/>
-              <w:bottom w:val="single" w:color="BFBFBF" w:sz="1"/>
-              <w:right w:val="single" w:color="BFBFBF" w:sz="1"/>
+              <w:top w:val="single" w:color="D9D9D9" w:sz="1"/>
+              <w:left w:val="single" w:color="D9D9D9" w:sz="1"/>
+              <w:bottom w:val="single" w:color="D9D9D9" w:sz="1"/>
+              <w:right w:val="single" w:color="D9D9D9" w:sz="1"/>
             </w:tcBorders>
             <w:shd w:fill="FFFFFF" w:val="clear"/>
             <w:tcMar>
@@ -6648,12 +6648,12 @@
           <w:tcPr>
             <w:tcW w:type="dxa" w:w="2400"/>
             <w:tcBorders>
-              <w:top w:val="single" w:color="BFBFBF" w:sz="1"/>
-              <w:left w:val="single" w:color="BFBFBF" w:sz="1"/>
-              <w:bottom w:val="single" w:color="BFBFBF" w:sz="1"/>
-              <w:right w:val="single" w:color="BFBFBF" w:sz="1"/>
-            </w:tcBorders>
-            <w:shd w:fill="EEF3F8" w:val="clear"/>
+              <w:top w:val="single" w:color="D9D9D9" w:sz="1"/>
+              <w:left w:val="single" w:color="D9D9D9" w:sz="1"/>
+              <w:bottom w:val="single" w:color="D9D9D9" w:sz="1"/>
+              <w:right w:val="single" w:color="D9D9D9" w:sz="1"/>
+            </w:tcBorders>
+            <w:shd w:fill="F2EEF2" w:val="clear"/>
             <w:tcMar>
               <w:top w:type="dxa" w:w="80"/>
               <w:left w:type="dxa" w:w="120"/>
@@ -6679,12 +6679,12 @@
           <w:tcPr>
             <w:tcW w:type="dxa" w:w="2760"/>
             <w:tcBorders>
-              <w:top w:val="single" w:color="BFBFBF" w:sz="1"/>
-              <w:left w:val="single" w:color="BFBFBF" w:sz="1"/>
-              <w:bottom w:val="single" w:color="BFBFBF" w:sz="1"/>
-              <w:right w:val="single" w:color="BFBFBF" w:sz="1"/>
-            </w:tcBorders>
-            <w:shd w:fill="EEF3F8" w:val="clear"/>
+              <w:top w:val="single" w:color="D9D9D9" w:sz="1"/>
+              <w:left w:val="single" w:color="D9D9D9" w:sz="1"/>
+              <w:bottom w:val="single" w:color="D9D9D9" w:sz="1"/>
+              <w:right w:val="single" w:color="D9D9D9" w:sz="1"/>
+            </w:tcBorders>
+            <w:shd w:fill="F2EEF2" w:val="clear"/>
             <w:tcMar>
               <w:top w:type="dxa" w:w="80"/>
               <w:left w:type="dxa" w:w="120"/>
@@ -6710,12 +6710,12 @@
           <w:tcPr>
             <w:tcW w:type="dxa" w:w="4200"/>
             <w:tcBorders>
-              <w:top w:val="single" w:color="BFBFBF" w:sz="1"/>
-              <w:left w:val="single" w:color="BFBFBF" w:sz="1"/>
-              <w:bottom w:val="single" w:color="BFBFBF" w:sz="1"/>
-              <w:right w:val="single" w:color="BFBFBF" w:sz="1"/>
-            </w:tcBorders>
-            <w:shd w:fill="EEF3F8" w:val="clear"/>
+              <w:top w:val="single" w:color="D9D9D9" w:sz="1"/>
+              <w:left w:val="single" w:color="D9D9D9" w:sz="1"/>
+              <w:bottom w:val="single" w:color="D9D9D9" w:sz="1"/>
+              <w:right w:val="single" w:color="D9D9D9" w:sz="1"/>
+            </w:tcBorders>
+            <w:shd w:fill="F2EEF2" w:val="clear"/>
             <w:tcMar>
               <w:top w:type="dxa" w:w="80"/>
               <w:left w:type="dxa" w:w="120"/>
@@ -6852,11 +6852,11 @@
             <w:tcW w:type="dxa" w:w="9360"/>
             <w:tcBorders>
               <w:top w:val="none"/>
-              <w:left w:val="single" w:color="2E75B6" w:sz="24"/>
+              <w:left w:val="single" w:color="5F2861" w:sz="24"/>
               <w:bottom w:val="none"/>
               <w:right w:val="none"/>
             </w:tcBorders>
-            <w:shd w:fill="F2F2F2" w:val="clear"/>
+            <w:shd w:fill="F0F0F0" w:val="clear"/>
             <w:tcMar>
               <w:top w:type="dxa" w:w="140"/>
               <w:left w:type="dxa" w:w="200"/>
@@ -6872,7 +6872,7 @@
               <w:rPr>
                 <w:b/>
                 <w:bCs/>
-                <w:color w:val="2E75B6"/>
+                <w:color w:val="7030A0"/>
                 <w:sz w:val="20"/>
                 <w:szCs w:val="20"/>
               </w:rPr>
@@ -7103,12 +7103,12 @@
           <w:tcPr>
             <w:tcW w:type="dxa" w:w="3000"/>
             <w:tcBorders>
-              <w:top w:val="single" w:color="BFBFBF" w:sz="1"/>
-              <w:left w:val="single" w:color="BFBFBF" w:sz="1"/>
-              <w:bottom w:val="single" w:color="BFBFBF" w:sz="1"/>
-              <w:right w:val="single" w:color="BFBFBF" w:sz="1"/>
-            </w:tcBorders>
-            <w:shd w:fill="1F3864" w:val="clear"/>
+              <w:top w:val="single" w:color="D9D9D9" w:sz="1"/>
+              <w:left w:val="single" w:color="D9D9D9" w:sz="1"/>
+              <w:bottom w:val="single" w:color="D9D9D9" w:sz="1"/>
+              <w:right w:val="single" w:color="D9D9D9" w:sz="1"/>
+            </w:tcBorders>
+            <w:shd w:fill="5F2861" w:val="clear"/>
             <w:tcMar>
               <w:top w:type="dxa" w:w="80"/>
               <w:left w:type="dxa" w:w="120"/>
@@ -7134,12 +7134,12 @@
           <w:tcPr>
             <w:tcW w:type="dxa" w:w="3360"/>
             <w:tcBorders>
-              <w:top w:val="single" w:color="BFBFBF" w:sz="1"/>
-              <w:left w:val="single" w:color="BFBFBF" w:sz="1"/>
-              <w:bottom w:val="single" w:color="BFBFBF" w:sz="1"/>
-              <w:right w:val="single" w:color="BFBFBF" w:sz="1"/>
-            </w:tcBorders>
-            <w:shd w:fill="1F3864" w:val="clear"/>
+              <w:top w:val="single" w:color="D9D9D9" w:sz="1"/>
+              <w:left w:val="single" w:color="D9D9D9" w:sz="1"/>
+              <w:bottom w:val="single" w:color="D9D9D9" w:sz="1"/>
+              <w:right w:val="single" w:color="D9D9D9" w:sz="1"/>
+            </w:tcBorders>
+            <w:shd w:fill="5F2861" w:val="clear"/>
             <w:tcMar>
               <w:top w:type="dxa" w:w="80"/>
               <w:left w:type="dxa" w:w="120"/>
@@ -7165,12 +7165,12 @@
           <w:tcPr>
             <w:tcW w:type="dxa" w:w="3000"/>
             <w:tcBorders>
-              <w:top w:val="single" w:color="BFBFBF" w:sz="1"/>
-              <w:left w:val="single" w:color="BFBFBF" w:sz="1"/>
-              <w:bottom w:val="single" w:color="BFBFBF" w:sz="1"/>
-              <w:right w:val="single" w:color="BFBFBF" w:sz="1"/>
-            </w:tcBorders>
-            <w:shd w:fill="1F3864" w:val="clear"/>
+              <w:top w:val="single" w:color="D9D9D9" w:sz="1"/>
+              <w:left w:val="single" w:color="D9D9D9" w:sz="1"/>
+              <w:bottom w:val="single" w:color="D9D9D9" w:sz="1"/>
+              <w:right w:val="single" w:color="D9D9D9" w:sz="1"/>
+            </w:tcBorders>
+            <w:shd w:fill="5F2861" w:val="clear"/>
             <w:tcMar>
               <w:top w:type="dxa" w:w="80"/>
               <w:left w:type="dxa" w:w="120"/>
@@ -7198,12 +7198,12 @@
           <w:tcPr>
             <w:tcW w:type="dxa" w:w="3000"/>
             <w:tcBorders>
-              <w:top w:val="single" w:color="BFBFBF" w:sz="1"/>
-              <w:left w:val="single" w:color="BFBFBF" w:sz="1"/>
-              <w:bottom w:val="single" w:color="BFBFBF" w:sz="1"/>
-              <w:right w:val="single" w:color="BFBFBF" w:sz="1"/>
-            </w:tcBorders>
-            <w:shd w:fill="EEF3F8" w:val="clear"/>
+              <w:top w:val="single" w:color="D9D9D9" w:sz="1"/>
+              <w:left w:val="single" w:color="D9D9D9" w:sz="1"/>
+              <w:bottom w:val="single" w:color="D9D9D9" w:sz="1"/>
+              <w:right w:val="single" w:color="D9D9D9" w:sz="1"/>
+            </w:tcBorders>
+            <w:shd w:fill="F2EEF2" w:val="clear"/>
             <w:tcMar>
               <w:top w:type="dxa" w:w="80"/>
               <w:left w:type="dxa" w:w="120"/>
@@ -7229,12 +7229,12 @@
           <w:tcPr>
             <w:tcW w:type="dxa" w:w="3360"/>
             <w:tcBorders>
-              <w:top w:val="single" w:color="BFBFBF" w:sz="1"/>
-              <w:left w:val="single" w:color="BFBFBF" w:sz="1"/>
-              <w:bottom w:val="single" w:color="BFBFBF" w:sz="1"/>
-              <w:right w:val="single" w:color="BFBFBF" w:sz="1"/>
-            </w:tcBorders>
-            <w:shd w:fill="EEF3F8" w:val="clear"/>
+              <w:top w:val="single" w:color="D9D9D9" w:sz="1"/>
+              <w:left w:val="single" w:color="D9D9D9" w:sz="1"/>
+              <w:bottom w:val="single" w:color="D9D9D9" w:sz="1"/>
+              <w:right w:val="single" w:color="D9D9D9" w:sz="1"/>
+            </w:tcBorders>
+            <w:shd w:fill="F2EEF2" w:val="clear"/>
             <w:tcMar>
               <w:top w:type="dxa" w:w="80"/>
               <w:left w:type="dxa" w:w="120"/>
@@ -7260,12 +7260,12 @@
           <w:tcPr>
             <w:tcW w:type="dxa" w:w="3000"/>
             <w:tcBorders>
-              <w:top w:val="single" w:color="BFBFBF" w:sz="1"/>
-              <w:left w:val="single" w:color="BFBFBF" w:sz="1"/>
-              <w:bottom w:val="single" w:color="BFBFBF" w:sz="1"/>
-              <w:right w:val="single" w:color="BFBFBF" w:sz="1"/>
-            </w:tcBorders>
-            <w:shd w:fill="EEF3F8" w:val="clear"/>
+              <w:top w:val="single" w:color="D9D9D9" w:sz="1"/>
+              <w:left w:val="single" w:color="D9D9D9" w:sz="1"/>
+              <w:bottom w:val="single" w:color="D9D9D9" w:sz="1"/>
+              <w:right w:val="single" w:color="D9D9D9" w:sz="1"/>
+            </w:tcBorders>
+            <w:shd w:fill="F2EEF2" w:val="clear"/>
             <w:tcMar>
               <w:top w:type="dxa" w:w="80"/>
               <w:left w:type="dxa" w:w="120"/>
@@ -7293,10 +7293,10 @@
           <w:tcPr>
             <w:tcW w:type="dxa" w:w="3000"/>
             <w:tcBorders>
-              <w:top w:val="single" w:color="BFBFBF" w:sz="1"/>
-              <w:left w:val="single" w:color="BFBFBF" w:sz="1"/>
-              <w:bottom w:val="single" w:color="BFBFBF" w:sz="1"/>
-              <w:right w:val="single" w:color="BFBFBF" w:sz="1"/>
+              <w:top w:val="single" w:color="D9D9D9" w:sz="1"/>
+              <w:left w:val="single" w:color="D9D9D9" w:sz="1"/>
+              <w:bottom w:val="single" w:color="D9D9D9" w:sz="1"/>
+              <w:right w:val="single" w:color="D9D9D9" w:sz="1"/>
             </w:tcBorders>
             <w:shd w:fill="FFFFFF" w:val="clear"/>
             <w:tcMar>
@@ -7324,10 +7324,10 @@
           <w:tcPr>
             <w:tcW w:type="dxa" w:w="3360"/>
             <w:tcBorders>
-              <w:top w:val="single" w:color="BFBFBF" w:sz="1"/>
-              <w:left w:val="single" w:color="BFBFBF" w:sz="1"/>
-              <w:bottom w:val="single" w:color="BFBFBF" w:sz="1"/>
-              <w:right w:val="single" w:color="BFBFBF" w:sz="1"/>
+              <w:top w:val="single" w:color="D9D9D9" w:sz="1"/>
+              <w:left w:val="single" w:color="D9D9D9" w:sz="1"/>
+              <w:bottom w:val="single" w:color="D9D9D9" w:sz="1"/>
+              <w:right w:val="single" w:color="D9D9D9" w:sz="1"/>
             </w:tcBorders>
             <w:shd w:fill="FFFFFF" w:val="clear"/>
             <w:tcMar>
@@ -7355,10 +7355,10 @@
           <w:tcPr>
             <w:tcW w:type="dxa" w:w="3000"/>
             <w:tcBorders>
-              <w:top w:val="single" w:color="BFBFBF" w:sz="1"/>
-              <w:left w:val="single" w:color="BFBFBF" w:sz="1"/>
-              <w:bottom w:val="single" w:color="BFBFBF" w:sz="1"/>
-              <w:right w:val="single" w:color="BFBFBF" w:sz="1"/>
+              <w:top w:val="single" w:color="D9D9D9" w:sz="1"/>
+              <w:left w:val="single" w:color="D9D9D9" w:sz="1"/>
+              <w:bottom w:val="single" w:color="D9D9D9" w:sz="1"/>
+              <w:right w:val="single" w:color="D9D9D9" w:sz="1"/>
             </w:tcBorders>
             <w:shd w:fill="FFFFFF" w:val="clear"/>
             <w:tcMar>
@@ -7388,12 +7388,12 @@
           <w:tcPr>
             <w:tcW w:type="dxa" w:w="3000"/>
             <w:tcBorders>
-              <w:top w:val="single" w:color="BFBFBF" w:sz="1"/>
-              <w:left w:val="single" w:color="BFBFBF" w:sz="1"/>
-              <w:bottom w:val="single" w:color="BFBFBF" w:sz="1"/>
-              <w:right w:val="single" w:color="BFBFBF" w:sz="1"/>
-            </w:tcBorders>
-            <w:shd w:fill="EEF3F8" w:val="clear"/>
+              <w:top w:val="single" w:color="D9D9D9" w:sz="1"/>
+              <w:left w:val="single" w:color="D9D9D9" w:sz="1"/>
+              <w:bottom w:val="single" w:color="D9D9D9" w:sz="1"/>
+              <w:right w:val="single" w:color="D9D9D9" w:sz="1"/>
+            </w:tcBorders>
+            <w:shd w:fill="F2EEF2" w:val="clear"/>
             <w:tcMar>
               <w:top w:type="dxa" w:w="80"/>
               <w:left w:type="dxa" w:w="120"/>
@@ -7419,12 +7419,12 @@
           <w:tcPr>
             <w:tcW w:type="dxa" w:w="3360"/>
             <w:tcBorders>
-              <w:top w:val="single" w:color="BFBFBF" w:sz="1"/>
-              <w:left w:val="single" w:color="BFBFBF" w:sz="1"/>
-              <w:bottom w:val="single" w:color="BFBFBF" w:sz="1"/>
-              <w:right w:val="single" w:color="BFBFBF" w:sz="1"/>
-            </w:tcBorders>
-            <w:shd w:fill="EEF3F8" w:val="clear"/>
+              <w:top w:val="single" w:color="D9D9D9" w:sz="1"/>
+              <w:left w:val="single" w:color="D9D9D9" w:sz="1"/>
+              <w:bottom w:val="single" w:color="D9D9D9" w:sz="1"/>
+              <w:right w:val="single" w:color="D9D9D9" w:sz="1"/>
+            </w:tcBorders>
+            <w:shd w:fill="F2EEF2" w:val="clear"/>
             <w:tcMar>
               <w:top w:type="dxa" w:w="80"/>
               <w:left w:type="dxa" w:w="120"/>
@@ -7450,12 +7450,12 @@
           <w:tcPr>
             <w:tcW w:type="dxa" w:w="3000"/>
             <w:tcBorders>
-              <w:top w:val="single" w:color="BFBFBF" w:sz="1"/>
-              <w:left w:val="single" w:color="BFBFBF" w:sz="1"/>
-              <w:bottom w:val="single" w:color="BFBFBF" w:sz="1"/>
-              <w:right w:val="single" w:color="BFBFBF" w:sz="1"/>
-            </w:tcBorders>
-            <w:shd w:fill="EEF3F8" w:val="clear"/>
+              <w:top w:val="single" w:color="D9D9D9" w:sz="1"/>
+              <w:left w:val="single" w:color="D9D9D9" w:sz="1"/>
+              <w:bottom w:val="single" w:color="D9D9D9" w:sz="1"/>
+              <w:right w:val="single" w:color="D9D9D9" w:sz="1"/>
+            </w:tcBorders>
+            <w:shd w:fill="F2EEF2" w:val="clear"/>
             <w:tcMar>
               <w:top w:type="dxa" w:w="80"/>
               <w:left w:type="dxa" w:w="120"/>
@@ -7483,10 +7483,10 @@
           <w:tcPr>
             <w:tcW w:type="dxa" w:w="3000"/>
             <w:tcBorders>
-              <w:top w:val="single" w:color="BFBFBF" w:sz="1"/>
-              <w:left w:val="single" w:color="BFBFBF" w:sz="1"/>
-              <w:bottom w:val="single" w:color="BFBFBF" w:sz="1"/>
-              <w:right w:val="single" w:color="BFBFBF" w:sz="1"/>
+              <w:top w:val="single" w:color="D9D9D9" w:sz="1"/>
+              <w:left w:val="single" w:color="D9D9D9" w:sz="1"/>
+              <w:bottom w:val="single" w:color="D9D9D9" w:sz="1"/>
+              <w:right w:val="single" w:color="D9D9D9" w:sz="1"/>
             </w:tcBorders>
             <w:shd w:fill="FFFFFF" w:val="clear"/>
             <w:tcMar>
@@ -7514,10 +7514,10 @@
           <w:tcPr>
             <w:tcW w:type="dxa" w:w="3360"/>
             <w:tcBorders>
-              <w:top w:val="single" w:color="BFBFBF" w:sz="1"/>
-              <w:left w:val="single" w:color="BFBFBF" w:sz="1"/>
-              <w:bottom w:val="single" w:color="BFBFBF" w:sz="1"/>
-              <w:right w:val="single" w:color="BFBFBF" w:sz="1"/>
+              <w:top w:val="single" w:color="D9D9D9" w:sz="1"/>
+              <w:left w:val="single" w:color="D9D9D9" w:sz="1"/>
+              <w:bottom w:val="single" w:color="D9D9D9" w:sz="1"/>
+              <w:right w:val="single" w:color="D9D9D9" w:sz="1"/>
             </w:tcBorders>
             <w:shd w:fill="FFFFFF" w:val="clear"/>
             <w:tcMar>
@@ -7545,10 +7545,10 @@
           <w:tcPr>
             <w:tcW w:type="dxa" w:w="3000"/>
             <w:tcBorders>
-              <w:top w:val="single" w:color="BFBFBF" w:sz="1"/>
-              <w:left w:val="single" w:color="BFBFBF" w:sz="1"/>
-              <w:bottom w:val="single" w:color="BFBFBF" w:sz="1"/>
-              <w:right w:val="single" w:color="BFBFBF" w:sz="1"/>
+              <w:top w:val="single" w:color="D9D9D9" w:sz="1"/>
+              <w:left w:val="single" w:color="D9D9D9" w:sz="1"/>
+              <w:bottom w:val="single" w:color="D9D9D9" w:sz="1"/>
+              <w:right w:val="single" w:color="D9D9D9" w:sz="1"/>
             </w:tcBorders>
             <w:shd w:fill="FFFFFF" w:val="clear"/>
             <w:tcMar>
@@ -7637,12 +7637,12 @@
           <w:tcPr>
             <w:tcW w:type="dxa" w:w="9360"/>
             <w:tcBorders>
-              <w:top w:val="single" w:color="D0D0D0" w:sz="1"/>
-              <w:left w:val="single" w:color="D0D0D0" w:sz="1"/>
-              <w:bottom w:val="single" w:color="D0D0D0" w:sz="1"/>
-              <w:right w:val="single" w:color="D0D0D0" w:sz="1"/>
-            </w:tcBorders>
-            <w:shd w:fill="F4F4F4" w:val="clear"/>
+              <w:top w:val="single" w:color="D9D9D9" w:sz="1"/>
+              <w:left w:val="single" w:color="D9D9D9" w:sz="1"/>
+              <w:bottom w:val="single" w:color="D9D9D9" w:sz="1"/>
+              <w:right w:val="single" w:color="D9D9D9" w:sz="1"/>
+            </w:tcBorders>
+            <w:shd w:fill="F0F0F0" w:val="clear"/>
             <w:tcMar>
               <w:top w:type="dxa" w:w="120"/>
               <w:left w:type="dxa" w:w="160"/>
@@ -7715,12 +7715,12 @@
           <w:tcPr>
             <w:tcW w:type="dxa" w:w="9360"/>
             <w:tcBorders>
-              <w:top w:val="single" w:color="D0D0D0" w:sz="1"/>
-              <w:left w:val="single" w:color="D0D0D0" w:sz="1"/>
-              <w:bottom w:val="single" w:color="D0D0D0" w:sz="1"/>
-              <w:right w:val="single" w:color="D0D0D0" w:sz="1"/>
-            </w:tcBorders>
-            <w:shd w:fill="F4F4F4" w:val="clear"/>
+              <w:top w:val="single" w:color="D9D9D9" w:sz="1"/>
+              <w:left w:val="single" w:color="D9D9D9" w:sz="1"/>
+              <w:bottom w:val="single" w:color="D9D9D9" w:sz="1"/>
+              <w:right w:val="single" w:color="D9D9D9" w:sz="1"/>
+            </w:tcBorders>
+            <w:shd w:fill="F0F0F0" w:val="clear"/>
             <w:tcMar>
               <w:top w:type="dxa" w:w="120"/>
               <w:left w:type="dxa" w:w="160"/>
@@ -7935,12 +7935,12 @@
           <w:tcPr>
             <w:tcW w:type="dxa" w:w="2400"/>
             <w:tcBorders>
-              <w:top w:val="single" w:color="BFBFBF" w:sz="1"/>
-              <w:left w:val="single" w:color="BFBFBF" w:sz="1"/>
-              <w:bottom w:val="single" w:color="BFBFBF" w:sz="1"/>
-              <w:right w:val="single" w:color="BFBFBF" w:sz="1"/>
-            </w:tcBorders>
-            <w:shd w:fill="1F3864" w:val="clear"/>
+              <w:top w:val="single" w:color="D9D9D9" w:sz="1"/>
+              <w:left w:val="single" w:color="D9D9D9" w:sz="1"/>
+              <w:bottom w:val="single" w:color="D9D9D9" w:sz="1"/>
+              <w:right w:val="single" w:color="D9D9D9" w:sz="1"/>
+            </w:tcBorders>
+            <w:shd w:fill="5F2861" w:val="clear"/>
             <w:tcMar>
               <w:top w:type="dxa" w:w="80"/>
               <w:left w:type="dxa" w:w="120"/>
@@ -7966,12 +7966,12 @@
           <w:tcPr>
             <w:tcW w:type="dxa" w:w="3360"/>
             <w:tcBorders>
-              <w:top w:val="single" w:color="BFBFBF" w:sz="1"/>
-              <w:left w:val="single" w:color="BFBFBF" w:sz="1"/>
-              <w:bottom w:val="single" w:color="BFBFBF" w:sz="1"/>
-              <w:right w:val="single" w:color="BFBFBF" w:sz="1"/>
-            </w:tcBorders>
-            <w:shd w:fill="1F3864" w:val="clear"/>
+              <w:top w:val="single" w:color="D9D9D9" w:sz="1"/>
+              <w:left w:val="single" w:color="D9D9D9" w:sz="1"/>
+              <w:bottom w:val="single" w:color="D9D9D9" w:sz="1"/>
+              <w:right w:val="single" w:color="D9D9D9" w:sz="1"/>
+            </w:tcBorders>
+            <w:shd w:fill="5F2861" w:val="clear"/>
             <w:tcMar>
               <w:top w:type="dxa" w:w="80"/>
               <w:left w:type="dxa" w:w="120"/>
@@ -7997,12 +7997,12 @@
           <w:tcPr>
             <w:tcW w:type="dxa" w:w="3600"/>
             <w:tcBorders>
-              <w:top w:val="single" w:color="BFBFBF" w:sz="1"/>
-              <w:left w:val="single" w:color="BFBFBF" w:sz="1"/>
-              <w:bottom w:val="single" w:color="BFBFBF" w:sz="1"/>
-              <w:right w:val="single" w:color="BFBFBF" w:sz="1"/>
-            </w:tcBorders>
-            <w:shd w:fill="1F3864" w:val="clear"/>
+              <w:top w:val="single" w:color="D9D9D9" w:sz="1"/>
+              <w:left w:val="single" w:color="D9D9D9" w:sz="1"/>
+              <w:bottom w:val="single" w:color="D9D9D9" w:sz="1"/>
+              <w:right w:val="single" w:color="D9D9D9" w:sz="1"/>
+            </w:tcBorders>
+            <w:shd w:fill="5F2861" w:val="clear"/>
             <w:tcMar>
               <w:top w:type="dxa" w:w="80"/>
               <w:left w:type="dxa" w:w="120"/>
@@ -8030,12 +8030,12 @@
           <w:tcPr>
             <w:tcW w:type="dxa" w:w="2400"/>
             <w:tcBorders>
-              <w:top w:val="single" w:color="BFBFBF" w:sz="1"/>
-              <w:left w:val="single" w:color="BFBFBF" w:sz="1"/>
-              <w:bottom w:val="single" w:color="BFBFBF" w:sz="1"/>
-              <w:right w:val="single" w:color="BFBFBF" w:sz="1"/>
-            </w:tcBorders>
-            <w:shd w:fill="EEF3F8" w:val="clear"/>
+              <w:top w:val="single" w:color="D9D9D9" w:sz="1"/>
+              <w:left w:val="single" w:color="D9D9D9" w:sz="1"/>
+              <w:bottom w:val="single" w:color="D9D9D9" w:sz="1"/>
+              <w:right w:val="single" w:color="D9D9D9" w:sz="1"/>
+            </w:tcBorders>
+            <w:shd w:fill="F2EEF2" w:val="clear"/>
             <w:tcMar>
               <w:top w:type="dxa" w:w="80"/>
               <w:left w:type="dxa" w:w="120"/>
@@ -8061,12 +8061,12 @@
           <w:tcPr>
             <w:tcW w:type="dxa" w:w="3360"/>
             <w:tcBorders>
-              <w:top w:val="single" w:color="BFBFBF" w:sz="1"/>
-              <w:left w:val="single" w:color="BFBFBF" w:sz="1"/>
-              <w:bottom w:val="single" w:color="BFBFBF" w:sz="1"/>
-              <w:right w:val="single" w:color="BFBFBF" w:sz="1"/>
-            </w:tcBorders>
-            <w:shd w:fill="EEF3F8" w:val="clear"/>
+              <w:top w:val="single" w:color="D9D9D9" w:sz="1"/>
+              <w:left w:val="single" w:color="D9D9D9" w:sz="1"/>
+              <w:bottom w:val="single" w:color="D9D9D9" w:sz="1"/>
+              <w:right w:val="single" w:color="D9D9D9" w:sz="1"/>
+            </w:tcBorders>
+            <w:shd w:fill="F2EEF2" w:val="clear"/>
             <w:tcMar>
               <w:top w:type="dxa" w:w="80"/>
               <w:left w:type="dxa" w:w="120"/>
@@ -8092,12 +8092,12 @@
           <w:tcPr>
             <w:tcW w:type="dxa" w:w="3600"/>
             <w:tcBorders>
-              <w:top w:val="single" w:color="BFBFBF" w:sz="1"/>
-              <w:left w:val="single" w:color="BFBFBF" w:sz="1"/>
-              <w:bottom w:val="single" w:color="BFBFBF" w:sz="1"/>
-              <w:right w:val="single" w:color="BFBFBF" w:sz="1"/>
-            </w:tcBorders>
-            <w:shd w:fill="EEF3F8" w:val="clear"/>
+              <w:top w:val="single" w:color="D9D9D9" w:sz="1"/>
+              <w:left w:val="single" w:color="D9D9D9" w:sz="1"/>
+              <w:bottom w:val="single" w:color="D9D9D9" w:sz="1"/>
+              <w:right w:val="single" w:color="D9D9D9" w:sz="1"/>
+            </w:tcBorders>
+            <w:shd w:fill="F2EEF2" w:val="clear"/>
             <w:tcMar>
               <w:top w:type="dxa" w:w="80"/>
               <w:left w:type="dxa" w:w="120"/>
@@ -8125,10 +8125,10 @@
           <w:tcPr>
             <w:tcW w:type="dxa" w:w="2400"/>
             <w:tcBorders>
-              <w:top w:val="single" w:color="BFBFBF" w:sz="1"/>
-              <w:left w:val="single" w:color="BFBFBF" w:sz="1"/>
-              <w:bottom w:val="single" w:color="BFBFBF" w:sz="1"/>
-              <w:right w:val="single" w:color="BFBFBF" w:sz="1"/>
+              <w:top w:val="single" w:color="D9D9D9" w:sz="1"/>
+              <w:left w:val="single" w:color="D9D9D9" w:sz="1"/>
+              <w:bottom w:val="single" w:color="D9D9D9" w:sz="1"/>
+              <w:right w:val="single" w:color="D9D9D9" w:sz="1"/>
             </w:tcBorders>
             <w:shd w:fill="FFFFFF" w:val="clear"/>
             <w:tcMar>
@@ -8156,10 +8156,10 @@
           <w:tcPr>
             <w:tcW w:type="dxa" w:w="3360"/>
             <w:tcBorders>
-              <w:top w:val="single" w:color="BFBFBF" w:sz="1"/>
-              <w:left w:val="single" w:color="BFBFBF" w:sz="1"/>
-              <w:bottom w:val="single" w:color="BFBFBF" w:sz="1"/>
-              <w:right w:val="single" w:color="BFBFBF" w:sz="1"/>
+              <w:top w:val="single" w:color="D9D9D9" w:sz="1"/>
+              <w:left w:val="single" w:color="D9D9D9" w:sz="1"/>
+              <w:bottom w:val="single" w:color="D9D9D9" w:sz="1"/>
+              <w:right w:val="single" w:color="D9D9D9" w:sz="1"/>
             </w:tcBorders>
             <w:shd w:fill="FFFFFF" w:val="clear"/>
             <w:tcMar>
@@ -8187,10 +8187,10 @@
           <w:tcPr>
             <w:tcW w:type="dxa" w:w="3600"/>
             <w:tcBorders>
-              <w:top w:val="single" w:color="BFBFBF" w:sz="1"/>
-              <w:left w:val="single" w:color="BFBFBF" w:sz="1"/>
-              <w:bottom w:val="single" w:color="BFBFBF" w:sz="1"/>
-              <w:right w:val="single" w:color="BFBFBF" w:sz="1"/>
+              <w:top w:val="single" w:color="D9D9D9" w:sz="1"/>
+              <w:left w:val="single" w:color="D9D9D9" w:sz="1"/>
+              <w:bottom w:val="single" w:color="D9D9D9" w:sz="1"/>
+              <w:right w:val="single" w:color="D9D9D9" w:sz="1"/>
             </w:tcBorders>
             <w:shd w:fill="FFFFFF" w:val="clear"/>
             <w:tcMar>
@@ -8220,12 +8220,12 @@
           <w:tcPr>
             <w:tcW w:type="dxa" w:w="2400"/>
             <w:tcBorders>
-              <w:top w:val="single" w:color="BFBFBF" w:sz="1"/>
-              <w:left w:val="single" w:color="BFBFBF" w:sz="1"/>
-              <w:bottom w:val="single" w:color="BFBFBF" w:sz="1"/>
-              <w:right w:val="single" w:color="BFBFBF" w:sz="1"/>
-            </w:tcBorders>
-            <w:shd w:fill="EEF3F8" w:val="clear"/>
+              <w:top w:val="single" w:color="D9D9D9" w:sz="1"/>
+              <w:left w:val="single" w:color="D9D9D9" w:sz="1"/>
+              <w:bottom w:val="single" w:color="D9D9D9" w:sz="1"/>
+              <w:right w:val="single" w:color="D9D9D9" w:sz="1"/>
+            </w:tcBorders>
+            <w:shd w:fill="F2EEF2" w:val="clear"/>
             <w:tcMar>
               <w:top w:type="dxa" w:w="80"/>
               <w:left w:type="dxa" w:w="120"/>
@@ -8251,12 +8251,12 @@
           <w:tcPr>
             <w:tcW w:type="dxa" w:w="3360"/>
             <w:tcBorders>
-              <w:top w:val="single" w:color="BFBFBF" w:sz="1"/>
-              <w:left w:val="single" w:color="BFBFBF" w:sz="1"/>
-              <w:bottom w:val="single" w:color="BFBFBF" w:sz="1"/>
-              <w:right w:val="single" w:color="BFBFBF" w:sz="1"/>
-            </w:tcBorders>
-            <w:shd w:fill="EEF3F8" w:val="clear"/>
+              <w:top w:val="single" w:color="D9D9D9" w:sz="1"/>
+              <w:left w:val="single" w:color="D9D9D9" w:sz="1"/>
+              <w:bottom w:val="single" w:color="D9D9D9" w:sz="1"/>
+              <w:right w:val="single" w:color="D9D9D9" w:sz="1"/>
+            </w:tcBorders>
+            <w:shd w:fill="F2EEF2" w:val="clear"/>
             <w:tcMar>
               <w:top w:type="dxa" w:w="80"/>
               <w:left w:type="dxa" w:w="120"/>
@@ -8282,12 +8282,12 @@
           <w:tcPr>
             <w:tcW w:type="dxa" w:w="3600"/>
             <w:tcBorders>
-              <w:top w:val="single" w:color="BFBFBF" w:sz="1"/>
-              <w:left w:val="single" w:color="BFBFBF" w:sz="1"/>
-              <w:bottom w:val="single" w:color="BFBFBF" w:sz="1"/>
-              <w:right w:val="single" w:color="BFBFBF" w:sz="1"/>
-            </w:tcBorders>
-            <w:shd w:fill="EEF3F8" w:val="clear"/>
+              <w:top w:val="single" w:color="D9D9D9" w:sz="1"/>
+              <w:left w:val="single" w:color="D9D9D9" w:sz="1"/>
+              <w:bottom w:val="single" w:color="D9D9D9" w:sz="1"/>
+              <w:right w:val="single" w:color="D9D9D9" w:sz="1"/>
+            </w:tcBorders>
+            <w:shd w:fill="F2EEF2" w:val="clear"/>
             <w:tcMar>
               <w:top w:type="dxa" w:w="80"/>
               <w:left w:type="dxa" w:w="120"/>
@@ -8315,10 +8315,10 @@
           <w:tcPr>
             <w:tcW w:type="dxa" w:w="2400"/>
             <w:tcBorders>
-              <w:top w:val="single" w:color="BFBFBF" w:sz="1"/>
-              <w:left w:val="single" w:color="BFBFBF" w:sz="1"/>
-              <w:bottom w:val="single" w:color="BFBFBF" w:sz="1"/>
-              <w:right w:val="single" w:color="BFBFBF" w:sz="1"/>
+              <w:top w:val="single" w:color="D9D9D9" w:sz="1"/>
+              <w:left w:val="single" w:color="D9D9D9" w:sz="1"/>
+              <w:bottom w:val="single" w:color="D9D9D9" w:sz="1"/>
+              <w:right w:val="single" w:color="D9D9D9" w:sz="1"/>
             </w:tcBorders>
             <w:shd w:fill="FFFFFF" w:val="clear"/>
             <w:tcMar>
@@ -8346,10 +8346,10 @@
           <w:tcPr>
             <w:tcW w:type="dxa" w:w="3360"/>
             <w:tcBorders>
-              <w:top w:val="single" w:color="BFBFBF" w:sz="1"/>
-              <w:left w:val="single" w:color="BFBFBF" w:sz="1"/>
-              <w:bottom w:val="single" w:color="BFBFBF" w:sz="1"/>
-              <w:right w:val="single" w:color="BFBFBF" w:sz="1"/>
+              <w:top w:val="single" w:color="D9D9D9" w:sz="1"/>
+              <w:left w:val="single" w:color="D9D9D9" w:sz="1"/>
+              <w:bottom w:val="single" w:color="D9D9D9" w:sz="1"/>
+              <w:right w:val="single" w:color="D9D9D9" w:sz="1"/>
             </w:tcBorders>
             <w:shd w:fill="FFFFFF" w:val="clear"/>
             <w:tcMar>
@@ -8377,10 +8377,10 @@
           <w:tcPr>
             <w:tcW w:type="dxa" w:w="3600"/>
             <w:tcBorders>
-              <w:top w:val="single" w:color="BFBFBF" w:sz="1"/>
-              <w:left w:val="single" w:color="BFBFBF" w:sz="1"/>
-              <w:bottom w:val="single" w:color="BFBFBF" w:sz="1"/>
-              <w:right w:val="single" w:color="BFBFBF" w:sz="1"/>
+              <w:top w:val="single" w:color="D9D9D9" w:sz="1"/>
+              <w:left w:val="single" w:color="D9D9D9" w:sz="1"/>
+              <w:bottom w:val="single" w:color="D9D9D9" w:sz="1"/>
+              <w:right w:val="single" w:color="D9D9D9" w:sz="1"/>
             </w:tcBorders>
             <w:shd w:fill="FFFFFF" w:val="clear"/>
             <w:tcMar>
@@ -8410,12 +8410,12 @@
           <w:tcPr>
             <w:tcW w:type="dxa" w:w="2400"/>
             <w:tcBorders>
-              <w:top w:val="single" w:color="BFBFBF" w:sz="1"/>
-              <w:left w:val="single" w:color="BFBFBF" w:sz="1"/>
-              <w:bottom w:val="single" w:color="BFBFBF" w:sz="1"/>
-              <w:right w:val="single" w:color="BFBFBF" w:sz="1"/>
-            </w:tcBorders>
-            <w:shd w:fill="EEF3F8" w:val="clear"/>
+              <w:top w:val="single" w:color="D9D9D9" w:sz="1"/>
+              <w:left w:val="single" w:color="D9D9D9" w:sz="1"/>
+              <w:bottom w:val="single" w:color="D9D9D9" w:sz="1"/>
+              <w:right w:val="single" w:color="D9D9D9" w:sz="1"/>
+            </w:tcBorders>
+            <w:shd w:fill="F2EEF2" w:val="clear"/>
             <w:tcMar>
               <w:top w:type="dxa" w:w="80"/>
               <w:left w:type="dxa" w:w="120"/>
@@ -8441,12 +8441,12 @@
           <w:tcPr>
             <w:tcW w:type="dxa" w:w="3360"/>
             <w:tcBorders>
-              <w:top w:val="single" w:color="BFBFBF" w:sz="1"/>
-              <w:left w:val="single" w:color="BFBFBF" w:sz="1"/>
-              <w:bottom w:val="single" w:color="BFBFBF" w:sz="1"/>
-              <w:right w:val="single" w:color="BFBFBF" w:sz="1"/>
-            </w:tcBorders>
-            <w:shd w:fill="EEF3F8" w:val="clear"/>
+              <w:top w:val="single" w:color="D9D9D9" w:sz="1"/>
+              <w:left w:val="single" w:color="D9D9D9" w:sz="1"/>
+              <w:bottom w:val="single" w:color="D9D9D9" w:sz="1"/>
+              <w:right w:val="single" w:color="D9D9D9" w:sz="1"/>
+            </w:tcBorders>
+            <w:shd w:fill="F2EEF2" w:val="clear"/>
             <w:tcMar>
               <w:top w:type="dxa" w:w="80"/>
               <w:left w:type="dxa" w:w="120"/>
@@ -8472,12 +8472,12 @@
           <w:tcPr>
             <w:tcW w:type="dxa" w:w="3600"/>
             <w:tcBorders>
-              <w:top w:val="single" w:color="BFBFBF" w:sz="1"/>
-              <w:left w:val="single" w:color="BFBFBF" w:sz="1"/>
-              <w:bottom w:val="single" w:color="BFBFBF" w:sz="1"/>
-              <w:right w:val="single" w:color="BFBFBF" w:sz="1"/>
-            </w:tcBorders>
-            <w:shd w:fill="EEF3F8" w:val="clear"/>
+              <w:top w:val="single" w:color="D9D9D9" w:sz="1"/>
+              <w:left w:val="single" w:color="D9D9D9" w:sz="1"/>
+              <w:bottom w:val="single" w:color="D9D9D9" w:sz="1"/>
+              <w:right w:val="single" w:color="D9D9D9" w:sz="1"/>
+            </w:tcBorders>
+            <w:shd w:fill="F2EEF2" w:val="clear"/>
             <w:tcMar>
               <w:top w:type="dxa" w:w="80"/>
               <w:left w:type="dxa" w:w="120"/>
@@ -8527,11 +8527,11 @@
             <w:tcW w:type="dxa" w:w="9360"/>
             <w:tcBorders>
               <w:top w:val="none"/>
-              <w:left w:val="single" w:color="2E75B6" w:sz="24"/>
+              <w:left w:val="single" w:color="5F2861" w:sz="24"/>
               <w:bottom w:val="none"/>
               <w:right w:val="none"/>
             </w:tcBorders>
-            <w:shd w:fill="F2F2F2" w:val="clear"/>
+            <w:shd w:fill="F0F0F0" w:val="clear"/>
             <w:tcMar>
               <w:top w:type="dxa" w:w="140"/>
               <w:left w:type="dxa" w:w="200"/>
@@ -8547,7 +8547,7 @@
               <w:rPr>
                 <w:b/>
                 <w:bCs/>
-                <w:color w:val="2E75B6"/>
+                <w:color w:val="7030A0"/>
                 <w:sz w:val="20"/>
                 <w:szCs w:val="20"/>
               </w:rPr>
@@ -8712,12 +8712,12 @@
           <w:tcPr>
             <w:tcW w:type="dxa" w:w="2300"/>
             <w:tcBorders>
-              <w:top w:val="single" w:color="BFBFBF" w:sz="1"/>
-              <w:left w:val="single" w:color="BFBFBF" w:sz="1"/>
-              <w:bottom w:val="single" w:color="BFBFBF" w:sz="1"/>
-              <w:right w:val="single" w:color="BFBFBF" w:sz="1"/>
-            </w:tcBorders>
-            <w:shd w:fill="1F3864" w:val="clear"/>
+              <w:top w:val="single" w:color="D9D9D9" w:sz="1"/>
+              <w:left w:val="single" w:color="D9D9D9" w:sz="1"/>
+              <w:bottom w:val="single" w:color="D9D9D9" w:sz="1"/>
+              <w:right w:val="single" w:color="D9D9D9" w:sz="1"/>
+            </w:tcBorders>
+            <w:shd w:fill="5F2861" w:val="clear"/>
             <w:tcMar>
               <w:top w:type="dxa" w:w="80"/>
               <w:left w:type="dxa" w:w="120"/>
@@ -8743,12 +8743,12 @@
           <w:tcPr>
             <w:tcW w:type="dxa" w:w="2860"/>
             <w:tcBorders>
-              <w:top w:val="single" w:color="BFBFBF" w:sz="1"/>
-              <w:left w:val="single" w:color="BFBFBF" w:sz="1"/>
-              <w:bottom w:val="single" w:color="BFBFBF" w:sz="1"/>
-              <w:right w:val="single" w:color="BFBFBF" w:sz="1"/>
-            </w:tcBorders>
-            <w:shd w:fill="1F3864" w:val="clear"/>
+              <w:top w:val="single" w:color="D9D9D9" w:sz="1"/>
+              <w:left w:val="single" w:color="D9D9D9" w:sz="1"/>
+              <w:bottom w:val="single" w:color="D9D9D9" w:sz="1"/>
+              <w:right w:val="single" w:color="D9D9D9" w:sz="1"/>
+            </w:tcBorders>
+            <w:shd w:fill="5F2861" w:val="clear"/>
             <w:tcMar>
               <w:top w:type="dxa" w:w="80"/>
               <w:left w:type="dxa" w:w="120"/>
@@ -8774,12 +8774,12 @@
           <w:tcPr>
             <w:tcW w:type="dxa" w:w="4200"/>
             <w:tcBorders>
-              <w:top w:val="single" w:color="BFBFBF" w:sz="1"/>
-              <w:left w:val="single" w:color="BFBFBF" w:sz="1"/>
-              <w:bottom w:val="single" w:color="BFBFBF" w:sz="1"/>
-              <w:right w:val="single" w:color="BFBFBF" w:sz="1"/>
-            </w:tcBorders>
-            <w:shd w:fill="1F3864" w:val="clear"/>
+              <w:top w:val="single" w:color="D9D9D9" w:sz="1"/>
+              <w:left w:val="single" w:color="D9D9D9" w:sz="1"/>
+              <w:bottom w:val="single" w:color="D9D9D9" w:sz="1"/>
+              <w:right w:val="single" w:color="D9D9D9" w:sz="1"/>
+            </w:tcBorders>
+            <w:shd w:fill="5F2861" w:val="clear"/>
             <w:tcMar>
               <w:top w:type="dxa" w:w="80"/>
               <w:left w:type="dxa" w:w="120"/>
@@ -8807,12 +8807,12 @@
           <w:tcPr>
             <w:tcW w:type="dxa" w:w="2300"/>
             <w:tcBorders>
-              <w:top w:val="single" w:color="BFBFBF" w:sz="1"/>
-              <w:left w:val="single" w:color="BFBFBF" w:sz="1"/>
-              <w:bottom w:val="single" w:color="BFBFBF" w:sz="1"/>
-              <w:right w:val="single" w:color="BFBFBF" w:sz="1"/>
-            </w:tcBorders>
-            <w:shd w:fill="EEF3F8" w:val="clear"/>
+              <w:top w:val="single" w:color="D9D9D9" w:sz="1"/>
+              <w:left w:val="single" w:color="D9D9D9" w:sz="1"/>
+              <w:bottom w:val="single" w:color="D9D9D9" w:sz="1"/>
+              <w:right w:val="single" w:color="D9D9D9" w:sz="1"/>
+            </w:tcBorders>
+            <w:shd w:fill="F2EEF2" w:val="clear"/>
             <w:tcMar>
               <w:top w:type="dxa" w:w="80"/>
               <w:left w:type="dxa" w:w="120"/>
@@ -8838,12 +8838,12 @@
           <w:tcPr>
             <w:tcW w:type="dxa" w:w="2860"/>
             <w:tcBorders>
-              <w:top w:val="single" w:color="BFBFBF" w:sz="1"/>
-              <w:left w:val="single" w:color="BFBFBF" w:sz="1"/>
-              <w:bottom w:val="single" w:color="BFBFBF" w:sz="1"/>
-              <w:right w:val="single" w:color="BFBFBF" w:sz="1"/>
-            </w:tcBorders>
-            <w:shd w:fill="EEF3F8" w:val="clear"/>
+              <w:top w:val="single" w:color="D9D9D9" w:sz="1"/>
+              <w:left w:val="single" w:color="D9D9D9" w:sz="1"/>
+              <w:bottom w:val="single" w:color="D9D9D9" w:sz="1"/>
+              <w:right w:val="single" w:color="D9D9D9" w:sz="1"/>
+            </w:tcBorders>
+            <w:shd w:fill="F2EEF2" w:val="clear"/>
             <w:tcMar>
               <w:top w:type="dxa" w:w="80"/>
               <w:left w:type="dxa" w:w="120"/>
@@ -8869,12 +8869,12 @@
           <w:tcPr>
             <w:tcW w:type="dxa" w:w="4200"/>
             <w:tcBorders>
-              <w:top w:val="single" w:color="BFBFBF" w:sz="1"/>
-              <w:left w:val="single" w:color="BFBFBF" w:sz="1"/>
-              <w:bottom w:val="single" w:color="BFBFBF" w:sz="1"/>
-              <w:right w:val="single" w:color="BFBFBF" w:sz="1"/>
-            </w:tcBorders>
-            <w:shd w:fill="EEF3F8" w:val="clear"/>
+              <w:top w:val="single" w:color="D9D9D9" w:sz="1"/>
+              <w:left w:val="single" w:color="D9D9D9" w:sz="1"/>
+              <w:bottom w:val="single" w:color="D9D9D9" w:sz="1"/>
+              <w:right w:val="single" w:color="D9D9D9" w:sz="1"/>
+            </w:tcBorders>
+            <w:shd w:fill="F2EEF2" w:val="clear"/>
             <w:tcMar>
               <w:top w:type="dxa" w:w="80"/>
               <w:left w:type="dxa" w:w="120"/>
@@ -8902,10 +8902,10 @@
           <w:tcPr>
             <w:tcW w:type="dxa" w:w="2300"/>
             <w:tcBorders>
-              <w:top w:val="single" w:color="BFBFBF" w:sz="1"/>
-              <w:left w:val="single" w:color="BFBFBF" w:sz="1"/>
-              <w:bottom w:val="single" w:color="BFBFBF" w:sz="1"/>
-              <w:right w:val="single" w:color="BFBFBF" w:sz="1"/>
+              <w:top w:val="single" w:color="D9D9D9" w:sz="1"/>
+              <w:left w:val="single" w:color="D9D9D9" w:sz="1"/>
+              <w:bottom w:val="single" w:color="D9D9D9" w:sz="1"/>
+              <w:right w:val="single" w:color="D9D9D9" w:sz="1"/>
             </w:tcBorders>
             <w:shd w:fill="FFFFFF" w:val="clear"/>
             <w:tcMar>
@@ -8933,10 +8933,10 @@
           <w:tcPr>
             <w:tcW w:type="dxa" w:w="2860"/>
             <w:tcBorders>
-              <w:top w:val="single" w:color="BFBFBF" w:sz="1"/>
-              <w:left w:val="single" w:color="BFBFBF" w:sz="1"/>
-              <w:bottom w:val="single" w:color="BFBFBF" w:sz="1"/>
-              <w:right w:val="single" w:color="BFBFBF" w:sz="1"/>
+              <w:top w:val="single" w:color="D9D9D9" w:sz="1"/>
+              <w:left w:val="single" w:color="D9D9D9" w:sz="1"/>
+              <w:bottom w:val="single" w:color="D9D9D9" w:sz="1"/>
+              <w:right w:val="single" w:color="D9D9D9" w:sz="1"/>
             </w:tcBorders>
             <w:shd w:fill="FFFFFF" w:val="clear"/>
             <w:tcMar>
@@ -8964,10 +8964,10 @@
           <w:tcPr>
             <w:tcW w:type="dxa" w:w="4200"/>
             <w:tcBorders>
-              <w:top w:val="single" w:color="BFBFBF" w:sz="1"/>
-              <w:left w:val="single" w:color="BFBFBF" w:sz="1"/>
-              <w:bottom w:val="single" w:color="BFBFBF" w:sz="1"/>
-              <w:right w:val="single" w:color="BFBFBF" w:sz="1"/>
+              <w:top w:val="single" w:color="D9D9D9" w:sz="1"/>
+              <w:left w:val="single" w:color="D9D9D9" w:sz="1"/>
+              <w:bottom w:val="single" w:color="D9D9D9" w:sz="1"/>
+              <w:right w:val="single" w:color="D9D9D9" w:sz="1"/>
             </w:tcBorders>
             <w:shd w:fill="FFFFFF" w:val="clear"/>
             <w:tcMar>
@@ -8997,12 +8997,12 @@
           <w:tcPr>
             <w:tcW w:type="dxa" w:w="2300"/>
             <w:tcBorders>
-              <w:top w:val="single" w:color="BFBFBF" w:sz="1"/>
-              <w:left w:val="single" w:color="BFBFBF" w:sz="1"/>
-              <w:bottom w:val="single" w:color="BFBFBF" w:sz="1"/>
-              <w:right w:val="single" w:color="BFBFBF" w:sz="1"/>
-            </w:tcBorders>
-            <w:shd w:fill="EEF3F8" w:val="clear"/>
+              <w:top w:val="single" w:color="D9D9D9" w:sz="1"/>
+              <w:left w:val="single" w:color="D9D9D9" w:sz="1"/>
+              <w:bottom w:val="single" w:color="D9D9D9" w:sz="1"/>
+              <w:right w:val="single" w:color="D9D9D9" w:sz="1"/>
+            </w:tcBorders>
+            <w:shd w:fill="F2EEF2" w:val="clear"/>
             <w:tcMar>
               <w:top w:type="dxa" w:w="80"/>
               <w:left w:type="dxa" w:w="120"/>
@@ -9028,12 +9028,12 @@
           <w:tcPr>
             <w:tcW w:type="dxa" w:w="2860"/>
             <w:tcBorders>
-              <w:top w:val="single" w:color="BFBFBF" w:sz="1"/>
-              <w:left w:val="single" w:color="BFBFBF" w:sz="1"/>
-              <w:bottom w:val="single" w:color="BFBFBF" w:sz="1"/>
-              <w:right w:val="single" w:color="BFBFBF" w:sz="1"/>
-            </w:tcBorders>
-            <w:shd w:fill="EEF3F8" w:val="clear"/>
+              <w:top w:val="single" w:color="D9D9D9" w:sz="1"/>
+              <w:left w:val="single" w:color="D9D9D9" w:sz="1"/>
+              <w:bottom w:val="single" w:color="D9D9D9" w:sz="1"/>
+              <w:right w:val="single" w:color="D9D9D9" w:sz="1"/>
+            </w:tcBorders>
+            <w:shd w:fill="F2EEF2" w:val="clear"/>
             <w:tcMar>
               <w:top w:type="dxa" w:w="80"/>
               <w:left w:type="dxa" w:w="120"/>
@@ -9059,12 +9059,12 @@
           <w:tcPr>
             <w:tcW w:type="dxa" w:w="4200"/>
             <w:tcBorders>
-              <w:top w:val="single" w:color="BFBFBF" w:sz="1"/>
-              <w:left w:val="single" w:color="BFBFBF" w:sz="1"/>
-              <w:bottom w:val="single" w:color="BFBFBF" w:sz="1"/>
-              <w:right w:val="single" w:color="BFBFBF" w:sz="1"/>
-            </w:tcBorders>
-            <w:shd w:fill="EEF3F8" w:val="clear"/>
+              <w:top w:val="single" w:color="D9D9D9" w:sz="1"/>
+              <w:left w:val="single" w:color="D9D9D9" w:sz="1"/>
+              <w:bottom w:val="single" w:color="D9D9D9" w:sz="1"/>
+              <w:right w:val="single" w:color="D9D9D9" w:sz="1"/>
+            </w:tcBorders>
+            <w:shd w:fill="F2EEF2" w:val="clear"/>
             <w:tcMar>
               <w:top w:type="dxa" w:w="80"/>
               <w:left w:type="dxa" w:w="120"/>
@@ -9092,10 +9092,10 @@
           <w:tcPr>
             <w:tcW w:type="dxa" w:w="2300"/>
             <w:tcBorders>
-              <w:top w:val="single" w:color="BFBFBF" w:sz="1"/>
-              <w:left w:val="single" w:color="BFBFBF" w:sz="1"/>
-              <w:bottom w:val="single" w:color="BFBFBF" w:sz="1"/>
-              <w:right w:val="single" w:color="BFBFBF" w:sz="1"/>
+              <w:top w:val="single" w:color="D9D9D9" w:sz="1"/>
+              <w:left w:val="single" w:color="D9D9D9" w:sz="1"/>
+              <w:bottom w:val="single" w:color="D9D9D9" w:sz="1"/>
+              <w:right w:val="single" w:color="D9D9D9" w:sz="1"/>
             </w:tcBorders>
             <w:shd w:fill="FFFFFF" w:val="clear"/>
             <w:tcMar>
@@ -9123,10 +9123,10 @@
           <w:tcPr>
             <w:tcW w:type="dxa" w:w="2860"/>
             <w:tcBorders>
-              <w:top w:val="single" w:color="BFBFBF" w:sz="1"/>
-              <w:left w:val="single" w:color="BFBFBF" w:sz="1"/>
-              <w:bottom w:val="single" w:color="BFBFBF" w:sz="1"/>
-              <w:right w:val="single" w:color="BFBFBF" w:sz="1"/>
+              <w:top w:val="single" w:color="D9D9D9" w:sz="1"/>
+              <w:left w:val="single" w:color="D9D9D9" w:sz="1"/>
+              <w:bottom w:val="single" w:color="D9D9D9" w:sz="1"/>
+              <w:right w:val="single" w:color="D9D9D9" w:sz="1"/>
             </w:tcBorders>
             <w:shd w:fill="FFFFFF" w:val="clear"/>
             <w:tcMar>
@@ -9154,10 +9154,10 @@
           <w:tcPr>
             <w:tcW w:type="dxa" w:w="4200"/>
             <w:tcBorders>
-              <w:top w:val="single" w:color="BFBFBF" w:sz="1"/>
-              <w:left w:val="single" w:color="BFBFBF" w:sz="1"/>
-              <w:bottom w:val="single" w:color="BFBFBF" w:sz="1"/>
-              <w:right w:val="single" w:color="BFBFBF" w:sz="1"/>
+              <w:top w:val="single" w:color="D9D9D9" w:sz="1"/>
+              <w:left w:val="single" w:color="D9D9D9" w:sz="1"/>
+              <w:bottom w:val="single" w:color="D9D9D9" w:sz="1"/>
+              <w:right w:val="single" w:color="D9D9D9" w:sz="1"/>
             </w:tcBorders>
             <w:shd w:fill="FFFFFF" w:val="clear"/>
             <w:tcMar>
@@ -9187,12 +9187,12 @@
           <w:tcPr>
             <w:tcW w:type="dxa" w:w="2300"/>
             <w:tcBorders>
-              <w:top w:val="single" w:color="BFBFBF" w:sz="1"/>
-              <w:left w:val="single" w:color="BFBFBF" w:sz="1"/>
-              <w:bottom w:val="single" w:color="BFBFBF" w:sz="1"/>
-              <w:right w:val="single" w:color="BFBFBF" w:sz="1"/>
-            </w:tcBorders>
-            <w:shd w:fill="EEF3F8" w:val="clear"/>
+              <w:top w:val="single" w:color="D9D9D9" w:sz="1"/>
+              <w:left w:val="single" w:color="D9D9D9" w:sz="1"/>
+              <w:bottom w:val="single" w:color="D9D9D9" w:sz="1"/>
+              <w:right w:val="single" w:color="D9D9D9" w:sz="1"/>
+            </w:tcBorders>
+            <w:shd w:fill="F2EEF2" w:val="clear"/>
             <w:tcMar>
               <w:top w:type="dxa" w:w="80"/>
               <w:left w:type="dxa" w:w="120"/>
@@ -9218,12 +9218,12 @@
           <w:tcPr>
             <w:tcW w:type="dxa" w:w="2860"/>
             <w:tcBorders>
-              <w:top w:val="single" w:color="BFBFBF" w:sz="1"/>
-              <w:left w:val="single" w:color="BFBFBF" w:sz="1"/>
-              <w:bottom w:val="single" w:color="BFBFBF" w:sz="1"/>
-              <w:right w:val="single" w:color="BFBFBF" w:sz="1"/>
-            </w:tcBorders>
-            <w:shd w:fill="EEF3F8" w:val="clear"/>
+              <w:top w:val="single" w:color="D9D9D9" w:sz="1"/>
+              <w:left w:val="single" w:color="D9D9D9" w:sz="1"/>
+              <w:bottom w:val="single" w:color="D9D9D9" w:sz="1"/>
+              <w:right w:val="single" w:color="D9D9D9" w:sz="1"/>
+            </w:tcBorders>
+            <w:shd w:fill="F2EEF2" w:val="clear"/>
             <w:tcMar>
               <w:top w:type="dxa" w:w="80"/>
               <w:left w:type="dxa" w:w="120"/>
@@ -9249,12 +9249,12 @@
           <w:tcPr>
             <w:tcW w:type="dxa" w:w="4200"/>
             <w:tcBorders>
-              <w:top w:val="single" w:color="BFBFBF" w:sz="1"/>
-              <w:left w:val="single" w:color="BFBFBF" w:sz="1"/>
-              <w:bottom w:val="single" w:color="BFBFBF" w:sz="1"/>
-              <w:right w:val="single" w:color="BFBFBF" w:sz="1"/>
-            </w:tcBorders>
-            <w:shd w:fill="EEF3F8" w:val="clear"/>
+              <w:top w:val="single" w:color="D9D9D9" w:sz="1"/>
+              <w:left w:val="single" w:color="D9D9D9" w:sz="1"/>
+              <w:bottom w:val="single" w:color="D9D9D9" w:sz="1"/>
+              <w:right w:val="single" w:color="D9D9D9" w:sz="1"/>
+            </w:tcBorders>
+            <w:shd w:fill="F2EEF2" w:val="clear"/>
             <w:tcMar>
               <w:top w:type="dxa" w:w="80"/>
               <w:left w:type="dxa" w:w="120"/>
@@ -9282,10 +9282,10 @@
           <w:tcPr>
             <w:tcW w:type="dxa" w:w="2300"/>
             <w:tcBorders>
-              <w:top w:val="single" w:color="BFBFBF" w:sz="1"/>
-              <w:left w:val="single" w:color="BFBFBF" w:sz="1"/>
-              <w:bottom w:val="single" w:color="BFBFBF" w:sz="1"/>
-              <w:right w:val="single" w:color="BFBFBF" w:sz="1"/>
+              <w:top w:val="single" w:color="D9D9D9" w:sz="1"/>
+              <w:left w:val="single" w:color="D9D9D9" w:sz="1"/>
+              <w:bottom w:val="single" w:color="D9D9D9" w:sz="1"/>
+              <w:right w:val="single" w:color="D9D9D9" w:sz="1"/>
             </w:tcBorders>
             <w:shd w:fill="FFFFFF" w:val="clear"/>
             <w:tcMar>
@@ -9313,10 +9313,10 @@
           <w:tcPr>
             <w:tcW w:type="dxa" w:w="2860"/>
             <w:tcBorders>
-              <w:top w:val="single" w:color="BFBFBF" w:sz="1"/>
-              <w:left w:val="single" w:color="BFBFBF" w:sz="1"/>
-              <w:bottom w:val="single" w:color="BFBFBF" w:sz="1"/>
-              <w:right w:val="single" w:color="BFBFBF" w:sz="1"/>
+              <w:top w:val="single" w:color="D9D9D9" w:sz="1"/>
+              <w:left w:val="single" w:color="D9D9D9" w:sz="1"/>
+              <w:bottom w:val="single" w:color="D9D9D9" w:sz="1"/>
+              <w:right w:val="single" w:color="D9D9D9" w:sz="1"/>
             </w:tcBorders>
             <w:shd w:fill="FFFFFF" w:val="clear"/>
             <w:tcMar>
@@ -9344,10 +9344,10 @@
           <w:tcPr>
             <w:tcW w:type="dxa" w:w="4200"/>
             <w:tcBorders>
-              <w:top w:val="single" w:color="BFBFBF" w:sz="1"/>
-              <w:left w:val="single" w:color="BFBFBF" w:sz="1"/>
-              <w:bottom w:val="single" w:color="BFBFBF" w:sz="1"/>
-              <w:right w:val="single" w:color="BFBFBF" w:sz="1"/>
+              <w:top w:val="single" w:color="D9D9D9" w:sz="1"/>
+              <w:left w:val="single" w:color="D9D9D9" w:sz="1"/>
+              <w:bottom w:val="single" w:color="D9D9D9" w:sz="1"/>
+              <w:right w:val="single" w:color="D9D9D9" w:sz="1"/>
             </w:tcBorders>
             <w:shd w:fill="FFFFFF" w:val="clear"/>
             <w:tcMar>
@@ -9386,7 +9386,7 @@
         <w:rPr>
           <w:i/>
           <w:iCs/>
-          <w:color w:val="595959"/>
+          <w:color w:val="404040"/>
           <w:sz w:val="20"/>
           <w:szCs w:val="20"/>
         </w:rPr>
@@ -9430,12 +9430,12 @@
           <w:tcPr>
             <w:tcW w:type="dxa" w:w="900"/>
             <w:tcBorders>
-              <w:top w:val="single" w:color="BFBFBF" w:sz="1"/>
-              <w:left w:val="single" w:color="BFBFBF" w:sz="1"/>
-              <w:bottom w:val="single" w:color="BFBFBF" w:sz="1"/>
-              <w:right w:val="single" w:color="BFBFBF" w:sz="1"/>
-            </w:tcBorders>
-            <w:shd w:fill="1F3864" w:val="clear"/>
+              <w:top w:val="single" w:color="D9D9D9" w:sz="1"/>
+              <w:left w:val="single" w:color="D9D9D9" w:sz="1"/>
+              <w:bottom w:val="single" w:color="D9D9D9" w:sz="1"/>
+              <w:right w:val="single" w:color="D9D9D9" w:sz="1"/>
+            </w:tcBorders>
+            <w:shd w:fill="5F2861" w:val="clear"/>
             <w:tcMar>
               <w:top w:type="dxa" w:w="80"/>
               <w:left w:type="dxa" w:w="120"/>
@@ -9461,12 +9461,12 @@
           <w:tcPr>
             <w:tcW w:type="dxa" w:w="8460"/>
             <w:tcBorders>
-              <w:top w:val="single" w:color="BFBFBF" w:sz="1"/>
-              <w:left w:val="single" w:color="BFBFBF" w:sz="1"/>
-              <w:bottom w:val="single" w:color="BFBFBF" w:sz="1"/>
-              <w:right w:val="single" w:color="BFBFBF" w:sz="1"/>
-            </w:tcBorders>
-            <w:shd w:fill="1F3864" w:val="clear"/>
+              <w:top w:val="single" w:color="D9D9D9" w:sz="1"/>
+              <w:left w:val="single" w:color="D9D9D9" w:sz="1"/>
+              <w:bottom w:val="single" w:color="D9D9D9" w:sz="1"/>
+              <w:right w:val="single" w:color="D9D9D9" w:sz="1"/>
+            </w:tcBorders>
+            <w:shd w:fill="5F2861" w:val="clear"/>
             <w:tcMar>
               <w:top w:type="dxa" w:w="80"/>
               <w:left w:type="dxa" w:w="120"/>
@@ -9494,12 +9494,12 @@
           <w:tcPr>
             <w:tcW w:type="dxa" w:w="900"/>
             <w:tcBorders>
-              <w:top w:val="single" w:color="BFBFBF" w:sz="1"/>
-              <w:left w:val="single" w:color="BFBFBF" w:sz="1"/>
-              <w:bottom w:val="single" w:color="BFBFBF" w:sz="1"/>
-              <w:right w:val="single" w:color="BFBFBF" w:sz="1"/>
-            </w:tcBorders>
-            <w:shd w:fill="EEF3F8" w:val="clear"/>
+              <w:top w:val="single" w:color="D9D9D9" w:sz="1"/>
+              <w:left w:val="single" w:color="D9D9D9" w:sz="1"/>
+              <w:bottom w:val="single" w:color="D9D9D9" w:sz="1"/>
+              <w:right w:val="single" w:color="D9D9D9" w:sz="1"/>
+            </w:tcBorders>
+            <w:shd w:fill="F2EEF2" w:val="clear"/>
             <w:tcMar>
               <w:top w:type="dxa" w:w="80"/>
               <w:left w:type="dxa" w:w="120"/>
@@ -9525,12 +9525,12 @@
           <w:tcPr>
             <w:tcW w:type="dxa" w:w="8460"/>
             <w:tcBorders>
-              <w:top w:val="single" w:color="BFBFBF" w:sz="1"/>
-              <w:left w:val="single" w:color="BFBFBF" w:sz="1"/>
-              <w:bottom w:val="single" w:color="BFBFBF" w:sz="1"/>
-              <w:right w:val="single" w:color="BFBFBF" w:sz="1"/>
-            </w:tcBorders>
-            <w:shd w:fill="EEF3F8" w:val="clear"/>
+              <w:top w:val="single" w:color="D9D9D9" w:sz="1"/>
+              <w:left w:val="single" w:color="D9D9D9" w:sz="1"/>
+              <w:bottom w:val="single" w:color="D9D9D9" w:sz="1"/>
+              <w:right w:val="single" w:color="D9D9D9" w:sz="1"/>
+            </w:tcBorders>
+            <w:shd w:fill="F2EEF2" w:val="clear"/>
             <w:tcMar>
               <w:top w:type="dxa" w:w="80"/>
               <w:left w:type="dxa" w:w="120"/>
@@ -9558,10 +9558,10 @@
           <w:tcPr>
             <w:tcW w:type="dxa" w:w="900"/>
             <w:tcBorders>
-              <w:top w:val="single" w:color="BFBFBF" w:sz="1"/>
-              <w:left w:val="single" w:color="BFBFBF" w:sz="1"/>
-              <w:bottom w:val="single" w:color="BFBFBF" w:sz="1"/>
-              <w:right w:val="single" w:color="BFBFBF" w:sz="1"/>
+              <w:top w:val="single" w:color="D9D9D9" w:sz="1"/>
+              <w:left w:val="single" w:color="D9D9D9" w:sz="1"/>
+              <w:bottom w:val="single" w:color="D9D9D9" w:sz="1"/>
+              <w:right w:val="single" w:color="D9D9D9" w:sz="1"/>
             </w:tcBorders>
             <w:shd w:fill="FFFFFF" w:val="clear"/>
             <w:tcMar>
@@ -9589,10 +9589,10 @@
           <w:tcPr>
             <w:tcW w:type="dxa" w:w="8460"/>
             <w:tcBorders>
-              <w:top w:val="single" w:color="BFBFBF" w:sz="1"/>
-              <w:left w:val="single" w:color="BFBFBF" w:sz="1"/>
-              <w:bottom w:val="single" w:color="BFBFBF" w:sz="1"/>
-              <w:right w:val="single" w:color="BFBFBF" w:sz="1"/>
+              <w:top w:val="single" w:color="D9D9D9" w:sz="1"/>
+              <w:left w:val="single" w:color="D9D9D9" w:sz="1"/>
+              <w:bottom w:val="single" w:color="D9D9D9" w:sz="1"/>
+              <w:right w:val="single" w:color="D9D9D9" w:sz="1"/>
             </w:tcBorders>
             <w:shd w:fill="FFFFFF" w:val="clear"/>
             <w:tcMar>
@@ -9622,12 +9622,12 @@
           <w:tcPr>
             <w:tcW w:type="dxa" w:w="900"/>
             <w:tcBorders>
-              <w:top w:val="single" w:color="BFBFBF" w:sz="1"/>
-              <w:left w:val="single" w:color="BFBFBF" w:sz="1"/>
-              <w:bottom w:val="single" w:color="BFBFBF" w:sz="1"/>
-              <w:right w:val="single" w:color="BFBFBF" w:sz="1"/>
-            </w:tcBorders>
-            <w:shd w:fill="EEF3F8" w:val="clear"/>
+              <w:top w:val="single" w:color="D9D9D9" w:sz="1"/>
+              <w:left w:val="single" w:color="D9D9D9" w:sz="1"/>
+              <w:bottom w:val="single" w:color="D9D9D9" w:sz="1"/>
+              <w:right w:val="single" w:color="D9D9D9" w:sz="1"/>
+            </w:tcBorders>
+            <w:shd w:fill="F2EEF2" w:val="clear"/>
             <w:tcMar>
               <w:top w:type="dxa" w:w="80"/>
               <w:left w:type="dxa" w:w="120"/>
@@ -9653,12 +9653,12 @@
           <w:tcPr>
             <w:tcW w:type="dxa" w:w="8460"/>
             <w:tcBorders>
-              <w:top w:val="single" w:color="BFBFBF" w:sz="1"/>
-              <w:left w:val="single" w:color="BFBFBF" w:sz="1"/>
-              <w:bottom w:val="single" w:color="BFBFBF" w:sz="1"/>
-              <w:right w:val="single" w:color="BFBFBF" w:sz="1"/>
-            </w:tcBorders>
-            <w:shd w:fill="EEF3F8" w:val="clear"/>
+              <w:top w:val="single" w:color="D9D9D9" w:sz="1"/>
+              <w:left w:val="single" w:color="D9D9D9" w:sz="1"/>
+              <w:bottom w:val="single" w:color="D9D9D9" w:sz="1"/>
+              <w:right w:val="single" w:color="D9D9D9" w:sz="1"/>
+            </w:tcBorders>
+            <w:shd w:fill="F2EEF2" w:val="clear"/>
             <w:tcMar>
               <w:top w:type="dxa" w:w="80"/>
               <w:left w:type="dxa" w:w="120"/>
@@ -9686,10 +9686,10 @@
           <w:tcPr>
             <w:tcW w:type="dxa" w:w="900"/>
             <w:tcBorders>
-              <w:top w:val="single" w:color="BFBFBF" w:sz="1"/>
-              <w:left w:val="single" w:color="BFBFBF" w:sz="1"/>
-              <w:bottom w:val="single" w:color="BFBFBF" w:sz="1"/>
-              <w:right w:val="single" w:color="BFBFBF" w:sz="1"/>
+              <w:top w:val="single" w:color="D9D9D9" w:sz="1"/>
+              <w:left w:val="single" w:color="D9D9D9" w:sz="1"/>
+              <w:bottom w:val="single" w:color="D9D9D9" w:sz="1"/>
+              <w:right w:val="single" w:color="D9D9D9" w:sz="1"/>
             </w:tcBorders>
             <w:shd w:fill="FFFFFF" w:val="clear"/>
             <w:tcMar>
@@ -9717,10 +9717,10 @@
           <w:tcPr>
             <w:tcW w:type="dxa" w:w="8460"/>
             <w:tcBorders>
-              <w:top w:val="single" w:color="BFBFBF" w:sz="1"/>
-              <w:left w:val="single" w:color="BFBFBF" w:sz="1"/>
-              <w:bottom w:val="single" w:color="BFBFBF" w:sz="1"/>
-              <w:right w:val="single" w:color="BFBFBF" w:sz="1"/>
+              <w:top w:val="single" w:color="D9D9D9" w:sz="1"/>
+              <w:left w:val="single" w:color="D9D9D9" w:sz="1"/>
+              <w:bottom w:val="single" w:color="D9D9D9" w:sz="1"/>
+              <w:right w:val="single" w:color="D9D9D9" w:sz="1"/>
             </w:tcBorders>
             <w:shd w:fill="FFFFFF" w:val="clear"/>
             <w:tcMar>
@@ -9750,12 +9750,12 @@
           <w:tcPr>
             <w:tcW w:type="dxa" w:w="900"/>
             <w:tcBorders>
-              <w:top w:val="single" w:color="BFBFBF" w:sz="1"/>
-              <w:left w:val="single" w:color="BFBFBF" w:sz="1"/>
-              <w:bottom w:val="single" w:color="BFBFBF" w:sz="1"/>
-              <w:right w:val="single" w:color="BFBFBF" w:sz="1"/>
-            </w:tcBorders>
-            <w:shd w:fill="EEF3F8" w:val="clear"/>
+              <w:top w:val="single" w:color="D9D9D9" w:sz="1"/>
+              <w:left w:val="single" w:color="D9D9D9" w:sz="1"/>
+              <w:bottom w:val="single" w:color="D9D9D9" w:sz="1"/>
+              <w:right w:val="single" w:color="D9D9D9" w:sz="1"/>
+            </w:tcBorders>
+            <w:shd w:fill="F2EEF2" w:val="clear"/>
             <w:tcMar>
               <w:top w:type="dxa" w:w="80"/>
               <w:left w:type="dxa" w:w="120"/>
@@ -9781,12 +9781,12 @@
           <w:tcPr>
             <w:tcW w:type="dxa" w:w="8460"/>
             <w:tcBorders>
-              <w:top w:val="single" w:color="BFBFBF" w:sz="1"/>
-              <w:left w:val="single" w:color="BFBFBF" w:sz="1"/>
-              <w:bottom w:val="single" w:color="BFBFBF" w:sz="1"/>
-              <w:right w:val="single" w:color="BFBFBF" w:sz="1"/>
-            </w:tcBorders>
-            <w:shd w:fill="EEF3F8" w:val="clear"/>
+              <w:top w:val="single" w:color="D9D9D9" w:sz="1"/>
+              <w:left w:val="single" w:color="D9D9D9" w:sz="1"/>
+              <w:bottom w:val="single" w:color="D9D9D9" w:sz="1"/>
+              <w:right w:val="single" w:color="D9D9D9" w:sz="1"/>
+            </w:tcBorders>
+            <w:shd w:fill="F2EEF2" w:val="clear"/>
             <w:tcMar>
               <w:top w:type="dxa" w:w="80"/>
               <w:left w:type="dxa" w:w="120"/>
@@ -9814,10 +9814,10 @@
           <w:tcPr>
             <w:tcW w:type="dxa" w:w="900"/>
             <w:tcBorders>
-              <w:top w:val="single" w:color="BFBFBF" w:sz="1"/>
-              <w:left w:val="single" w:color="BFBFBF" w:sz="1"/>
-              <w:bottom w:val="single" w:color="BFBFBF" w:sz="1"/>
-              <w:right w:val="single" w:color="BFBFBF" w:sz="1"/>
+              <w:top w:val="single" w:color="D9D9D9" w:sz="1"/>
+              <w:left w:val="single" w:color="D9D9D9" w:sz="1"/>
+              <w:bottom w:val="single" w:color="D9D9D9" w:sz="1"/>
+              <w:right w:val="single" w:color="D9D9D9" w:sz="1"/>
             </w:tcBorders>
             <w:shd w:fill="FFFFFF" w:val="clear"/>
             <w:tcMar>
@@ -9845,10 +9845,10 @@
           <w:tcPr>
             <w:tcW w:type="dxa" w:w="8460"/>
             <w:tcBorders>
-              <w:top w:val="single" w:color="BFBFBF" w:sz="1"/>
-              <w:left w:val="single" w:color="BFBFBF" w:sz="1"/>
-              <w:bottom w:val="single" w:color="BFBFBF" w:sz="1"/>
-              <w:right w:val="single" w:color="BFBFBF" w:sz="1"/>
+              <w:top w:val="single" w:color="D9D9D9" w:sz="1"/>
+              <w:left w:val="single" w:color="D9D9D9" w:sz="1"/>
+              <w:bottom w:val="single" w:color="D9D9D9" w:sz="1"/>
+              <w:right w:val="single" w:color="D9D9D9" w:sz="1"/>
             </w:tcBorders>
             <w:shd w:fill="FFFFFF" w:val="clear"/>
             <w:tcMar>
@@ -9878,12 +9878,12 @@
           <w:tcPr>
             <w:tcW w:type="dxa" w:w="900"/>
             <w:tcBorders>
-              <w:top w:val="single" w:color="BFBFBF" w:sz="1"/>
-              <w:left w:val="single" w:color="BFBFBF" w:sz="1"/>
-              <w:bottom w:val="single" w:color="BFBFBF" w:sz="1"/>
-              <w:right w:val="single" w:color="BFBFBF" w:sz="1"/>
-            </w:tcBorders>
-            <w:shd w:fill="EEF3F8" w:val="clear"/>
+              <w:top w:val="single" w:color="D9D9D9" w:sz="1"/>
+              <w:left w:val="single" w:color="D9D9D9" w:sz="1"/>
+              <w:bottom w:val="single" w:color="D9D9D9" w:sz="1"/>
+              <w:right w:val="single" w:color="D9D9D9" w:sz="1"/>
+            </w:tcBorders>
+            <w:shd w:fill="F2EEF2" w:val="clear"/>
             <w:tcMar>
               <w:top w:type="dxa" w:w="80"/>
               <w:left w:type="dxa" w:w="120"/>
@@ -9909,12 +9909,12 @@
           <w:tcPr>
             <w:tcW w:type="dxa" w:w="8460"/>
             <w:tcBorders>
-              <w:top w:val="single" w:color="BFBFBF" w:sz="1"/>
-              <w:left w:val="single" w:color="BFBFBF" w:sz="1"/>
-              <w:bottom w:val="single" w:color="BFBFBF" w:sz="1"/>
-              <w:right w:val="single" w:color="BFBFBF" w:sz="1"/>
-            </w:tcBorders>
-            <w:shd w:fill="EEF3F8" w:val="clear"/>
+              <w:top w:val="single" w:color="D9D9D9" w:sz="1"/>
+              <w:left w:val="single" w:color="D9D9D9" w:sz="1"/>
+              <w:bottom w:val="single" w:color="D9D9D9" w:sz="1"/>
+              <w:right w:val="single" w:color="D9D9D9" w:sz="1"/>
+            </w:tcBorders>
+            <w:shd w:fill="F2EEF2" w:val="clear"/>
             <w:tcMar>
               <w:top w:type="dxa" w:w="80"/>
               <w:left w:type="dxa" w:w="120"/>
@@ -9971,12 +9971,12 @@
           <w:tcPr>
             <w:tcW w:type="dxa" w:w="3000"/>
             <w:tcBorders>
-              <w:top w:val="single" w:color="BFBFBF" w:sz="1"/>
-              <w:left w:val="single" w:color="BFBFBF" w:sz="1"/>
-              <w:bottom w:val="single" w:color="BFBFBF" w:sz="1"/>
-              <w:right w:val="single" w:color="BFBFBF" w:sz="1"/>
-            </w:tcBorders>
-            <w:shd w:fill="1F3864" w:val="clear"/>
+              <w:top w:val="single" w:color="D9D9D9" w:sz="1"/>
+              <w:left w:val="single" w:color="D9D9D9" w:sz="1"/>
+              <w:bottom w:val="single" w:color="D9D9D9" w:sz="1"/>
+              <w:right w:val="single" w:color="D9D9D9" w:sz="1"/>
+            </w:tcBorders>
+            <w:shd w:fill="5F2861" w:val="clear"/>
             <w:tcMar>
               <w:top w:type="dxa" w:w="80"/>
               <w:left w:type="dxa" w:w="120"/>
@@ -10002,12 +10002,12 @@
           <w:tcPr>
             <w:tcW w:type="dxa" w:w="2860"/>
             <w:tcBorders>
-              <w:top w:val="single" w:color="BFBFBF" w:sz="1"/>
-              <w:left w:val="single" w:color="BFBFBF" w:sz="1"/>
-              <w:bottom w:val="single" w:color="BFBFBF" w:sz="1"/>
-              <w:right w:val="single" w:color="BFBFBF" w:sz="1"/>
-            </w:tcBorders>
-            <w:shd w:fill="1F3864" w:val="clear"/>
+              <w:top w:val="single" w:color="D9D9D9" w:sz="1"/>
+              <w:left w:val="single" w:color="D9D9D9" w:sz="1"/>
+              <w:bottom w:val="single" w:color="D9D9D9" w:sz="1"/>
+              <w:right w:val="single" w:color="D9D9D9" w:sz="1"/>
+            </w:tcBorders>
+            <w:shd w:fill="5F2861" w:val="clear"/>
             <w:tcMar>
               <w:top w:type="dxa" w:w="80"/>
               <w:left w:type="dxa" w:w="120"/>
@@ -10033,12 +10033,12 @@
           <w:tcPr>
             <w:tcW w:type="dxa" w:w="3500"/>
             <w:tcBorders>
-              <w:top w:val="single" w:color="BFBFBF" w:sz="1"/>
-              <w:left w:val="single" w:color="BFBFBF" w:sz="1"/>
-              <w:bottom w:val="single" w:color="BFBFBF" w:sz="1"/>
-              <w:right w:val="single" w:color="BFBFBF" w:sz="1"/>
-            </w:tcBorders>
-            <w:shd w:fill="1F3864" w:val="clear"/>
+              <w:top w:val="single" w:color="D9D9D9" w:sz="1"/>
+              <w:left w:val="single" w:color="D9D9D9" w:sz="1"/>
+              <w:bottom w:val="single" w:color="D9D9D9" w:sz="1"/>
+              <w:right w:val="single" w:color="D9D9D9" w:sz="1"/>
+            </w:tcBorders>
+            <w:shd w:fill="5F2861" w:val="clear"/>
             <w:tcMar>
               <w:top w:type="dxa" w:w="80"/>
               <w:left w:type="dxa" w:w="120"/>
@@ -10066,12 +10066,12 @@
           <w:tcPr>
             <w:tcW w:type="dxa" w:w="3000"/>
             <w:tcBorders>
-              <w:top w:val="single" w:color="BFBFBF" w:sz="1"/>
-              <w:left w:val="single" w:color="BFBFBF" w:sz="1"/>
-              <w:bottom w:val="single" w:color="BFBFBF" w:sz="1"/>
-              <w:right w:val="single" w:color="BFBFBF" w:sz="1"/>
-            </w:tcBorders>
-            <w:shd w:fill="EEF3F8" w:val="clear"/>
+              <w:top w:val="single" w:color="D9D9D9" w:sz="1"/>
+              <w:left w:val="single" w:color="D9D9D9" w:sz="1"/>
+              <w:bottom w:val="single" w:color="D9D9D9" w:sz="1"/>
+              <w:right w:val="single" w:color="D9D9D9" w:sz="1"/>
+            </w:tcBorders>
+            <w:shd w:fill="F2EEF2" w:val="clear"/>
             <w:tcMar>
               <w:top w:type="dxa" w:w="80"/>
               <w:left w:type="dxa" w:w="120"/>
@@ -10097,12 +10097,12 @@
           <w:tcPr>
             <w:tcW w:type="dxa" w:w="2860"/>
             <w:tcBorders>
-              <w:top w:val="single" w:color="BFBFBF" w:sz="1"/>
-              <w:left w:val="single" w:color="BFBFBF" w:sz="1"/>
-              <w:bottom w:val="single" w:color="BFBFBF" w:sz="1"/>
-              <w:right w:val="single" w:color="BFBFBF" w:sz="1"/>
-            </w:tcBorders>
-            <w:shd w:fill="EEF3F8" w:val="clear"/>
+              <w:top w:val="single" w:color="D9D9D9" w:sz="1"/>
+              <w:left w:val="single" w:color="D9D9D9" w:sz="1"/>
+              <w:bottom w:val="single" w:color="D9D9D9" w:sz="1"/>
+              <w:right w:val="single" w:color="D9D9D9" w:sz="1"/>
+            </w:tcBorders>
+            <w:shd w:fill="F2EEF2" w:val="clear"/>
             <w:tcMar>
               <w:top w:type="dxa" w:w="80"/>
               <w:left w:type="dxa" w:w="120"/>
@@ -10128,12 +10128,12 @@
           <w:tcPr>
             <w:tcW w:type="dxa" w:w="3500"/>
             <w:tcBorders>
-              <w:top w:val="single" w:color="BFBFBF" w:sz="1"/>
-              <w:left w:val="single" w:color="BFBFBF" w:sz="1"/>
-              <w:bottom w:val="single" w:color="BFBFBF" w:sz="1"/>
-              <w:right w:val="single" w:color="BFBFBF" w:sz="1"/>
-            </w:tcBorders>
-            <w:shd w:fill="EEF3F8" w:val="clear"/>
+              <w:top w:val="single" w:color="D9D9D9" w:sz="1"/>
+              <w:left w:val="single" w:color="D9D9D9" w:sz="1"/>
+              <w:bottom w:val="single" w:color="D9D9D9" w:sz="1"/>
+              <w:right w:val="single" w:color="D9D9D9" w:sz="1"/>
+            </w:tcBorders>
+            <w:shd w:fill="F2EEF2" w:val="clear"/>
             <w:tcMar>
               <w:top w:type="dxa" w:w="80"/>
               <w:left w:type="dxa" w:w="120"/>
@@ -10161,10 +10161,10 @@
           <w:tcPr>
             <w:tcW w:type="dxa" w:w="3000"/>
             <w:tcBorders>
-              <w:top w:val="single" w:color="BFBFBF" w:sz="1"/>
-              <w:left w:val="single" w:color="BFBFBF" w:sz="1"/>
-              <w:bottom w:val="single" w:color="BFBFBF" w:sz="1"/>
-              <w:right w:val="single" w:color="BFBFBF" w:sz="1"/>
+              <w:top w:val="single" w:color="D9D9D9" w:sz="1"/>
+              <w:left w:val="single" w:color="D9D9D9" w:sz="1"/>
+              <w:bottom w:val="single" w:color="D9D9D9" w:sz="1"/>
+              <w:right w:val="single" w:color="D9D9D9" w:sz="1"/>
             </w:tcBorders>
             <w:shd w:fill="FFFFFF" w:val="clear"/>
             <w:tcMar>
@@ -10192,10 +10192,10 @@
           <w:tcPr>
             <w:tcW w:type="dxa" w:w="2860"/>
             <w:tcBorders>
-              <w:top w:val="single" w:color="BFBFBF" w:sz="1"/>
-              <w:left w:val="single" w:color="BFBFBF" w:sz="1"/>
-              <w:bottom w:val="single" w:color="BFBFBF" w:sz="1"/>
-              <w:right w:val="single" w:color="BFBFBF" w:sz="1"/>
+              <w:top w:val="single" w:color="D9D9D9" w:sz="1"/>
+              <w:left w:val="single" w:color="D9D9D9" w:sz="1"/>
+              <w:bottom w:val="single" w:color="D9D9D9" w:sz="1"/>
+              <w:right w:val="single" w:color="D9D9D9" w:sz="1"/>
             </w:tcBorders>
             <w:shd w:fill="FFFFFF" w:val="clear"/>
             <w:tcMar>
@@ -10223,10 +10223,10 @@
           <w:tcPr>
             <w:tcW w:type="dxa" w:w="3500"/>
             <w:tcBorders>
-              <w:top w:val="single" w:color="BFBFBF" w:sz="1"/>
-              <w:left w:val="single" w:color="BFBFBF" w:sz="1"/>
-              <w:bottom w:val="single" w:color="BFBFBF" w:sz="1"/>
-              <w:right w:val="single" w:color="BFBFBF" w:sz="1"/>
+              <w:top w:val="single" w:color="D9D9D9" w:sz="1"/>
+              <w:left w:val="single" w:color="D9D9D9" w:sz="1"/>
+              <w:bottom w:val="single" w:color="D9D9D9" w:sz="1"/>
+              <w:right w:val="single" w:color="D9D9D9" w:sz="1"/>
             </w:tcBorders>
             <w:shd w:fill="FFFFFF" w:val="clear"/>
             <w:tcMar>
@@ -10256,12 +10256,12 @@
           <w:tcPr>
             <w:tcW w:type="dxa" w:w="3000"/>
             <w:tcBorders>
-              <w:top w:val="single" w:color="BFBFBF" w:sz="1"/>
-              <w:left w:val="single" w:color="BFBFBF" w:sz="1"/>
-              <w:bottom w:val="single" w:color="BFBFBF" w:sz="1"/>
-              <w:right w:val="single" w:color="BFBFBF" w:sz="1"/>
-            </w:tcBorders>
-            <w:shd w:fill="EEF3F8" w:val="clear"/>
+              <w:top w:val="single" w:color="D9D9D9" w:sz="1"/>
+              <w:left w:val="single" w:color="D9D9D9" w:sz="1"/>
+              <w:bottom w:val="single" w:color="D9D9D9" w:sz="1"/>
+              <w:right w:val="single" w:color="D9D9D9" w:sz="1"/>
+            </w:tcBorders>
+            <w:shd w:fill="F2EEF2" w:val="clear"/>
             <w:tcMar>
               <w:top w:type="dxa" w:w="80"/>
               <w:left w:type="dxa" w:w="120"/>
@@ -10287,12 +10287,12 @@
           <w:tcPr>
             <w:tcW w:type="dxa" w:w="2860"/>
             <w:tcBorders>
-              <w:top w:val="single" w:color="BFBFBF" w:sz="1"/>
-              <w:left w:val="single" w:color="BFBFBF" w:sz="1"/>
-              <w:bottom w:val="single" w:color="BFBFBF" w:sz="1"/>
-              <w:right w:val="single" w:color="BFBFBF" w:sz="1"/>
-            </w:tcBorders>
-            <w:shd w:fill="EEF3F8" w:val="clear"/>
+              <w:top w:val="single" w:color="D9D9D9" w:sz="1"/>
+              <w:left w:val="single" w:color="D9D9D9" w:sz="1"/>
+              <w:bottom w:val="single" w:color="D9D9D9" w:sz="1"/>
+              <w:right w:val="single" w:color="D9D9D9" w:sz="1"/>
+            </w:tcBorders>
+            <w:shd w:fill="F2EEF2" w:val="clear"/>
             <w:tcMar>
               <w:top w:type="dxa" w:w="80"/>
               <w:left w:type="dxa" w:w="120"/>
@@ -10318,12 +10318,12 @@
           <w:tcPr>
             <w:tcW w:type="dxa" w:w="3500"/>
             <w:tcBorders>
-              <w:top w:val="single" w:color="BFBFBF" w:sz="1"/>
-              <w:left w:val="single" w:color="BFBFBF" w:sz="1"/>
-              <w:bottom w:val="single" w:color="BFBFBF" w:sz="1"/>
-              <w:right w:val="single" w:color="BFBFBF" w:sz="1"/>
-            </w:tcBorders>
-            <w:shd w:fill="EEF3F8" w:val="clear"/>
+              <w:top w:val="single" w:color="D9D9D9" w:sz="1"/>
+              <w:left w:val="single" w:color="D9D9D9" w:sz="1"/>
+              <w:bottom w:val="single" w:color="D9D9D9" w:sz="1"/>
+              <w:right w:val="single" w:color="D9D9D9" w:sz="1"/>
+            </w:tcBorders>
+            <w:shd w:fill="F2EEF2" w:val="clear"/>
             <w:tcMar>
               <w:top w:type="dxa" w:w="80"/>
               <w:left w:type="dxa" w:w="120"/>
@@ -10351,10 +10351,10 @@
           <w:tcPr>
             <w:tcW w:type="dxa" w:w="3000"/>
             <w:tcBorders>
-              <w:top w:val="single" w:color="BFBFBF" w:sz="1"/>
-              <w:left w:val="single" w:color="BFBFBF" w:sz="1"/>
-              <w:bottom w:val="single" w:color="BFBFBF" w:sz="1"/>
-              <w:right w:val="single" w:color="BFBFBF" w:sz="1"/>
+              <w:top w:val="single" w:color="D9D9D9" w:sz="1"/>
+              <w:left w:val="single" w:color="D9D9D9" w:sz="1"/>
+              <w:bottom w:val="single" w:color="D9D9D9" w:sz="1"/>
+              <w:right w:val="single" w:color="D9D9D9" w:sz="1"/>
             </w:tcBorders>
             <w:shd w:fill="FFFFFF" w:val="clear"/>
             <w:tcMar>
@@ -10382,10 +10382,10 @@
           <w:tcPr>
             <w:tcW w:type="dxa" w:w="2860"/>
             <w:tcBorders>
-              <w:top w:val="single" w:color="BFBFBF" w:sz="1"/>
-              <w:left w:val="single" w:color="BFBFBF" w:sz="1"/>
-              <w:bottom w:val="single" w:color="BFBFBF" w:sz="1"/>
-              <w:right w:val="single" w:color="BFBFBF" w:sz="1"/>
+              <w:top w:val="single" w:color="D9D9D9" w:sz="1"/>
+              <w:left w:val="single" w:color="D9D9D9" w:sz="1"/>
+              <w:bottom w:val="single" w:color="D9D9D9" w:sz="1"/>
+              <w:right w:val="single" w:color="D9D9D9" w:sz="1"/>
             </w:tcBorders>
             <w:shd w:fill="FFFFFF" w:val="clear"/>
             <w:tcMar>
@@ -10413,10 +10413,10 @@
           <w:tcPr>
             <w:tcW w:type="dxa" w:w="3500"/>
             <w:tcBorders>
-              <w:top w:val="single" w:color="BFBFBF" w:sz="1"/>
-              <w:left w:val="single" w:color="BFBFBF" w:sz="1"/>
-              <w:bottom w:val="single" w:color="BFBFBF" w:sz="1"/>
-              <w:right w:val="single" w:color="BFBFBF" w:sz="1"/>
+              <w:top w:val="single" w:color="D9D9D9" w:sz="1"/>
+              <w:left w:val="single" w:color="D9D9D9" w:sz="1"/>
+              <w:bottom w:val="single" w:color="D9D9D9" w:sz="1"/>
+              <w:right w:val="single" w:color="D9D9D9" w:sz="1"/>
             </w:tcBorders>
             <w:shd w:fill="FFFFFF" w:val="clear"/>
             <w:tcMar>
@@ -10446,12 +10446,12 @@
           <w:tcPr>
             <w:tcW w:type="dxa" w:w="3000"/>
             <w:tcBorders>
-              <w:top w:val="single" w:color="BFBFBF" w:sz="1"/>
-              <w:left w:val="single" w:color="BFBFBF" w:sz="1"/>
-              <w:bottom w:val="single" w:color="BFBFBF" w:sz="1"/>
-              <w:right w:val="single" w:color="BFBFBF" w:sz="1"/>
-            </w:tcBorders>
-            <w:shd w:fill="EEF3F8" w:val="clear"/>
+              <w:top w:val="single" w:color="D9D9D9" w:sz="1"/>
+              <w:left w:val="single" w:color="D9D9D9" w:sz="1"/>
+              <w:bottom w:val="single" w:color="D9D9D9" w:sz="1"/>
+              <w:right w:val="single" w:color="D9D9D9" w:sz="1"/>
+            </w:tcBorders>
+            <w:shd w:fill="F2EEF2" w:val="clear"/>
             <w:tcMar>
               <w:top w:type="dxa" w:w="80"/>
               <w:left w:type="dxa" w:w="120"/>
@@ -10477,12 +10477,12 @@
           <w:tcPr>
             <w:tcW w:type="dxa" w:w="2860"/>
             <w:tcBorders>
-              <w:top w:val="single" w:color="BFBFBF" w:sz="1"/>
-              <w:left w:val="single" w:color="BFBFBF" w:sz="1"/>
-              <w:bottom w:val="single" w:color="BFBFBF" w:sz="1"/>
-              <w:right w:val="single" w:color="BFBFBF" w:sz="1"/>
-            </w:tcBorders>
-            <w:shd w:fill="EEF3F8" w:val="clear"/>
+              <w:top w:val="single" w:color="D9D9D9" w:sz="1"/>
+              <w:left w:val="single" w:color="D9D9D9" w:sz="1"/>
+              <w:bottom w:val="single" w:color="D9D9D9" w:sz="1"/>
+              <w:right w:val="single" w:color="D9D9D9" w:sz="1"/>
+            </w:tcBorders>
+            <w:shd w:fill="F2EEF2" w:val="clear"/>
             <w:tcMar>
               <w:top w:type="dxa" w:w="80"/>
               <w:left w:type="dxa" w:w="120"/>
@@ -10508,12 +10508,12 @@
           <w:tcPr>
             <w:tcW w:type="dxa" w:w="3500"/>
             <w:tcBorders>
-              <w:top w:val="single" w:color="BFBFBF" w:sz="1"/>
-              <w:left w:val="single" w:color="BFBFBF" w:sz="1"/>
-              <w:bottom w:val="single" w:color="BFBFBF" w:sz="1"/>
-              <w:right w:val="single" w:color="BFBFBF" w:sz="1"/>
-            </w:tcBorders>
-            <w:shd w:fill="EEF3F8" w:val="clear"/>
+              <w:top w:val="single" w:color="D9D9D9" w:sz="1"/>
+              <w:left w:val="single" w:color="D9D9D9" w:sz="1"/>
+              <w:bottom w:val="single" w:color="D9D9D9" w:sz="1"/>
+              <w:right w:val="single" w:color="D9D9D9" w:sz="1"/>
+            </w:tcBorders>
+            <w:shd w:fill="F2EEF2" w:val="clear"/>
             <w:tcMar>
               <w:top w:type="dxa" w:w="80"/>
               <w:left w:type="dxa" w:w="120"/>
@@ -10541,10 +10541,10 @@
           <w:tcPr>
             <w:tcW w:type="dxa" w:w="3000"/>
             <w:tcBorders>
-              <w:top w:val="single" w:color="BFBFBF" w:sz="1"/>
-              <w:left w:val="single" w:color="BFBFBF" w:sz="1"/>
-              <w:bottom w:val="single" w:color="BFBFBF" w:sz="1"/>
-              <w:right w:val="single" w:color="BFBFBF" w:sz="1"/>
+              <w:top w:val="single" w:color="D9D9D9" w:sz="1"/>
+              <w:left w:val="single" w:color="D9D9D9" w:sz="1"/>
+              <w:bottom w:val="single" w:color="D9D9D9" w:sz="1"/>
+              <w:right w:val="single" w:color="D9D9D9" w:sz="1"/>
             </w:tcBorders>
             <w:shd w:fill="FFFFFF" w:val="clear"/>
             <w:tcMar>
@@ -10572,10 +10572,10 @@
           <w:tcPr>
             <w:tcW w:type="dxa" w:w="2860"/>
             <w:tcBorders>
-              <w:top w:val="single" w:color="BFBFBF" w:sz="1"/>
-              <w:left w:val="single" w:color="BFBFBF" w:sz="1"/>
-              <w:bottom w:val="single" w:color="BFBFBF" w:sz="1"/>
-              <w:right w:val="single" w:color="BFBFBF" w:sz="1"/>
+              <w:top w:val="single" w:color="D9D9D9" w:sz="1"/>
+              <w:left w:val="single" w:color="D9D9D9" w:sz="1"/>
+              <w:bottom w:val="single" w:color="D9D9D9" w:sz="1"/>
+              <w:right w:val="single" w:color="D9D9D9" w:sz="1"/>
             </w:tcBorders>
             <w:shd w:fill="FFFFFF" w:val="clear"/>
             <w:tcMar>
@@ -10603,10 +10603,10 @@
           <w:tcPr>
             <w:tcW w:type="dxa" w:w="3500"/>
             <w:tcBorders>
-              <w:top w:val="single" w:color="BFBFBF" w:sz="1"/>
-              <w:left w:val="single" w:color="BFBFBF" w:sz="1"/>
-              <w:bottom w:val="single" w:color="BFBFBF" w:sz="1"/>
-              <w:right w:val="single" w:color="BFBFBF" w:sz="1"/>
+              <w:top w:val="single" w:color="D9D9D9" w:sz="1"/>
+              <w:left w:val="single" w:color="D9D9D9" w:sz="1"/>
+              <w:bottom w:val="single" w:color="D9D9D9" w:sz="1"/>
+              <w:right w:val="single" w:color="D9D9D9" w:sz="1"/>
             </w:tcBorders>
             <w:shd w:fill="FFFFFF" w:val="clear"/>
             <w:tcMar>
@@ -10636,12 +10636,12 @@
           <w:tcPr>
             <w:tcW w:type="dxa" w:w="3000"/>
             <w:tcBorders>
-              <w:top w:val="single" w:color="BFBFBF" w:sz="1"/>
-              <w:left w:val="single" w:color="BFBFBF" w:sz="1"/>
-              <w:bottom w:val="single" w:color="BFBFBF" w:sz="1"/>
-              <w:right w:val="single" w:color="BFBFBF" w:sz="1"/>
-            </w:tcBorders>
-            <w:shd w:fill="EEF3F8" w:val="clear"/>
+              <w:top w:val="single" w:color="D9D9D9" w:sz="1"/>
+              <w:left w:val="single" w:color="D9D9D9" w:sz="1"/>
+              <w:bottom w:val="single" w:color="D9D9D9" w:sz="1"/>
+              <w:right w:val="single" w:color="D9D9D9" w:sz="1"/>
+            </w:tcBorders>
+            <w:shd w:fill="F2EEF2" w:val="clear"/>
             <w:tcMar>
               <w:top w:type="dxa" w:w="80"/>
               <w:left w:type="dxa" w:w="120"/>
@@ -10667,12 +10667,12 @@
           <w:tcPr>
             <w:tcW w:type="dxa" w:w="2860"/>
             <w:tcBorders>
-              <w:top w:val="single" w:color="BFBFBF" w:sz="1"/>
-              <w:left w:val="single" w:color="BFBFBF" w:sz="1"/>
-              <w:bottom w:val="single" w:color="BFBFBF" w:sz="1"/>
-              <w:right w:val="single" w:color="BFBFBF" w:sz="1"/>
-            </w:tcBorders>
-            <w:shd w:fill="EEF3F8" w:val="clear"/>
+              <w:top w:val="single" w:color="D9D9D9" w:sz="1"/>
+              <w:left w:val="single" w:color="D9D9D9" w:sz="1"/>
+              <w:bottom w:val="single" w:color="D9D9D9" w:sz="1"/>
+              <w:right w:val="single" w:color="D9D9D9" w:sz="1"/>
+            </w:tcBorders>
+            <w:shd w:fill="F2EEF2" w:val="clear"/>
             <w:tcMar>
               <w:top w:type="dxa" w:w="80"/>
               <w:left w:type="dxa" w:w="120"/>
@@ -10698,12 +10698,12 @@
           <w:tcPr>
             <w:tcW w:type="dxa" w:w="3500"/>
             <w:tcBorders>
-              <w:top w:val="single" w:color="BFBFBF" w:sz="1"/>
-              <w:left w:val="single" w:color="BFBFBF" w:sz="1"/>
-              <w:bottom w:val="single" w:color="BFBFBF" w:sz="1"/>
-              <w:right w:val="single" w:color="BFBFBF" w:sz="1"/>
-            </w:tcBorders>
-            <w:shd w:fill="EEF3F8" w:val="clear"/>
+              <w:top w:val="single" w:color="D9D9D9" w:sz="1"/>
+              <w:left w:val="single" w:color="D9D9D9" w:sz="1"/>
+              <w:bottom w:val="single" w:color="D9D9D9" w:sz="1"/>
+              <w:right w:val="single" w:color="D9D9D9" w:sz="1"/>
+            </w:tcBorders>
+            <w:shd w:fill="F2EEF2" w:val="clear"/>
             <w:tcMar>
               <w:top w:type="dxa" w:w="80"/>
               <w:left w:type="dxa" w:w="120"/>
@@ -10761,11 +10761,11 @@
             <w:tcW w:type="dxa" w:w="9360"/>
             <w:tcBorders>
               <w:top w:val="none"/>
-              <w:left w:val="single" w:color="2E75B6" w:sz="24"/>
+              <w:left w:val="single" w:color="5F2861" w:sz="24"/>
               <w:bottom w:val="none"/>
               <w:right w:val="none"/>
             </w:tcBorders>
-            <w:shd w:fill="F2F2F2" w:val="clear"/>
+            <w:shd w:fill="F0F0F0" w:val="clear"/>
             <w:tcMar>
               <w:top w:type="dxa" w:w="140"/>
               <w:left w:type="dxa" w:w="200"/>
@@ -10781,7 +10781,7 @@
               <w:rPr>
                 <w:b/>
                 <w:bCs/>
-                <w:color w:val="2E75B6"/>
+                <w:color w:val="7030A0"/>
                 <w:sz w:val="20"/>
                 <w:szCs w:val="20"/>
               </w:rPr>
@@ -10831,12 +10831,12 @@
           <w:tcPr>
             <w:tcW w:type="dxa" w:w="9360"/>
             <w:tcBorders>
-              <w:top w:val="single" w:color="D0D0D0" w:sz="1"/>
-              <w:left w:val="single" w:color="D0D0D0" w:sz="1"/>
-              <w:bottom w:val="single" w:color="D0D0D0" w:sz="1"/>
-              <w:right w:val="single" w:color="D0D0D0" w:sz="1"/>
-            </w:tcBorders>
-            <w:shd w:fill="F4F4F4" w:val="clear"/>
+              <w:top w:val="single" w:color="D9D9D9" w:sz="1"/>
+              <w:left w:val="single" w:color="D9D9D9" w:sz="1"/>
+              <w:bottom w:val="single" w:color="D9D9D9" w:sz="1"/>
+              <w:right w:val="single" w:color="D9D9D9" w:sz="1"/>
+            </w:tcBorders>
+            <w:shd w:fill="F0F0F0" w:val="clear"/>
             <w:tcMar>
               <w:top w:type="dxa" w:w="120"/>
               <w:left w:type="dxa" w:w="160"/>
@@ -11029,12 +11029,12 @@
           <w:tcPr>
             <w:tcW w:type="dxa" w:w="9360"/>
             <w:tcBorders>
-              <w:top w:val="single" w:color="D0D0D0" w:sz="1"/>
-              <w:left w:val="single" w:color="D0D0D0" w:sz="1"/>
-              <w:bottom w:val="single" w:color="D0D0D0" w:sz="1"/>
-              <w:right w:val="single" w:color="D0D0D0" w:sz="1"/>
-            </w:tcBorders>
-            <w:shd w:fill="F4F4F4" w:val="clear"/>
+              <w:top w:val="single" w:color="D9D9D9" w:sz="1"/>
+              <w:left w:val="single" w:color="D9D9D9" w:sz="1"/>
+              <w:bottom w:val="single" w:color="D9D9D9" w:sz="1"/>
+              <w:right w:val="single" w:color="D9D9D9" w:sz="1"/>
+            </w:tcBorders>
+            <w:shd w:fill="F0F0F0" w:val="clear"/>
             <w:tcMar>
               <w:top w:type="dxa" w:w="120"/>
               <w:left w:type="dxa" w:w="160"/>
@@ -11381,12 +11381,12 @@
           <w:tcPr>
             <w:tcW w:type="dxa" w:w="9360"/>
             <w:tcBorders>
-              <w:top w:val="single" w:color="D0D0D0" w:sz="1"/>
-              <w:left w:val="single" w:color="D0D0D0" w:sz="1"/>
-              <w:bottom w:val="single" w:color="D0D0D0" w:sz="1"/>
-              <w:right w:val="single" w:color="D0D0D0" w:sz="1"/>
-            </w:tcBorders>
-            <w:shd w:fill="F4F4F4" w:val="clear"/>
+              <w:top w:val="single" w:color="D9D9D9" w:sz="1"/>
+              <w:left w:val="single" w:color="D9D9D9" w:sz="1"/>
+              <w:bottom w:val="single" w:color="D9D9D9" w:sz="1"/>
+              <w:right w:val="single" w:color="D9D9D9" w:sz="1"/>
+            </w:tcBorders>
+            <w:shd w:fill="F0F0F0" w:val="clear"/>
             <w:tcMar>
               <w:top w:type="dxa" w:w="120"/>
               <w:left w:type="dxa" w:w="160"/>
@@ -11691,12 +11691,12 @@
           <w:tcPr>
             <w:tcW w:type="dxa" w:w="9360"/>
             <w:tcBorders>
-              <w:top w:val="single" w:color="D0D0D0" w:sz="1"/>
-              <w:left w:val="single" w:color="D0D0D0" w:sz="1"/>
-              <w:bottom w:val="single" w:color="D0D0D0" w:sz="1"/>
-              <w:right w:val="single" w:color="D0D0D0" w:sz="1"/>
-            </w:tcBorders>
-            <w:shd w:fill="F4F4F4" w:val="clear"/>
+              <w:top w:val="single" w:color="D9D9D9" w:sz="1"/>
+              <w:left w:val="single" w:color="D9D9D9" w:sz="1"/>
+              <w:bottom w:val="single" w:color="D9D9D9" w:sz="1"/>
+              <w:right w:val="single" w:color="D9D9D9" w:sz="1"/>
+            </w:tcBorders>
+            <w:shd w:fill="F0F0F0" w:val="clear"/>
             <w:tcMar>
               <w:top w:type="dxa" w:w="120"/>
               <w:left w:type="dxa" w:w="160"/>
@@ -11875,12 +11875,12 @@
           <w:tcPr>
             <w:tcW w:type="dxa" w:w="9360"/>
             <w:tcBorders>
-              <w:top w:val="single" w:color="D0D0D0" w:sz="1"/>
-              <w:left w:val="single" w:color="D0D0D0" w:sz="1"/>
-              <w:bottom w:val="single" w:color="D0D0D0" w:sz="1"/>
-              <w:right w:val="single" w:color="D0D0D0" w:sz="1"/>
-            </w:tcBorders>
-            <w:shd w:fill="F4F4F4" w:val="clear"/>
+              <w:top w:val="single" w:color="D9D9D9" w:sz="1"/>
+              <w:left w:val="single" w:color="D9D9D9" w:sz="1"/>
+              <w:bottom w:val="single" w:color="D9D9D9" w:sz="1"/>
+              <w:right w:val="single" w:color="D9D9D9" w:sz="1"/>
+            </w:tcBorders>
+            <w:shd w:fill="F0F0F0" w:val="clear"/>
             <w:tcMar>
               <w:top w:type="dxa" w:w="120"/>
               <w:left w:type="dxa" w:w="160"/>
@@ -12056,12 +12056,12 @@
           <w:tcPr>
             <w:tcW w:type="dxa" w:w="2200"/>
             <w:tcBorders>
-              <w:top w:val="single" w:color="BFBFBF" w:sz="1"/>
-              <w:left w:val="single" w:color="BFBFBF" w:sz="1"/>
-              <w:bottom w:val="single" w:color="BFBFBF" w:sz="1"/>
-              <w:right w:val="single" w:color="BFBFBF" w:sz="1"/>
-            </w:tcBorders>
-            <w:shd w:fill="1F3864" w:val="clear"/>
+              <w:top w:val="single" w:color="D9D9D9" w:sz="1"/>
+              <w:left w:val="single" w:color="D9D9D9" w:sz="1"/>
+              <w:bottom w:val="single" w:color="D9D9D9" w:sz="1"/>
+              <w:right w:val="single" w:color="D9D9D9" w:sz="1"/>
+            </w:tcBorders>
+            <w:shd w:fill="5F2861" w:val="clear"/>
             <w:tcMar>
               <w:top w:type="dxa" w:w="80"/>
               <w:left w:type="dxa" w:w="120"/>
@@ -12087,12 +12087,12 @@
           <w:tcPr>
             <w:tcW w:type="dxa" w:w="7160"/>
             <w:tcBorders>
-              <w:top w:val="single" w:color="BFBFBF" w:sz="1"/>
-              <w:left w:val="single" w:color="BFBFBF" w:sz="1"/>
-              <w:bottom w:val="single" w:color="BFBFBF" w:sz="1"/>
-              <w:right w:val="single" w:color="BFBFBF" w:sz="1"/>
-            </w:tcBorders>
-            <w:shd w:fill="1F3864" w:val="clear"/>
+              <w:top w:val="single" w:color="D9D9D9" w:sz="1"/>
+              <w:left w:val="single" w:color="D9D9D9" w:sz="1"/>
+              <w:bottom w:val="single" w:color="D9D9D9" w:sz="1"/>
+              <w:right w:val="single" w:color="D9D9D9" w:sz="1"/>
+            </w:tcBorders>
+            <w:shd w:fill="5F2861" w:val="clear"/>
             <w:tcMar>
               <w:top w:type="dxa" w:w="80"/>
               <w:left w:type="dxa" w:w="120"/>
@@ -12120,12 +12120,12 @@
           <w:tcPr>
             <w:tcW w:type="dxa" w:w="2200"/>
             <w:tcBorders>
-              <w:top w:val="single" w:color="BFBFBF" w:sz="1"/>
-              <w:left w:val="single" w:color="BFBFBF" w:sz="1"/>
-              <w:bottom w:val="single" w:color="BFBFBF" w:sz="1"/>
-              <w:right w:val="single" w:color="BFBFBF" w:sz="1"/>
-            </w:tcBorders>
-            <w:shd w:fill="EEF3F8" w:val="clear"/>
+              <w:top w:val="single" w:color="D9D9D9" w:sz="1"/>
+              <w:left w:val="single" w:color="D9D9D9" w:sz="1"/>
+              <w:bottom w:val="single" w:color="D9D9D9" w:sz="1"/>
+              <w:right w:val="single" w:color="D9D9D9" w:sz="1"/>
+            </w:tcBorders>
+            <w:shd w:fill="F2EEF2" w:val="clear"/>
             <w:tcMar>
               <w:top w:type="dxa" w:w="80"/>
               <w:left w:type="dxa" w:w="120"/>
@@ -12151,12 +12151,12 @@
           <w:tcPr>
             <w:tcW w:type="dxa" w:w="7160"/>
             <w:tcBorders>
-              <w:top w:val="single" w:color="BFBFBF" w:sz="1"/>
-              <w:left w:val="single" w:color="BFBFBF" w:sz="1"/>
-              <w:bottom w:val="single" w:color="BFBFBF" w:sz="1"/>
-              <w:right w:val="single" w:color="BFBFBF" w:sz="1"/>
-            </w:tcBorders>
-            <w:shd w:fill="EEF3F8" w:val="clear"/>
+              <w:top w:val="single" w:color="D9D9D9" w:sz="1"/>
+              <w:left w:val="single" w:color="D9D9D9" w:sz="1"/>
+              <w:bottom w:val="single" w:color="D9D9D9" w:sz="1"/>
+              <w:right w:val="single" w:color="D9D9D9" w:sz="1"/>
+            </w:tcBorders>
+            <w:shd w:fill="F2EEF2" w:val="clear"/>
             <w:tcMar>
               <w:top w:type="dxa" w:w="80"/>
               <w:left w:type="dxa" w:w="120"/>
@@ -12184,10 +12184,10 @@
           <w:tcPr>
             <w:tcW w:type="dxa" w:w="2200"/>
             <w:tcBorders>
-              <w:top w:val="single" w:color="BFBFBF" w:sz="1"/>
-              <w:left w:val="single" w:color="BFBFBF" w:sz="1"/>
-              <w:bottom w:val="single" w:color="BFBFBF" w:sz="1"/>
-              <w:right w:val="single" w:color="BFBFBF" w:sz="1"/>
+              <w:top w:val="single" w:color="D9D9D9" w:sz="1"/>
+              <w:left w:val="single" w:color="D9D9D9" w:sz="1"/>
+              <w:bottom w:val="single" w:color="D9D9D9" w:sz="1"/>
+              <w:right w:val="single" w:color="D9D9D9" w:sz="1"/>
             </w:tcBorders>
             <w:shd w:fill="FFFFFF" w:val="clear"/>
             <w:tcMar>
@@ -12215,10 +12215,10 @@
           <w:tcPr>
             <w:tcW w:type="dxa" w:w="7160"/>
             <w:tcBorders>
-              <w:top w:val="single" w:color="BFBFBF" w:sz="1"/>
-              <w:left w:val="single" w:color="BFBFBF" w:sz="1"/>
-              <w:bottom w:val="single" w:color="BFBFBF" w:sz="1"/>
-              <w:right w:val="single" w:color="BFBFBF" w:sz="1"/>
+              <w:top w:val="single" w:color="D9D9D9" w:sz="1"/>
+              <w:left w:val="single" w:color="D9D9D9" w:sz="1"/>
+              <w:bottom w:val="single" w:color="D9D9D9" w:sz="1"/>
+              <w:right w:val="single" w:color="D9D9D9" w:sz="1"/>
             </w:tcBorders>
             <w:shd w:fill="FFFFFF" w:val="clear"/>
             <w:tcMar>
@@ -12248,12 +12248,12 @@
           <w:tcPr>
             <w:tcW w:type="dxa" w:w="2200"/>
             <w:tcBorders>
-              <w:top w:val="single" w:color="BFBFBF" w:sz="1"/>
-              <w:left w:val="single" w:color="BFBFBF" w:sz="1"/>
-              <w:bottom w:val="single" w:color="BFBFBF" w:sz="1"/>
-              <w:right w:val="single" w:color="BFBFBF" w:sz="1"/>
-            </w:tcBorders>
-            <w:shd w:fill="EEF3F8" w:val="clear"/>
+              <w:top w:val="single" w:color="D9D9D9" w:sz="1"/>
+              <w:left w:val="single" w:color="D9D9D9" w:sz="1"/>
+              <w:bottom w:val="single" w:color="D9D9D9" w:sz="1"/>
+              <w:right w:val="single" w:color="D9D9D9" w:sz="1"/>
+            </w:tcBorders>
+            <w:shd w:fill="F2EEF2" w:val="clear"/>
             <w:tcMar>
               <w:top w:type="dxa" w:w="80"/>
               <w:left w:type="dxa" w:w="120"/>
@@ -12279,12 +12279,12 @@
           <w:tcPr>
             <w:tcW w:type="dxa" w:w="7160"/>
             <w:tcBorders>
-              <w:top w:val="single" w:color="BFBFBF" w:sz="1"/>
-              <w:left w:val="single" w:color="BFBFBF" w:sz="1"/>
-              <w:bottom w:val="single" w:color="BFBFBF" w:sz="1"/>
-              <w:right w:val="single" w:color="BFBFBF" w:sz="1"/>
-            </w:tcBorders>
-            <w:shd w:fill="EEF3F8" w:val="clear"/>
+              <w:top w:val="single" w:color="D9D9D9" w:sz="1"/>
+              <w:left w:val="single" w:color="D9D9D9" w:sz="1"/>
+              <w:bottom w:val="single" w:color="D9D9D9" w:sz="1"/>
+              <w:right w:val="single" w:color="D9D9D9" w:sz="1"/>
+            </w:tcBorders>
+            <w:shd w:fill="F2EEF2" w:val="clear"/>
             <w:tcMar>
               <w:top w:type="dxa" w:w="80"/>
               <w:left w:type="dxa" w:w="120"/>
@@ -12312,10 +12312,10 @@
           <w:tcPr>
             <w:tcW w:type="dxa" w:w="2200"/>
             <w:tcBorders>
-              <w:top w:val="single" w:color="BFBFBF" w:sz="1"/>
-              <w:left w:val="single" w:color="BFBFBF" w:sz="1"/>
-              <w:bottom w:val="single" w:color="BFBFBF" w:sz="1"/>
-              <w:right w:val="single" w:color="BFBFBF" w:sz="1"/>
+              <w:top w:val="single" w:color="D9D9D9" w:sz="1"/>
+              <w:left w:val="single" w:color="D9D9D9" w:sz="1"/>
+              <w:bottom w:val="single" w:color="D9D9D9" w:sz="1"/>
+              <w:right w:val="single" w:color="D9D9D9" w:sz="1"/>
             </w:tcBorders>
             <w:shd w:fill="FFFFFF" w:val="clear"/>
             <w:tcMar>
@@ -12343,10 +12343,10 @@
           <w:tcPr>
             <w:tcW w:type="dxa" w:w="7160"/>
             <w:tcBorders>
-              <w:top w:val="single" w:color="BFBFBF" w:sz="1"/>
-              <w:left w:val="single" w:color="BFBFBF" w:sz="1"/>
-              <w:bottom w:val="single" w:color="BFBFBF" w:sz="1"/>
-              <w:right w:val="single" w:color="BFBFBF" w:sz="1"/>
+              <w:top w:val="single" w:color="D9D9D9" w:sz="1"/>
+              <w:left w:val="single" w:color="D9D9D9" w:sz="1"/>
+              <w:bottom w:val="single" w:color="D9D9D9" w:sz="1"/>
+              <w:right w:val="single" w:color="D9D9D9" w:sz="1"/>
             </w:tcBorders>
             <w:shd w:fill="FFFFFF" w:val="clear"/>
             <w:tcMar>
@@ -12376,12 +12376,12 @@
           <w:tcPr>
             <w:tcW w:type="dxa" w:w="2200"/>
             <w:tcBorders>
-              <w:top w:val="single" w:color="BFBFBF" w:sz="1"/>
-              <w:left w:val="single" w:color="BFBFBF" w:sz="1"/>
-              <w:bottom w:val="single" w:color="BFBFBF" w:sz="1"/>
-              <w:right w:val="single" w:color="BFBFBF" w:sz="1"/>
-            </w:tcBorders>
-            <w:shd w:fill="EEF3F8" w:val="clear"/>
+              <w:top w:val="single" w:color="D9D9D9" w:sz="1"/>
+              <w:left w:val="single" w:color="D9D9D9" w:sz="1"/>
+              <w:bottom w:val="single" w:color="D9D9D9" w:sz="1"/>
+              <w:right w:val="single" w:color="D9D9D9" w:sz="1"/>
+            </w:tcBorders>
+            <w:shd w:fill="F2EEF2" w:val="clear"/>
             <w:tcMar>
               <w:top w:type="dxa" w:w="80"/>
               <w:left w:type="dxa" w:w="120"/>
@@ -12407,12 +12407,12 @@
           <w:tcPr>
             <w:tcW w:type="dxa" w:w="7160"/>
             <w:tcBorders>
-              <w:top w:val="single" w:color="BFBFBF" w:sz="1"/>
-              <w:left w:val="single" w:color="BFBFBF" w:sz="1"/>
-              <w:bottom w:val="single" w:color="BFBFBF" w:sz="1"/>
-              <w:right w:val="single" w:color="BFBFBF" w:sz="1"/>
-            </w:tcBorders>
-            <w:shd w:fill="EEF3F8" w:val="clear"/>
+              <w:top w:val="single" w:color="D9D9D9" w:sz="1"/>
+              <w:left w:val="single" w:color="D9D9D9" w:sz="1"/>
+              <w:bottom w:val="single" w:color="D9D9D9" w:sz="1"/>
+              <w:right w:val="single" w:color="D9D9D9" w:sz="1"/>
+            </w:tcBorders>
+            <w:shd w:fill="F2EEF2" w:val="clear"/>
             <w:tcMar>
               <w:top w:type="dxa" w:w="80"/>
               <w:left w:type="dxa" w:w="120"/>
@@ -12440,10 +12440,10 @@
           <w:tcPr>
             <w:tcW w:type="dxa" w:w="2200"/>
             <w:tcBorders>
-              <w:top w:val="single" w:color="BFBFBF" w:sz="1"/>
-              <w:left w:val="single" w:color="BFBFBF" w:sz="1"/>
-              <w:bottom w:val="single" w:color="BFBFBF" w:sz="1"/>
-              <w:right w:val="single" w:color="BFBFBF" w:sz="1"/>
+              <w:top w:val="single" w:color="D9D9D9" w:sz="1"/>
+              <w:left w:val="single" w:color="D9D9D9" w:sz="1"/>
+              <w:bottom w:val="single" w:color="D9D9D9" w:sz="1"/>
+              <w:right w:val="single" w:color="D9D9D9" w:sz="1"/>
             </w:tcBorders>
             <w:shd w:fill="FFFFFF" w:val="clear"/>
             <w:tcMar>
@@ -12471,10 +12471,10 @@
           <w:tcPr>
             <w:tcW w:type="dxa" w:w="7160"/>
             <w:tcBorders>
-              <w:top w:val="single" w:color="BFBFBF" w:sz="1"/>
-              <w:left w:val="single" w:color="BFBFBF" w:sz="1"/>
-              <w:bottom w:val="single" w:color="BFBFBF" w:sz="1"/>
-              <w:right w:val="single" w:color="BFBFBF" w:sz="1"/>
+              <w:top w:val="single" w:color="D9D9D9" w:sz="1"/>
+              <w:left w:val="single" w:color="D9D9D9" w:sz="1"/>
+              <w:bottom w:val="single" w:color="D9D9D9" w:sz="1"/>
+              <w:right w:val="single" w:color="D9D9D9" w:sz="1"/>
             </w:tcBorders>
             <w:shd w:fill="FFFFFF" w:val="clear"/>
             <w:tcMar>
@@ -12504,12 +12504,12 @@
           <w:tcPr>
             <w:tcW w:type="dxa" w:w="2200"/>
             <w:tcBorders>
-              <w:top w:val="single" w:color="BFBFBF" w:sz="1"/>
-              <w:left w:val="single" w:color="BFBFBF" w:sz="1"/>
-              <w:bottom w:val="single" w:color="BFBFBF" w:sz="1"/>
-              <w:right w:val="single" w:color="BFBFBF" w:sz="1"/>
-            </w:tcBorders>
-            <w:shd w:fill="EEF3F8" w:val="clear"/>
+              <w:top w:val="single" w:color="D9D9D9" w:sz="1"/>
+              <w:left w:val="single" w:color="D9D9D9" w:sz="1"/>
+              <w:bottom w:val="single" w:color="D9D9D9" w:sz="1"/>
+              <w:right w:val="single" w:color="D9D9D9" w:sz="1"/>
+            </w:tcBorders>
+            <w:shd w:fill="F2EEF2" w:val="clear"/>
             <w:tcMar>
               <w:top w:type="dxa" w:w="80"/>
               <w:left w:type="dxa" w:w="120"/>
@@ -12535,12 +12535,12 @@
           <w:tcPr>
             <w:tcW w:type="dxa" w:w="7160"/>
             <w:tcBorders>
-              <w:top w:val="single" w:color="BFBFBF" w:sz="1"/>
-              <w:left w:val="single" w:color="BFBFBF" w:sz="1"/>
-              <w:bottom w:val="single" w:color="BFBFBF" w:sz="1"/>
-              <w:right w:val="single" w:color="BFBFBF" w:sz="1"/>
-            </w:tcBorders>
-            <w:shd w:fill="EEF3F8" w:val="clear"/>
+              <w:top w:val="single" w:color="D9D9D9" w:sz="1"/>
+              <w:left w:val="single" w:color="D9D9D9" w:sz="1"/>
+              <w:bottom w:val="single" w:color="D9D9D9" w:sz="1"/>
+              <w:right w:val="single" w:color="D9D9D9" w:sz="1"/>
+            </w:tcBorders>
+            <w:shd w:fill="F2EEF2" w:val="clear"/>
             <w:tcMar>
               <w:top w:type="dxa" w:w="80"/>
               <w:left w:type="dxa" w:w="120"/>
@@ -12568,10 +12568,10 @@
           <w:tcPr>
             <w:tcW w:type="dxa" w:w="2200"/>
             <w:tcBorders>
-              <w:top w:val="single" w:color="BFBFBF" w:sz="1"/>
-              <w:left w:val="single" w:color="BFBFBF" w:sz="1"/>
-              <w:bottom w:val="single" w:color="BFBFBF" w:sz="1"/>
-              <w:right w:val="single" w:color="BFBFBF" w:sz="1"/>
+              <w:top w:val="single" w:color="D9D9D9" w:sz="1"/>
+              <w:left w:val="single" w:color="D9D9D9" w:sz="1"/>
+              <w:bottom w:val="single" w:color="D9D9D9" w:sz="1"/>
+              <w:right w:val="single" w:color="D9D9D9" w:sz="1"/>
             </w:tcBorders>
             <w:shd w:fill="FFFFFF" w:val="clear"/>
             <w:tcMar>
@@ -12599,10 +12599,10 @@
           <w:tcPr>
             <w:tcW w:type="dxa" w:w="7160"/>
             <w:tcBorders>
-              <w:top w:val="single" w:color="BFBFBF" w:sz="1"/>
-              <w:left w:val="single" w:color="BFBFBF" w:sz="1"/>
-              <w:bottom w:val="single" w:color="BFBFBF" w:sz="1"/>
-              <w:right w:val="single" w:color="BFBFBF" w:sz="1"/>
+              <w:top w:val="single" w:color="D9D9D9" w:sz="1"/>
+              <w:left w:val="single" w:color="D9D9D9" w:sz="1"/>
+              <w:bottom w:val="single" w:color="D9D9D9" w:sz="1"/>
+              <w:right w:val="single" w:color="D9D9D9" w:sz="1"/>
             </w:tcBorders>
             <w:shd w:fill="FFFFFF" w:val="clear"/>
             <w:tcMar>
@@ -12632,12 +12632,12 @@
           <w:tcPr>
             <w:tcW w:type="dxa" w:w="2200"/>
             <w:tcBorders>
-              <w:top w:val="single" w:color="BFBFBF" w:sz="1"/>
-              <w:left w:val="single" w:color="BFBFBF" w:sz="1"/>
-              <w:bottom w:val="single" w:color="BFBFBF" w:sz="1"/>
-              <w:right w:val="single" w:color="BFBFBF" w:sz="1"/>
-            </w:tcBorders>
-            <w:shd w:fill="EEF3F8" w:val="clear"/>
+              <w:top w:val="single" w:color="D9D9D9" w:sz="1"/>
+              <w:left w:val="single" w:color="D9D9D9" w:sz="1"/>
+              <w:bottom w:val="single" w:color="D9D9D9" w:sz="1"/>
+              <w:right w:val="single" w:color="D9D9D9" w:sz="1"/>
+            </w:tcBorders>
+            <w:shd w:fill="F2EEF2" w:val="clear"/>
             <w:tcMar>
               <w:top w:type="dxa" w:w="80"/>
               <w:left w:type="dxa" w:w="120"/>
@@ -12663,12 +12663,12 @@
           <w:tcPr>
             <w:tcW w:type="dxa" w:w="7160"/>
             <w:tcBorders>
-              <w:top w:val="single" w:color="BFBFBF" w:sz="1"/>
-              <w:left w:val="single" w:color="BFBFBF" w:sz="1"/>
-              <w:bottom w:val="single" w:color="BFBFBF" w:sz="1"/>
-              <w:right w:val="single" w:color="BFBFBF" w:sz="1"/>
-            </w:tcBorders>
-            <w:shd w:fill="EEF3F8" w:val="clear"/>
+              <w:top w:val="single" w:color="D9D9D9" w:sz="1"/>
+              <w:left w:val="single" w:color="D9D9D9" w:sz="1"/>
+              <w:bottom w:val="single" w:color="D9D9D9" w:sz="1"/>
+              <w:right w:val="single" w:color="D9D9D9" w:sz="1"/>
+            </w:tcBorders>
+            <w:shd w:fill="F2EEF2" w:val="clear"/>
             <w:tcMar>
               <w:top w:type="dxa" w:w="80"/>
               <w:left w:type="dxa" w:w="120"/>
@@ -12700,14 +12700,14 @@
     <w:p>
       <w:pPr>
         <w:pBdr>
-          <w:top w:val="single" w:color="2E75B6" w:sz="6" w:space="6"/>
+          <w:top w:val="single" w:color="5F2861" w:sz="6" w:space="6"/>
         </w:pBdr>
       </w:pPr>
       <w:r>
         <w:rPr>
           <w:i/>
           <w:iCs/>
-          <w:color w:val="595959"/>
+          <w:color w:val="404040"/>
           <w:sz w:val="18"/>
           <w:szCs w:val="18"/>
         </w:rPr>
@@ -12772,7 +12772,7 @@
   <w:p>
     <w:pPr>
       <w:pBdr>
-        <w:top w:val="single" w:color="BFBFBF" w:sz="4" w:space="4"/>
+        <w:top w:val="single" w:color="D9D9D9" w:sz="4" w:space="4"/>
       </w:pBdr>
       <w:tabs>
         <w:tab w:val="right" w:pos="9360"/>
@@ -12780,7 +12780,7 @@
     </w:pPr>
     <w:r>
       <w:rPr>
-        <w:color w:val="595959"/>
+        <w:color w:val="404040"/>
         <w:sz w:val="16"/>
         <w:szCs w:val="16"/>
       </w:rPr>
@@ -12788,7 +12788,7 @@
     </w:r>
     <w:r>
       <w:rPr>
-        <w:color w:val="595959"/>
+        <w:color w:val="404040"/>
         <w:sz w:val="16"/>
         <w:szCs w:val="16"/>
       </w:rPr>
@@ -12796,7 +12796,7 @@
     </w:r>
     <w:r>
       <w:rPr>
-        <w:color w:val="595959"/>
+        <w:color w:val="404040"/>
         <w:sz w:val="16"/>
         <w:szCs w:val="16"/>
       </w:rPr>
@@ -12807,7 +12807,7 @@
     </w:r>
     <w:r>
       <w:rPr>
-        <w:color w:val="595959"/>
+        <w:color w:val="404040"/>
         <w:sz w:val="16"/>
         <w:szCs w:val="16"/>
       </w:rPr>
@@ -12815,7 +12815,7 @@
     </w:r>
     <w:r>
       <w:rPr>
-        <w:color w:val="595959"/>
+        <w:color w:val="404040"/>
         <w:sz w:val="16"/>
         <w:szCs w:val="16"/>
       </w:rPr>
@@ -12870,7 +12870,7 @@
   <w:p>
     <w:pPr>
       <w:pBdr>
-        <w:bottom w:val="single" w:color="BFBFBF" w:sz="4" w:space="4"/>
+        <w:bottom w:val="single" w:color="D9D9D9" w:sz="4" w:space="4"/>
       </w:pBdr>
       <w:tabs>
         <w:tab w:val="right" w:pos="9360"/>
@@ -12878,7 +12878,7 @@
     </w:pPr>
     <w:r>
       <w:rPr>
-        <w:color w:val="595959"/>
+        <w:color w:val="404040"/>
         <w:sz w:val="16"/>
         <w:szCs w:val="16"/>
       </w:rPr>
@@ -12886,7 +12886,7 @@
     </w:r>
     <w:r>
       <w:rPr>
-        <w:color w:val="595959"/>
+        <w:color w:val="404040"/>
         <w:sz w:val="16"/>
         <w:szCs w:val="16"/>
       </w:rPr>
@@ -13065,7 +13065,7 @@
     <w:next w:val="Normal"/>
     <w:qFormat/>
     <w:rPr>
-      <w:color w:val="2E74B5"/>
+      <w:color w:val="7030A0"/>
       <w:sz w:val="32"/>
       <w:szCs w:val="32"/>
     </w:rPr>
@@ -13076,7 +13076,7 @@
     <w:next w:val="Normal"/>
     <w:qFormat/>
     <w:rPr>
-      <w:color w:val="2E74B5"/>
+      <w:color w:val="7030A0"/>
       <w:sz w:val="26"/>
       <w:szCs w:val="26"/>
     </w:rPr>
@@ -13087,7 +13087,7 @@
     <w:next w:val="Normal"/>
     <w:qFormat/>
     <w:rPr>
-      <w:color w:val="1F4D78"/>
+      <w:color w:val="7030A0"/>
       <w:sz w:val="24"/>
       <w:szCs w:val="24"/>
     </w:rPr>
@@ -13100,7 +13100,7 @@
     <w:rPr>
       <w:i/>
       <w:iCs/>
-      <w:color w:val="2E74B5"/>
+      <w:color w:val="7030A0"/>
     </w:rPr>
   </w:style>
   <w:style w:type="paragraph" w:styleId="Heading5">
@@ -13109,7 +13109,7 @@
     <w:next w:val="Normal"/>
     <w:qFormat/>
     <w:rPr>
-      <w:color w:val="2E74B5"/>
+      <w:color w:val="7030A0"/>
     </w:rPr>
   </w:style>
   <w:style w:type="paragraph" w:styleId="Heading6">
@@ -13118,7 +13118,7 @@
     <w:next w:val="Normal"/>
     <w:qFormat/>
     <w:rPr>
-      <w:color w:val="1F4D78"/>
+      <w:color w:val="7030A0"/>
     </w:rPr>
   </w:style>
   <w:style w:type="paragraph" w:styleId="Strong">
@@ -13227,7 +13227,7 @@
     <w:qFormat/>
     <w:pPr>
       <w:pBdr>
-        <w:bottom w:val="single" w:color="2E75B6" w:sz="6" w:space="4"/>
+        <w:bottom w:val="single" w:color="5F2861" w:sz="6" w:space="4"/>
       </w:pBdr>
       <w:spacing w:after="140" w:before="280"/>
       <w:outlineLvl w:val="0"/>
@@ -13236,7 +13236,7 @@
       <w:rFonts w:ascii="Arial" w:cs="Arial" w:eastAsia="Arial" w:hAnsi="Arial"/>
       <w:b/>
       <w:bCs/>
-      <w:color w:val="1F3864"/>
+      <w:color w:val="7030A0"/>
       <w:sz w:val="30"/>
       <w:szCs w:val="30"/>
     </w:rPr>
@@ -13254,7 +13254,7 @@
       <w:rFonts w:ascii="Arial" w:cs="Arial" w:eastAsia="Arial" w:hAnsi="Arial"/>
       <w:b/>
       <w:bCs/>
-      <w:color w:val="2E75B6"/>
+      <w:color w:val="7030A0"/>
       <w:sz w:val="25"/>
       <w:szCs w:val="25"/>
     </w:rPr>
@@ -13272,7 +13272,7 @@
       <w:rFonts w:ascii="Arial" w:cs="Arial" w:eastAsia="Arial" w:hAnsi="Arial"/>
       <w:b/>
       <w:bCs/>
-      <w:color w:val="333333"/>
+      <w:color w:val="404040"/>
       <w:sz w:val="22"/>
       <w:szCs w:val="22"/>
     </w:rPr>
